--- a/DOCUMENTACION/1.1.2 Documento de registro de definición e identificación del proyecto (1).docx
+++ b/DOCUMENTACION/1.1.2 Documento de registro de definición e identificación del proyecto (1).docx
@@ -4,9 +4,6 @@
   <w:body>
     <w:p>
       <w:pPr>
-        <w:keepNext w:val="0"/>
-        <w:keepLines w:val="0"/>
-        <w:pageBreakBefore w:val="0"/>
         <w:widowControl w:val="0"/>
         <w:pBdr>
           <w:top w:space="0" w:sz="0" w:val="nil"/>
@@ -15,24 +12,12 @@
           <w:right w:space="0" w:sz="0" w:val="nil"/>
           <w:between w:space="0" w:sz="0" w:val="nil"/>
         </w:pBdr>
-        <w:shd w:fill="auto" w:val="clear"/>
-        <w:spacing w:after="0" w:before="0" w:line="276" w:lineRule="auto"/>
-        <w:ind w:left="0" w:right="0" w:firstLine="0"/>
-        <w:jc w:val="left"/>
+        <w:spacing w:line="276" w:lineRule="auto"/>
         <w:rPr>
           <w:rFonts w:ascii="Arial" w:cs="Arial" w:eastAsia="Arial" w:hAnsi="Arial"/>
-          <w:b w:val="0"/>
-          <w:bCs w:val="0"/>
-          <w:i w:val="0"/>
-          <w:iCs w:val="0"/>
-          <w:smallCaps w:val="0"/>
-          <w:strike w:val="0"/>
           <w:color w:val="000000"/>
           <w:sz w:val="22"/>
           <w:szCs w:val="22"/>
-          <w:u w:val="none"/>
-          <w:shd w:fill="auto" w:val="clear"/>
-          <w:vertAlign w:val="baseline"/>
         </w:rPr>
       </w:pPr>
       <w:r>
@@ -90,7 +75,6 @@
           <w:p>
             <w:pPr>
               <w:pStyle w:val="Heading2"/>
-              <w:spacing w:after="0" w:before="0" w:lineRule="auto"/>
               <w:rPr>
                 <w:rFonts w:ascii="Arial Black" w:cs="Arial Black" w:eastAsia="Arial Black" w:hAnsi="Arial Black"/>
                 <w:color w:val="ffc000"/>
@@ -143,7 +127,7 @@
           <w:p>
             <w:pPr>
               <w:pStyle w:val="Heading2"/>
-              <w:spacing w:after="0" w:before="0" w:line="259" w:lineRule="auto"/>
+              <w:spacing w:line="259" w:lineRule="auto"/>
               <w:rPr/>
             </w:pPr>
             <w:r>
@@ -165,7 +149,6 @@
           <w:p>
             <w:pPr>
               <w:pStyle w:val="Heading2"/>
-              <w:spacing w:after="0" w:before="0" w:lineRule="auto"/>
               <w:rPr>
                 <w:rFonts w:ascii="Calibri" w:cs="Calibri" w:eastAsia="Calibri" w:hAnsi="Calibri"/>
                 <w:color w:val="595959"/>
@@ -199,7 +182,6 @@
           <w:p>
             <w:pPr>
               <w:pStyle w:val="Heading2"/>
-              <w:spacing w:after="0" w:before="0" w:lineRule="auto"/>
               <w:jc w:val="center"/>
               <w:rPr>
                 <w:rFonts w:ascii="Arial" w:cs="Arial" w:eastAsia="Arial" w:hAnsi="Arial"/>
@@ -221,7 +203,6 @@
           <w:p>
             <w:pPr>
               <w:pStyle w:val="Heading2"/>
-              <w:spacing w:after="0" w:before="0" w:lineRule="auto"/>
               <w:jc w:val="center"/>
               <w:rPr>
                 <w:rFonts w:ascii="Arial" w:cs="Arial" w:eastAsia="Arial" w:hAnsi="Arial"/>
@@ -248,7 +229,6 @@
           <w:p>
             <w:pPr>
               <w:pStyle w:val="Heading2"/>
-              <w:spacing w:after="0" w:before="0" w:lineRule="auto"/>
               <w:jc w:val="center"/>
               <w:rPr>
                 <w:rFonts w:ascii="Arial" w:cs="Arial" w:eastAsia="Arial" w:hAnsi="Arial"/>
@@ -279,7 +259,6 @@
           <w:p>
             <w:pPr>
               <w:pStyle w:val="Heading2"/>
-              <w:spacing w:after="0" w:before="0" w:lineRule="auto"/>
               <w:jc w:val="center"/>
               <w:rPr>
                 <w:rFonts w:ascii="Arial" w:cs="Arial" w:eastAsia="Arial" w:hAnsi="Arial"/>
@@ -299,7 +278,6 @@
           <w:p>
             <w:pPr>
               <w:pStyle w:val="Heading2"/>
-              <w:spacing w:after="0" w:before="0" w:lineRule="auto"/>
               <w:jc w:val="center"/>
               <w:rPr>
                 <w:rFonts w:ascii="Arial" w:cs="Arial" w:eastAsia="Arial" w:hAnsi="Arial"/>
@@ -326,7 +304,6 @@
           <w:p>
             <w:pPr>
               <w:pStyle w:val="Heading2"/>
-              <w:spacing w:after="0" w:before="0" w:lineRule="auto"/>
               <w:jc w:val="center"/>
               <w:rPr>
                 <w:rFonts w:ascii="Arial" w:cs="Arial" w:eastAsia="Arial" w:hAnsi="Arial"/>
@@ -357,7 +334,6 @@
           <w:p>
             <w:pPr>
               <w:pStyle w:val="Heading2"/>
-              <w:spacing w:after="0" w:before="0" w:lineRule="auto"/>
               <w:jc w:val="center"/>
               <w:rPr>
                 <w:rFonts w:ascii="Arial" w:cs="Arial" w:eastAsia="Arial" w:hAnsi="Arial"/>
@@ -377,7 +353,6 @@
           <w:p>
             <w:pPr>
               <w:pStyle w:val="Heading2"/>
-              <w:spacing w:after="0" w:before="0" w:lineRule="auto"/>
               <w:jc w:val="center"/>
               <w:rPr>
                 <w:rFonts w:ascii="Arial" w:cs="Arial" w:eastAsia="Arial" w:hAnsi="Arial"/>
@@ -404,7 +379,6 @@
           <w:p>
             <w:pPr>
               <w:pStyle w:val="Heading2"/>
-              <w:spacing w:after="0" w:before="0" w:lineRule="auto"/>
               <w:jc w:val="center"/>
               <w:rPr>
                 <w:rFonts w:ascii="Arial" w:cs="Arial" w:eastAsia="Arial" w:hAnsi="Arial"/>
@@ -443,7 +417,7 @@
           <w:p>
             <w:pPr>
               <w:pStyle w:val="Heading2"/>
-              <w:spacing w:after="0" w:before="0" w:line="259" w:lineRule="auto"/>
+              <w:spacing w:line="259" w:lineRule="auto"/>
               <w:jc w:val="center"/>
               <w:rPr/>
             </w:pPr>
@@ -481,7 +455,6 @@
           <w:p>
             <w:pPr>
               <w:pStyle w:val="Heading2"/>
-              <w:spacing w:after="0" w:before="0" w:lineRule="auto"/>
               <w:jc w:val="center"/>
               <w:rPr>
                 <w:rFonts w:ascii="Arial" w:cs="Arial" w:eastAsia="Arial" w:hAnsi="Arial"/>
@@ -559,7 +532,6 @@
           <w:p>
             <w:pPr>
               <w:pStyle w:val="Heading2"/>
-              <w:spacing w:after="0" w:before="0" w:lineRule="auto"/>
               <w:jc w:val="center"/>
               <w:rPr>
                 <w:rFonts w:ascii="Arial" w:cs="Arial" w:eastAsia="Arial" w:hAnsi="Arial"/>
@@ -597,7 +569,6 @@
           <w:p>
             <w:pPr>
               <w:pStyle w:val="Heading2"/>
-              <w:spacing w:after="0" w:before="0" w:lineRule="auto"/>
               <w:jc w:val="center"/>
               <w:rPr>
                 <w:rFonts w:ascii="Arial" w:cs="Arial" w:eastAsia="Arial" w:hAnsi="Arial"/>
@@ -635,7 +606,6 @@
           <w:p>
             <w:pPr>
               <w:pStyle w:val="Heading2"/>
-              <w:spacing w:after="0" w:before="0" w:lineRule="auto"/>
               <w:jc w:val="center"/>
               <w:rPr>
                 <w:rFonts w:ascii="Arial" w:cs="Arial" w:eastAsia="Arial" w:hAnsi="Arial"/>
@@ -681,7 +651,6 @@
           <w:p>
             <w:pPr>
               <w:pStyle w:val="Heading2"/>
-              <w:spacing w:after="0" w:before="0" w:lineRule="auto"/>
               <w:jc w:val="center"/>
               <w:rPr>
                 <w:rFonts w:ascii="Arial" w:cs="Arial" w:eastAsia="Arial" w:hAnsi="Arial"/>
@@ -718,7 +687,6 @@
           <w:p>
             <w:pPr>
               <w:pStyle w:val="Heading2"/>
-              <w:spacing w:after="0" w:before="0" w:lineRule="auto"/>
               <w:rPr>
                 <w:rFonts w:ascii="Arial" w:cs="Arial" w:eastAsia="Arial" w:hAnsi="Arial"/>
                 <w:b w:val="0"/>
@@ -754,7 +722,6 @@
           <w:p>
             <w:pPr>
               <w:pStyle w:val="Heading2"/>
-              <w:spacing w:after="0" w:before="0" w:lineRule="auto"/>
               <w:jc w:val="center"/>
               <w:rPr>
                 <w:rFonts w:ascii="Arial" w:cs="Arial" w:eastAsia="Arial" w:hAnsi="Arial"/>
@@ -862,7 +829,7 @@
                 <wp:anchor allowOverlap="1" behindDoc="0" distB="0" distT="0" distL="114300" distR="114300" hidden="0" layoutInCell="1" locked="0" relativeHeight="0" simplePos="0">
                   <wp:simplePos x="0" y="0"/>
                   <wp:positionH relativeFrom="column">
-                    <wp:posOffset>-113663</wp:posOffset>
+                    <wp:posOffset>-113662</wp:posOffset>
                   </wp:positionH>
                   <wp:positionV relativeFrom="paragraph">
                     <wp:posOffset>102235</wp:posOffset>
@@ -870,12 +837,12 @@
                   <wp:extent cx="502920" cy="502920"/>
                   <wp:effectExtent b="0" l="0" r="0" t="0"/>
                   <wp:wrapNone/>
-                  <wp:docPr descr="Código QR con relleno sólido" id="9" name="image5.png"/>
+                  <wp:docPr descr="Código QR con relleno sólido" id="17" name="image2.png"/>
                   <a:graphic>
                     <a:graphicData uri="http://schemas.openxmlformats.org/drawingml/2006/picture">
                       <pic:pic>
                         <pic:nvPicPr>
-                          <pic:cNvPr descr="Código QR con relleno sólido" id="0" name="image5.png"/>
+                          <pic:cNvPr descr="Código QR con relleno sólido" id="0" name="image2.png"/>
                           <pic:cNvPicPr preferRelativeResize="0"/>
                         </pic:nvPicPr>
                         <pic:blipFill>
@@ -930,7 +897,6 @@
     <w:p>
       <w:pPr>
         <w:pStyle w:val="Heading2"/>
-        <w:spacing w:after="0" w:before="0" w:lineRule="auto"/>
         <w:jc w:val="both"/>
         <w:rPr>
           <w:rFonts w:ascii="Calibri" w:cs="Calibri" w:eastAsia="Calibri" w:hAnsi="Calibri"/>
@@ -947,20 +913,20 @@
       </w:r>
       <w:r>
         <mc:AlternateContent>
-          <mc:Choice Requires="wps">
+          <mc:Choice Requires="wpg">
             <w:drawing>
               <wp:anchor allowOverlap="1" behindDoc="0" distB="4294967295" distT="4294967295" distL="114300" distR="114300" hidden="0" layoutInCell="1" locked="0" relativeHeight="0" simplePos="0">
                 <wp:simplePos x="0" y="0"/>
                 <wp:positionH relativeFrom="column">
-                  <wp:posOffset>8892</wp:posOffset>
+                  <wp:posOffset>4131</wp:posOffset>
                 </wp:positionH>
                 <wp:positionV relativeFrom="paragraph">
-                  <wp:posOffset>73026</wp:posOffset>
+                  <wp:posOffset>68265</wp:posOffset>
                 </wp:positionV>
-                <wp:extent cx="12700" cy="12700"/>
+                <wp:extent cx="22225" cy="22225"/>
                 <wp:effectExtent b="0" l="0" r="0" t="0"/>
                 <wp:wrapNone/>
-                <wp:docPr id="2" name=""/>
+                <wp:docPr id="1" name=""/>
                 <a:graphic>
                   <a:graphicData uri="http://schemas.microsoft.com/office/word/2010/wordprocessingShape">
                     <wps:wsp>
@@ -979,7 +945,7 @@
                             <a:srgbClr val="B3C6E7"/>
                           </a:solidFill>
                           <a:prstDash val="solid"/>
-                          <a:miter lim="8000"/>
+                          <a:miter lim="80"/>
                           <a:headEnd len="sm" w="sm" type="none"/>
                           <a:tailEnd len="sm" w="sm" type="none"/>
                         </a:ln>
@@ -998,20 +964,20 @@
               <wp:anchor allowOverlap="1" behindDoc="0" distB="4294967295" distT="4294967295" distL="114300" distR="114300" hidden="0" layoutInCell="1" locked="0" relativeHeight="0" simplePos="0">
                 <wp:simplePos x="0" y="0"/>
                 <wp:positionH relativeFrom="column">
-                  <wp:posOffset>8892</wp:posOffset>
+                  <wp:posOffset>4131</wp:posOffset>
                 </wp:positionH>
                 <wp:positionV relativeFrom="paragraph">
-                  <wp:posOffset>73026</wp:posOffset>
+                  <wp:posOffset>68265</wp:posOffset>
                 </wp:positionV>
-                <wp:extent cx="12700" cy="12700"/>
+                <wp:extent cx="22225" cy="22225"/>
                 <wp:effectExtent b="0" l="0" r="0" t="0"/>
                 <wp:wrapNone/>
-                <wp:docPr id="2" name="image7.png"/>
+                <wp:docPr id="1" name="image9.png"/>
                 <a:graphic>
                   <a:graphicData uri="http://schemas.openxmlformats.org/drawingml/2006/picture">
                     <pic:pic>
                       <pic:nvPicPr>
-                        <pic:cNvPr id="0" name="image7.png"/>
+                        <pic:cNvPr id="0" name="image9.png"/>
                         <pic:cNvPicPr preferRelativeResize="0"/>
                       </pic:nvPicPr>
                       <pic:blipFill>
@@ -1024,7 +990,7 @@
                       <pic:spPr>
                         <a:xfrm>
                           <a:off x="0" y="0"/>
-                          <a:ext cx="12700" cy="12700"/>
+                          <a:ext cx="22225" cy="22225"/>
                         </a:xfrm>
                         <a:prstGeom prst="rect"/>
                         <a:ln/>
@@ -1041,7 +1007,6 @@
     <w:p>
       <w:pPr>
         <w:pStyle w:val="Heading2"/>
-        <w:spacing w:after="0" w:before="0" w:lineRule="auto"/>
         <w:jc w:val="both"/>
         <w:rPr>
           <w:rFonts w:ascii="Arial" w:cs="Arial" w:eastAsia="Arial" w:hAnsi="Arial"/>
@@ -1155,12 +1120,12 @@
                 <wp:inline distB="0" distT="0" distL="0" distR="0">
                   <wp:extent cx="503555" cy="503555"/>
                   <wp:effectExtent b="0" l="0" r="0" t="0"/>
-                  <wp:docPr descr="Lista con relleno sólido" id="6" name="image3.png"/>
+                  <wp:docPr descr="Lista con relleno sólido" id="19" name="image5.png"/>
                   <a:graphic>
                     <a:graphicData uri="http://schemas.openxmlformats.org/drawingml/2006/picture">
                       <pic:pic>
                         <pic:nvPicPr>
-                          <pic:cNvPr descr="Lista con relleno sólido" id="0" name="image3.png"/>
+                          <pic:cNvPr descr="Lista con relleno sólido" id="0" name="image5.png"/>
                           <pic:cNvPicPr preferRelativeResize="0"/>
                         </pic:nvPicPr>
                         <pic:blipFill>
@@ -1220,20 +1185,20 @@
       </w:r>
       <w:r>
         <mc:AlternateContent>
-          <mc:Choice Requires="wps">
+          <mc:Choice Requires="wpg">
             <w:drawing>
               <wp:anchor allowOverlap="1" behindDoc="0" distB="4294967295" distT="4294967295" distL="114300" distR="114300" hidden="0" layoutInCell="1" locked="0" relativeHeight="0" simplePos="0">
                 <wp:simplePos x="0" y="0"/>
                 <wp:positionH relativeFrom="column">
-                  <wp:posOffset>-6348</wp:posOffset>
+                  <wp:posOffset>-11109</wp:posOffset>
                 </wp:positionH>
                 <wp:positionV relativeFrom="paragraph">
-                  <wp:posOffset>-6984</wp:posOffset>
+                  <wp:posOffset>-11745</wp:posOffset>
                 </wp:positionV>
-                <wp:extent cx="12700" cy="12700"/>
+                <wp:extent cx="22225" cy="22225"/>
                 <wp:effectExtent b="0" l="0" r="0" t="0"/>
                 <wp:wrapNone/>
-                <wp:docPr id="1" name=""/>
+                <wp:docPr id="2" name=""/>
                 <a:graphic>
                   <a:graphicData uri="http://schemas.microsoft.com/office/word/2010/wordprocessingShape">
                     <wps:wsp>
@@ -1252,7 +1217,7 @@
                             <a:srgbClr val="B3C6E7"/>
                           </a:solidFill>
                           <a:prstDash val="solid"/>
-                          <a:miter lim="8000"/>
+                          <a:miter lim="80"/>
                           <a:headEnd len="sm" w="sm" type="none"/>
                           <a:tailEnd len="sm" w="sm" type="none"/>
                         </a:ln>
@@ -1271,20 +1236,20 @@
               <wp:anchor allowOverlap="1" behindDoc="0" distB="4294967295" distT="4294967295" distL="114300" distR="114300" hidden="0" layoutInCell="1" locked="0" relativeHeight="0" simplePos="0">
                 <wp:simplePos x="0" y="0"/>
                 <wp:positionH relativeFrom="column">
-                  <wp:posOffset>-6348</wp:posOffset>
+                  <wp:posOffset>-11109</wp:posOffset>
                 </wp:positionH>
                 <wp:positionV relativeFrom="paragraph">
-                  <wp:posOffset>-6984</wp:posOffset>
+                  <wp:posOffset>-11745</wp:posOffset>
                 </wp:positionV>
-                <wp:extent cx="12700" cy="12700"/>
+                <wp:extent cx="22225" cy="22225"/>
                 <wp:effectExtent b="0" l="0" r="0" t="0"/>
                 <wp:wrapNone/>
-                <wp:docPr id="1" name="image6.png"/>
+                <wp:docPr id="2" name="image10.png"/>
                 <a:graphic>
                   <a:graphicData uri="http://schemas.openxmlformats.org/drawingml/2006/picture">
                     <pic:pic>
                       <pic:nvPicPr>
-                        <pic:cNvPr id="0" name="image6.png"/>
+                        <pic:cNvPr id="0" name="image10.png"/>
                         <pic:cNvPicPr preferRelativeResize="0"/>
                       </pic:nvPicPr>
                       <pic:blipFill>
@@ -1297,7 +1262,7 @@
                       <pic:spPr>
                         <a:xfrm>
                           <a:off x="0" y="0"/>
-                          <a:ext cx="12700" cy="12700"/>
+                          <a:ext cx="22225" cy="22225"/>
                         </a:xfrm>
                         <a:prstGeom prst="rect"/>
                         <a:ln/>
@@ -1314,7 +1279,6 @@
     <w:p>
       <w:pPr>
         <w:pStyle w:val="Heading2"/>
-        <w:spacing w:after="0" w:before="0" w:lineRule="auto"/>
         <w:jc w:val="both"/>
         <w:rPr>
           <w:rFonts w:ascii="Arial" w:cs="Arial" w:eastAsia="Arial" w:hAnsi="Arial"/>
@@ -1417,12 +1381,12 @@
                 <wp:inline distB="0" distT="0" distL="0" distR="0">
                   <wp:extent cx="432019" cy="432019"/>
                   <wp:effectExtent b="0" l="0" r="0" t="0"/>
-                  <wp:docPr descr="Inteligencia artificial con relleno sólido" id="5" name="image2.png"/>
+                  <wp:docPr descr="Inteligencia artificial con relleno sólido" id="18" name="image4.png"/>
                   <a:graphic>
                     <a:graphicData uri="http://schemas.openxmlformats.org/drawingml/2006/picture">
                       <pic:pic>
                         <pic:nvPicPr>
-                          <pic:cNvPr descr="Inteligencia artificial con relleno sólido" id="0" name="image2.png"/>
+                          <pic:cNvPr descr="Inteligencia artificial con relleno sólido" id="0" name="image4.png"/>
                           <pic:cNvPicPr preferRelativeResize="0"/>
                         </pic:nvPicPr>
                         <pic:blipFill>
@@ -1479,7 +1443,6 @@
           <w:p>
             <w:pPr>
               <w:pStyle w:val="Heading2"/>
-              <w:spacing w:after="0" w:before="0" w:lineRule="auto"/>
               <w:rPr>
                 <w:rFonts w:ascii="Arial" w:cs="Arial" w:eastAsia="Arial" w:hAnsi="Arial"/>
                 <w:color w:val="ffc000"/>
@@ -1496,7 +1459,6 @@
           <w:p>
             <w:pPr>
               <w:pStyle w:val="Heading2"/>
-              <w:spacing w:after="0" w:before="0" w:lineRule="auto"/>
               <w:rPr>
                 <w:rFonts w:ascii="Arial" w:cs="Arial" w:eastAsia="Arial" w:hAnsi="Arial"/>
                 <w:color w:val="ffc000"/>
@@ -1530,20 +1492,20 @@
       </w:r>
       <w:r>
         <mc:AlternateContent>
-          <mc:Choice Requires="wps">
+          <mc:Choice Requires="wpg">
             <w:drawing>
               <wp:anchor allowOverlap="1" behindDoc="0" distB="4294967295" distT="4294967295" distL="114300" distR="114300" hidden="0" layoutInCell="1" locked="0" relativeHeight="0" simplePos="0">
                 <wp:simplePos x="0" y="0"/>
                 <wp:positionH relativeFrom="column">
-                  <wp:posOffset>-6983</wp:posOffset>
+                  <wp:posOffset>-11744</wp:posOffset>
                 </wp:positionH>
                 <wp:positionV relativeFrom="paragraph">
-                  <wp:posOffset>36831</wp:posOffset>
+                  <wp:posOffset>32070</wp:posOffset>
                 </wp:positionV>
-                <wp:extent cx="12700" cy="12700"/>
+                <wp:extent cx="22225" cy="22225"/>
                 <wp:effectExtent b="0" l="0" r="0" t="0"/>
                 <wp:wrapNone/>
-                <wp:docPr id="3" name=""/>
+                <wp:docPr id="4" name=""/>
                 <a:graphic>
                   <a:graphicData uri="http://schemas.microsoft.com/office/word/2010/wordprocessingShape">
                     <wps:wsp>
@@ -1562,7 +1524,7 @@
                             <a:srgbClr val="B3C6E7"/>
                           </a:solidFill>
                           <a:prstDash val="solid"/>
-                          <a:miter lim="8000"/>
+                          <a:miter lim="80"/>
                           <a:headEnd len="sm" w="sm" type="none"/>
                           <a:tailEnd len="sm" w="sm" type="none"/>
                         </a:ln>
@@ -1581,20 +1543,20 @@
               <wp:anchor allowOverlap="1" behindDoc="0" distB="4294967295" distT="4294967295" distL="114300" distR="114300" hidden="0" layoutInCell="1" locked="0" relativeHeight="0" simplePos="0">
                 <wp:simplePos x="0" y="0"/>
                 <wp:positionH relativeFrom="column">
-                  <wp:posOffset>-6983</wp:posOffset>
+                  <wp:posOffset>-11744</wp:posOffset>
                 </wp:positionH>
                 <wp:positionV relativeFrom="paragraph">
-                  <wp:posOffset>36831</wp:posOffset>
+                  <wp:posOffset>32070</wp:posOffset>
                 </wp:positionV>
-                <wp:extent cx="12700" cy="12700"/>
+                <wp:extent cx="22225" cy="22225"/>
                 <wp:effectExtent b="0" l="0" r="0" t="0"/>
                 <wp:wrapNone/>
-                <wp:docPr id="3" name="image8.png"/>
+                <wp:docPr id="4" name="image12.png"/>
                 <a:graphic>
                   <a:graphicData uri="http://schemas.openxmlformats.org/drawingml/2006/picture">
                     <pic:pic>
                       <pic:nvPicPr>
-                        <pic:cNvPr id="0" name="image8.png"/>
+                        <pic:cNvPr id="0" name="image12.png"/>
                         <pic:cNvPicPr preferRelativeResize="0"/>
                       </pic:nvPicPr>
                       <pic:blipFill>
@@ -1607,7 +1569,7 @@
                       <pic:spPr>
                         <a:xfrm>
                           <a:off x="0" y="0"/>
-                          <a:ext cx="12700" cy="12700"/>
+                          <a:ext cx="22225" cy="22225"/>
                         </a:xfrm>
                         <a:prstGeom prst="rect"/>
                         <a:ln/>
@@ -1897,9 +1859,6 @@
           </w:tcPr>
           <w:p>
             <w:pPr>
-              <w:keepNext w:val="0"/>
-              <w:keepLines w:val="0"/>
-              <w:widowControl w:val="1"/>
               <w:pBdr>
                 <w:top w:space="0" w:sz="0" w:val="nil"/>
                 <w:left w:space="0" w:sz="0" w:val="nil"/>
@@ -1907,45 +1866,23 @@
                 <w:right w:space="0" w:sz="0" w:val="nil"/>
                 <w:between w:space="0" w:sz="0" w:val="nil"/>
               </w:pBdr>
-              <w:shd w:fill="auto" w:val="clear"/>
               <w:tabs>
                 <w:tab w:val="center" w:leader="none" w:pos="4419"/>
                 <w:tab w:val="right" w:leader="none" w:pos="8838"/>
               </w:tabs>
-              <w:spacing w:after="0" w:before="0" w:line="240" w:lineRule="auto"/>
-              <w:ind w:left="0" w:right="0" w:firstLine="0"/>
-              <w:jc w:val="left"/>
-              <w:rPr>
-                <w:rFonts w:ascii="Calibri" w:cs="Calibri" w:eastAsia="Calibri" w:hAnsi="Calibri"/>
-                <w:b w:val="0"/>
-                <w:bCs w:val="0"/>
-                <w:i w:val="0"/>
-                <w:iCs w:val="0"/>
-                <w:smallCaps w:val="0"/>
-                <w:strike w:val="0"/>
+              <w:rPr>
+                <w:rFonts w:ascii="Calibri" w:cs="Calibri" w:eastAsia="Calibri" w:hAnsi="Calibri"/>
                 <w:color w:val="1f4e79"/>
                 <w:sz w:val="22"/>
                 <w:szCs w:val="22"/>
-                <w:u w:val="none"/>
-                <w:shd w:fill="auto" w:val="clear"/>
-                <w:vertAlign w:val="baseline"/>
-              </w:rPr>
-            </w:pPr>
-            <w:r>
-              <w:rPr>
-                <w:rFonts w:ascii="Calibri" w:cs="Calibri" w:eastAsia="Calibri" w:hAnsi="Calibri"/>
-                <w:b w:val="0"/>
-                <w:bCs w:val="0"/>
-                <w:i w:val="0"/>
-                <w:iCs w:val="0"/>
-                <w:smallCaps w:val="0"/>
-                <w:strike w:val="0"/>
+              </w:rPr>
+            </w:pPr>
+            <w:r>
+              <w:rPr>
+                <w:rFonts w:ascii="Calibri" w:cs="Calibri" w:eastAsia="Calibri" w:hAnsi="Calibri"/>
                 <w:color w:val="1f4e79"/>
                 <w:sz w:val="22"/>
                 <w:szCs w:val="22"/>
-                <w:u w:val="none"/>
-                <w:shd w:fill="auto" w:val="clear"/>
-                <w:vertAlign w:val="baseline"/>
                 <w:rtl w:val="0"/>
               </w:rPr>
               <w:t xml:space="preserve">Ingresar la información solicitada de cada integrante del grupo de trabajo</w:t>
@@ -2883,9 +2820,6 @@
           </w:tcPr>
           <w:p>
             <w:pPr>
-              <w:keepNext w:val="0"/>
-              <w:keepLines w:val="0"/>
-              <w:widowControl w:val="1"/>
               <w:pBdr>
                 <w:top w:space="0" w:sz="0" w:val="nil"/>
                 <w:left w:space="0" w:sz="0" w:val="nil"/>
@@ -2893,45 +2827,23 @@
                 <w:right w:space="0" w:sz="0" w:val="nil"/>
                 <w:between w:space="0" w:sz="0" w:val="nil"/>
               </w:pBdr>
-              <w:shd w:fill="auto" w:val="clear"/>
               <w:tabs>
                 <w:tab w:val="center" w:leader="none" w:pos="4419"/>
                 <w:tab w:val="right" w:leader="none" w:pos="8838"/>
               </w:tabs>
-              <w:spacing w:after="0" w:before="0" w:line="240" w:lineRule="auto"/>
-              <w:ind w:left="0" w:right="0" w:firstLine="0"/>
-              <w:jc w:val="left"/>
-              <w:rPr>
-                <w:rFonts w:ascii="Calibri" w:cs="Calibri" w:eastAsia="Calibri" w:hAnsi="Calibri"/>
-                <w:b w:val="0"/>
-                <w:bCs w:val="0"/>
-                <w:i w:val="0"/>
-                <w:iCs w:val="0"/>
-                <w:smallCaps w:val="0"/>
-                <w:strike w:val="0"/>
+              <w:rPr>
+                <w:rFonts w:ascii="Calibri" w:cs="Calibri" w:eastAsia="Calibri" w:hAnsi="Calibri"/>
                 <w:color w:val="1f4e79"/>
                 <w:sz w:val="22"/>
                 <w:szCs w:val="22"/>
-                <w:u w:val="none"/>
-                <w:shd w:fill="auto" w:val="clear"/>
-                <w:vertAlign w:val="baseline"/>
-              </w:rPr>
-            </w:pPr>
-            <w:r>
-              <w:rPr>
-                <w:rFonts w:ascii="Calibri" w:cs="Calibri" w:eastAsia="Calibri" w:hAnsi="Calibri"/>
-                <w:b w:val="0"/>
-                <w:bCs w:val="0"/>
-                <w:i w:val="0"/>
-                <w:iCs w:val="0"/>
-                <w:smallCaps w:val="0"/>
-                <w:strike w:val="0"/>
+              </w:rPr>
+            </w:pPr>
+            <w:r>
+              <w:rPr>
+                <w:rFonts w:ascii="Calibri" w:cs="Calibri" w:eastAsia="Calibri" w:hAnsi="Calibri"/>
                 <w:color w:val="1f4e79"/>
                 <w:sz w:val="22"/>
                 <w:szCs w:val="22"/>
-                <w:u w:val="none"/>
-                <w:shd w:fill="auto" w:val="clear"/>
-                <w:vertAlign w:val="baseline"/>
                 <w:rtl w:val="0"/>
               </w:rPr>
               <w:t xml:space="preserve">En la descripción debes señalar brevemente el nombre, descripción, objetivos y alcance del proyecto</w:t>
@@ -3128,7 +3040,7 @@
                 <w:szCs w:val="20"/>
                 <w:rtl w:val="0"/>
               </w:rPr>
-              <w:t xml:space="preserve">Optimización y potenciación de plataforma de tienda RS Tech Ltda.</w:t>
+              <w:t xml:space="preserve">Transformación digital de sistemas para RS Tech Ltda.</w:t>
             </w:r>
           </w:p>
         </w:tc>
@@ -3339,7 +3251,7 @@
                 <w:szCs w:val="20"/>
                 <w:rtl w:val="0"/>
               </w:rPr>
-              <w:t xml:space="preserve">Plataforma estable y rápida con automatización de procesos claves del negocio, mejorando su infraestructura base y experiencia de usuario.</w:t>
+              <w:t xml:space="preserve">Plataforma estable y rápida con eficiencia real de procesos claves del negocio, mejorando su infraestructura base y experiencia de usuario, y entregando herramientas de gestión de alto valor a la empresa.</w:t>
             </w:r>
           </w:p>
         </w:tc>
@@ -3415,7 +3327,7 @@
                 <w:szCs w:val="20"/>
                 <w:rtl w:val="0"/>
               </w:rPr>
-              <w:t xml:space="preserve">Optimizar y potenciar la plataforma web basada en WordPress y WooCommerce para la venta de PC, hardware y productos tecnológicos.</w:t>
+              <w:t xml:space="preserve">Optimizar y potenciar la plataforma web basada en WordPress y WooCommerce para la venta de PC, hardware y productos tecnológicos. Creación de un módulo de seguimiento y control de facturación electrónica para mejorar trazabilidad y respaldos.</w:t>
             </w:r>
           </w:p>
         </w:tc>
@@ -3530,7 +3442,7 @@
                 <w:szCs w:val="20"/>
                 <w:rtl w:val="0"/>
               </w:rPr>
-              <w:t xml:space="preserve">Adaptación del plugin de personalización de PCs y componentes.</w:t>
+              <w:t xml:space="preserve">Adaptación del plugin de personalización de PCs y componentes que aplique restricciones según compatibilidad.</w:t>
             </w:r>
           </w:p>
           <w:p>
@@ -3549,26 +3461,7 @@
                 <w:szCs w:val="20"/>
                 <w:rtl w:val="0"/>
               </w:rPr>
-              <w:t xml:space="preserve">Integración de cotización online de productos y un módulo de seguimiento y clasificación de facturas mediante la API de Lioren.</w:t>
-            </w:r>
-          </w:p>
-          <w:p>
-            <w:pPr>
-              <w:spacing w:line="259" w:lineRule="auto"/>
-              <w:rPr>
-                <w:rFonts w:ascii="Calibri" w:cs="Calibri" w:eastAsia="Calibri" w:hAnsi="Calibri"/>
-                <w:sz w:val="20"/>
-                <w:szCs w:val="20"/>
-              </w:rPr>
-            </w:pPr>
-            <w:r>
-              <w:rPr>
-                <w:rFonts w:ascii="Calibri" w:cs="Calibri" w:eastAsia="Calibri" w:hAnsi="Calibri"/>
-                <w:sz w:val="20"/>
-                <w:szCs w:val="20"/>
-                <w:rtl w:val="0"/>
-              </w:rPr>
-              <w:t xml:space="preserve">Automatización en la gestión de órdenes de trabajo e inventario.</w:t>
+              <w:t xml:space="preserve">Integración de cotización online de productos y un módulo de seguimiento y clasificación de facturas y boletas electrónicas mediante la API de Lioren, y que permita adjuntar documentación de respaldo.</w:t>
             </w:r>
           </w:p>
         </w:tc>
@@ -3646,6 +3539,25 @@
                 <w:rtl w:val="0"/>
               </w:rPr>
               <w:t xml:space="preserve">La plataforma incluye mejoras del desarrollo frontend, backend, base de datos e infraestructura, integrando nuevas funcionalidades dentro del ecosistema WooCommerce. Se incluye la integración con API (Lioren), implementación de CDN y plugins de caché para garantizar el rendimiento.</w:t>
+            </w:r>
+          </w:p>
+          <w:p>
+            <w:pPr>
+              <w:spacing w:line="259" w:lineRule="auto"/>
+              <w:rPr>
+                <w:rFonts w:ascii="Calibri" w:cs="Calibri" w:eastAsia="Calibri" w:hAnsi="Calibri"/>
+                <w:sz w:val="20"/>
+                <w:szCs w:val="20"/>
+              </w:rPr>
+            </w:pPr>
+            <w:r>
+              <w:rPr>
+                <w:rFonts w:ascii="Calibri" w:cs="Calibri" w:eastAsia="Calibri" w:hAnsi="Calibri"/>
+                <w:sz w:val="20"/>
+                <w:szCs w:val="20"/>
+                <w:rtl w:val="0"/>
+              </w:rPr>
+              <w:t xml:space="preserve">El módulo de seguimiento y control de facturación integra API Lioren para el seguimiento de los documentos tributarios electrónicos solicitados.</w:t>
             </w:r>
           </w:p>
         </w:tc>
@@ -3777,9 +3689,6 @@
           </w:tcPr>
           <w:p>
             <w:pPr>
-              <w:keepNext w:val="0"/>
-              <w:keepLines w:val="0"/>
-              <w:widowControl w:val="1"/>
               <w:pBdr>
                 <w:top w:space="0" w:sz="0" w:val="nil"/>
                 <w:left w:space="0" w:sz="0" w:val="nil"/>
@@ -3787,106 +3696,26 @@
                 <w:right w:space="0" w:sz="0" w:val="nil"/>
                 <w:between w:space="0" w:sz="0" w:val="nil"/>
               </w:pBdr>
-              <w:shd w:fill="auto" w:val="clear"/>
               <w:tabs>
                 <w:tab w:val="center" w:leader="none" w:pos="4419"/>
                 <w:tab w:val="right" w:leader="none" w:pos="8838"/>
               </w:tabs>
-              <w:spacing w:after="0" w:before="0" w:line="240" w:lineRule="auto"/>
-              <w:ind w:left="0" w:right="0" w:firstLine="0"/>
-              <w:jc w:val="left"/>
-              <w:rPr>
-                <w:rFonts w:ascii="Calibri" w:cs="Calibri" w:eastAsia="Calibri" w:hAnsi="Calibri"/>
-                <w:b w:val="0"/>
-                <w:bCs w:val="0"/>
-                <w:i w:val="0"/>
-                <w:iCs w:val="0"/>
-                <w:smallCaps w:val="0"/>
-                <w:strike w:val="0"/>
+              <w:rPr>
+                <w:rFonts w:ascii="Calibri" w:cs="Calibri" w:eastAsia="Calibri" w:hAnsi="Calibri"/>
                 <w:color w:val="1f4e79"/>
                 <w:sz w:val="22"/>
                 <w:szCs w:val="22"/>
-                <w:u w:val="none"/>
-                <w:shd w:fill="auto" w:val="clear"/>
-                <w:vertAlign w:val="baseline"/>
-              </w:rPr>
-            </w:pPr>
-            <w:r>
-              <w:rPr>
-                <w:rFonts w:ascii="Calibri" w:cs="Calibri" w:eastAsia="Calibri" w:hAnsi="Calibri"/>
-                <w:b w:val="0"/>
-                <w:bCs w:val="0"/>
-                <w:i w:val="0"/>
-                <w:iCs w:val="0"/>
-                <w:smallCaps w:val="0"/>
-                <w:strike w:val="0"/>
+              </w:rPr>
+            </w:pPr>
+            <w:r>
+              <w:rPr>
+                <w:rFonts w:ascii="Calibri" w:cs="Calibri" w:eastAsia="Calibri" w:hAnsi="Calibri"/>
                 <w:color w:val="1f4e79"/>
                 <w:sz w:val="22"/>
                 <w:szCs w:val="22"/>
-                <w:u w:val="none"/>
-                <w:shd w:fill="auto" w:val="clear"/>
-                <w:vertAlign w:val="baseline"/>
-                <w:rtl w:val="0"/>
-              </w:rPr>
-              <w:t xml:space="preserve">Especificar los antecedentes y motivación para el desarrollo del proyecto, </w:t>
-            </w:r>
-            <w:r>
-              <w:rPr>
-                <w:rFonts w:ascii="Calibri" w:cs="Calibri" w:eastAsia="Calibri" w:hAnsi="Calibri"/>
-                <w:color w:val="1f4e79"/>
-                <w:sz w:val="22"/>
-                <w:szCs w:val="22"/>
-                <w:rtl w:val="0"/>
-              </w:rPr>
-              <w:t xml:space="preserve">público</w:t>
-            </w:r>
-            <w:r>
-              <w:rPr>
-                <w:rFonts w:ascii="Calibri" w:cs="Calibri" w:eastAsia="Calibri" w:hAnsi="Calibri"/>
-                <w:b w:val="0"/>
-                <w:bCs w:val="0"/>
-                <w:i w:val="0"/>
-                <w:iCs w:val="0"/>
-                <w:smallCaps w:val="0"/>
-                <w:strike w:val="0"/>
-                <w:color w:val="1f4e79"/>
-                <w:sz w:val="22"/>
-                <w:szCs w:val="22"/>
-                <w:u w:val="none"/>
-                <w:shd w:fill="auto" w:val="clear"/>
-                <w:vertAlign w:val="baseline"/>
-                <w:rtl w:val="0"/>
-              </w:rPr>
-              <w:t xml:space="preserve"> objetivo, estado del arte, origen de la problemática y descripción del </w:t>
-            </w:r>
-            <w:r>
-              <w:rPr>
-                <w:rFonts w:ascii="Calibri" w:cs="Calibri" w:eastAsia="Calibri" w:hAnsi="Calibri"/>
-                <w:color w:val="1f4e79"/>
-                <w:sz w:val="22"/>
-                <w:szCs w:val="22"/>
-                <w:rtl w:val="0"/>
-              </w:rPr>
-              <w:t xml:space="preserve">problema a resolver</w:t>
-            </w:r>
-            <w:r>
-              <w:rPr>
-                <w:rFonts w:ascii="Calibri" w:cs="Calibri" w:eastAsia="Calibri" w:hAnsi="Calibri"/>
-                <w:b w:val="0"/>
-                <w:bCs w:val="0"/>
-                <w:i w:val="0"/>
-                <w:iCs w:val="0"/>
-                <w:smallCaps w:val="0"/>
-                <w:strike w:val="0"/>
-                <w:color w:val="1f4e79"/>
-                <w:sz w:val="22"/>
-                <w:szCs w:val="22"/>
-                <w:u w:val="none"/>
-                <w:shd w:fill="auto" w:val="clear"/>
-                <w:vertAlign w:val="baseline"/>
-                <w:rtl w:val="0"/>
-              </w:rPr>
-              <w:t xml:space="preserve">.</w:t>
+                <w:rtl w:val="0"/>
+              </w:rPr>
+              <w:t xml:space="preserve">Especificar los antecedentes y motivación para el desarrollo del proyecto, público objetivo, estado del arte, origen de la problemática y descripción del problema a resolver.</w:t>
             </w:r>
           </w:p>
         </w:tc>
@@ -3917,18 +3746,9 @@
               <w:spacing w:line="259" w:lineRule="auto"/>
               <w:rPr>
                 <w:rFonts w:ascii="Calibri" w:cs="Calibri" w:eastAsia="Calibri" w:hAnsi="Calibri"/>
-                <w:b w:val="0"/>
-                <w:bCs w:val="0"/>
-                <w:i w:val="0"/>
-                <w:iCs w:val="0"/>
-                <w:smallCaps w:val="0"/>
-                <w:strike w:val="0"/>
                 <w:color w:val="1f4e79"/>
                 <w:sz w:val="22"/>
                 <w:szCs w:val="22"/>
-                <w:u w:val="none"/>
-                <w:shd w:fill="auto" w:val="clear"/>
-                <w:vertAlign w:val="baseline"/>
               </w:rPr>
             </w:pPr>
             <w:r>
@@ -3938,7 +3758,7 @@
                 <w:szCs w:val="20"/>
                 <w:rtl w:val="0"/>
               </w:rPr>
-              <w:t xml:space="preserve">El negocio enfrenta un escenario de crecimiento sostenido en la venta de PC’s personalizados, lo que ha puesto en evidencia las limitaciones del sistema actual: Caídas frecuentes del sitio debido a sobrecargas en el sistema, tiempos de carga elevados, procesos manuales en procesos de cotización y facturación, y un control deficiente de inventario. La infraestructura inicial fue diseñada para un volumen menor de operaciones, lo que genera cuellos de botella y afecta la escalabilidad. La falta de integración entre sistemas y la ausencia de automatización impactan directamente en la satisfacción del cliente y en la competitividad del negocio. Esta idea surge como respuesta estratégica para modernizar la arquitectura tecnológica, automatizar procesos críticos y mejorar la experiencia de usuario, alineándose con las tendencias actuales del comercio electrónico y las expectativas de un público objetivo exigente. </w:t>
+              <w:t xml:space="preserve">El negocio enfrenta un escenario de crecimiento sostenido en la venta de PC’s personalizados, lo que ha puesto en evidencia las limitaciones del sistema actual: Caídas del sitio debido a sobrecargas en el sistema, tiempos de carga elevados, procesos manuales y tediosos de cotización y control de facturación, y un control deficiente de inventario. La infraestructura inicial fue diseñada para un volumen menor de operaciones, lo que genera cuellos de botella y afecta la escalabilidad. La falta de integración entre sistemas y la ausencia de automatización impactan directamente en la satisfacción del cliente y en la competitividad del negocio. Esta idea surge como respuesta estratégica para modernizar la arquitectura tecnológica, entregar eficiencia en procesos críticos y mejorar la experiencia de usuario, alineándose con las tendencias actuales del comercio electrónico y las expectativas de un público objetivo exigente. </w:t>
             </w:r>
             <w:r>
               <w:rPr>
@@ -4060,9 +3880,6 @@
           </w:tcPr>
           <w:p>
             <w:pPr>
-              <w:keepNext w:val="0"/>
-              <w:keepLines w:val="0"/>
-              <w:widowControl w:val="1"/>
               <w:pBdr>
                 <w:top w:space="0" w:sz="0" w:val="nil"/>
                 <w:left w:space="0" w:sz="0" w:val="nil"/>
@@ -4070,45 +3887,24 @@
                 <w:right w:space="0" w:sz="0" w:val="nil"/>
                 <w:between w:space="0" w:sz="0" w:val="nil"/>
               </w:pBdr>
-              <w:shd w:fill="auto" w:val="clear"/>
               <w:tabs>
                 <w:tab w:val="center" w:leader="none" w:pos="4419"/>
                 <w:tab w:val="right" w:leader="none" w:pos="8838"/>
               </w:tabs>
-              <w:spacing w:after="0" w:before="0" w:line="240" w:lineRule="auto"/>
-              <w:ind w:left="0" w:right="0" w:firstLine="0"/>
-              <w:jc w:val="both"/>
-              <w:rPr>
-                <w:rFonts w:ascii="Calibri" w:cs="Calibri" w:eastAsia="Calibri" w:hAnsi="Calibri"/>
-                <w:b w:val="0"/>
-                <w:bCs w:val="0"/>
-                <w:i w:val="0"/>
-                <w:iCs w:val="0"/>
-                <w:smallCaps w:val="0"/>
-                <w:strike w:val="0"/>
+              <w:jc w:val="both"/>
+              <w:rPr>
+                <w:rFonts w:ascii="Calibri" w:cs="Calibri" w:eastAsia="Calibri" w:hAnsi="Calibri"/>
                 <w:color w:val="1f4e79"/>
                 <w:sz w:val="22"/>
                 <w:szCs w:val="22"/>
-                <w:u w:val="none"/>
-                <w:shd w:fill="auto" w:val="clear"/>
-                <w:vertAlign w:val="baseline"/>
-              </w:rPr>
-            </w:pPr>
-            <w:r>
-              <w:rPr>
-                <w:rFonts w:ascii="Calibri" w:cs="Calibri" w:eastAsia="Calibri" w:hAnsi="Calibri"/>
-                <w:b w:val="0"/>
-                <w:bCs w:val="0"/>
-                <w:i w:val="0"/>
-                <w:iCs w:val="0"/>
-                <w:smallCaps w:val="0"/>
-                <w:strike w:val="0"/>
+              </w:rPr>
+            </w:pPr>
+            <w:r>
+              <w:rPr>
+                <w:rFonts w:ascii="Calibri" w:cs="Calibri" w:eastAsia="Calibri" w:hAnsi="Calibri"/>
                 <w:color w:val="1f4e79"/>
                 <w:sz w:val="22"/>
                 <w:szCs w:val="22"/>
-                <w:u w:val="none"/>
-                <w:shd w:fill="auto" w:val="clear"/>
-                <w:vertAlign w:val="baseline"/>
                 <w:rtl w:val="0"/>
               </w:rPr>
               <w:t xml:space="preserve">Describir la metodología a utilizar para el desarrollo del proyecto y justificar su uso.</w:t>
@@ -4363,7 +4159,6 @@
                 <w:rFonts w:ascii="Calibri" w:cs="Calibri" w:eastAsia="Calibri" w:hAnsi="Calibri"/>
                 <w:sz w:val="20"/>
                 <w:szCs w:val="20"/>
-                <w:u w:val="none"/>
               </w:rPr>
             </w:pPr>
             <w:r>
@@ -4374,11 +4169,6 @@
                 <w:rtl w:val="0"/>
               </w:rPr>
               <w:t xml:space="preserve">Alex Caica será el Scrum Master encargado de facilitar todo el proceso, la comunicación con el PO y además estará encargado del desarrollo fullstack del sistema.</w:t>
-            </w:r>
-            <w:r>
-              <w:rPr>
-                <w:rtl w:val="0"/>
-              </w:rPr>
             </w:r>
           </w:p>
           <w:p>
@@ -4394,7 +4184,6 @@
                 <w:rFonts w:ascii="Calibri" w:cs="Calibri" w:eastAsia="Calibri" w:hAnsi="Calibri"/>
                 <w:sz w:val="20"/>
                 <w:szCs w:val="20"/>
-                <w:u w:val="none"/>
               </w:rPr>
             </w:pPr>
             <w:r>
@@ -4405,11 +4194,6 @@
                 <w:rtl w:val="0"/>
               </w:rPr>
               <w:t xml:space="preserve">Renato Ortega será desarrollador fullstack del sistema, encargado del monitoreo y rendimiento de la infraestructura</w:t>
-            </w:r>
-            <w:r>
-              <w:rPr>
-                <w:rtl w:val="0"/>
-              </w:rPr>
             </w:r>
           </w:p>
           <w:p>
@@ -4425,7 +4209,6 @@
                 <w:rFonts w:ascii="Calibri" w:cs="Calibri" w:eastAsia="Calibri" w:hAnsi="Calibri"/>
                 <w:sz w:val="20"/>
                 <w:szCs w:val="20"/>
-                <w:u w:val="none"/>
               </w:rPr>
             </w:pPr>
             <w:r>
@@ -4437,16 +4220,10 @@
               </w:rPr>
               <w:t xml:space="preserve">Ángel Prado será desarrollador fullstack del sistema, encargado del diseño UX/UI</w:t>
             </w:r>
-            <w:r>
-              <w:rPr>
-                <w:rtl w:val="0"/>
-              </w:rPr>
-            </w:r>
           </w:p>
           <w:p>
             <w:pPr>
               <w:spacing w:line="259" w:lineRule="auto"/>
-              <w:ind w:left="0" w:firstLine="0"/>
               <w:jc w:val="both"/>
               <w:rPr>
                 <w:rFonts w:ascii="Calibri" w:cs="Calibri" w:eastAsia="Calibri" w:hAnsi="Calibri"/>
@@ -4591,9 +4368,6 @@
           </w:tcPr>
           <w:p>
             <w:pPr>
-              <w:keepNext w:val="0"/>
-              <w:keepLines w:val="0"/>
-              <w:widowControl w:val="1"/>
               <w:pBdr>
                 <w:top w:space="0" w:sz="0" w:val="nil"/>
                 <w:left w:space="0" w:sz="0" w:val="nil"/>
@@ -4601,45 +4375,24 @@
                 <w:right w:space="0" w:sz="0" w:val="nil"/>
                 <w:between w:space="0" w:sz="0" w:val="nil"/>
               </w:pBdr>
-              <w:shd w:fill="auto" w:val="clear"/>
               <w:tabs>
                 <w:tab w:val="center" w:leader="none" w:pos="4419"/>
                 <w:tab w:val="right" w:leader="none" w:pos="8838"/>
               </w:tabs>
-              <w:spacing w:after="0" w:before="0" w:line="240" w:lineRule="auto"/>
-              <w:ind w:left="0" w:right="0" w:firstLine="0"/>
-              <w:jc w:val="both"/>
-              <w:rPr>
-                <w:rFonts w:ascii="Calibri" w:cs="Calibri" w:eastAsia="Calibri" w:hAnsi="Calibri"/>
-                <w:b w:val="0"/>
-                <w:bCs w:val="0"/>
-                <w:i w:val="0"/>
-                <w:iCs w:val="0"/>
-                <w:smallCaps w:val="0"/>
-                <w:strike w:val="0"/>
+              <w:jc w:val="both"/>
+              <w:rPr>
+                <w:rFonts w:ascii="Calibri" w:cs="Calibri" w:eastAsia="Calibri" w:hAnsi="Calibri"/>
                 <w:color w:val="1f4e79"/>
                 <w:sz w:val="22"/>
                 <w:szCs w:val="22"/>
-                <w:u w:val="none"/>
-                <w:shd w:fill="auto" w:val="clear"/>
-                <w:vertAlign w:val="baseline"/>
-              </w:rPr>
-            </w:pPr>
-            <w:r>
-              <w:rPr>
-                <w:rFonts w:ascii="Calibri" w:cs="Calibri" w:eastAsia="Calibri" w:hAnsi="Calibri"/>
-                <w:b w:val="0"/>
-                <w:bCs w:val="0"/>
-                <w:i w:val="0"/>
-                <w:iCs w:val="0"/>
-                <w:smallCaps w:val="0"/>
-                <w:strike w:val="0"/>
+              </w:rPr>
+            </w:pPr>
+            <w:r>
+              <w:rPr>
+                <w:rFonts w:ascii="Calibri" w:cs="Calibri" w:eastAsia="Calibri" w:hAnsi="Calibri"/>
                 <w:color w:val="1f4e79"/>
                 <w:sz w:val="22"/>
                 <w:szCs w:val="22"/>
-                <w:u w:val="none"/>
-                <w:shd w:fill="auto" w:val="clear"/>
-                <w:vertAlign w:val="baseline"/>
                 <w:rtl w:val="0"/>
               </w:rPr>
               <w:t xml:space="preserve">Describir los detalles técnicos del producto a desarrollar</w:t>
@@ -4789,7 +4542,6 @@
                 <w:rFonts w:ascii="Calibri" w:cs="Calibri" w:eastAsia="Calibri" w:hAnsi="Calibri"/>
                 <w:sz w:val="20"/>
                 <w:szCs w:val="20"/>
-                <w:u w:val="none"/>
               </w:rPr>
             </w:pPr>
             <w:r>
@@ -4799,12 +4551,7 @@
                 <w:szCs w:val="20"/>
                 <w:rtl w:val="0"/>
               </w:rPr>
-              <w:t xml:space="preserve">Máquina Virtual (VM) dedicada para hosting web.</w:t>
-            </w:r>
-            <w:r>
-              <w:rPr>
-                <w:rtl w:val="0"/>
-              </w:rPr>
+              <w:t xml:space="preserve">Máquinas Virtuales en Google Cloud Platform dedicada para hosting web de la tienda y para el módulo de seguimiento y control de facturación.</w:t>
             </w:r>
           </w:p>
           <w:p>
@@ -4820,7 +4567,6 @@
                 <w:rFonts w:ascii="Calibri" w:cs="Calibri" w:eastAsia="Calibri" w:hAnsi="Calibri"/>
                 <w:sz w:val="20"/>
                 <w:szCs w:val="20"/>
-                <w:u w:val="none"/>
               </w:rPr>
             </w:pPr>
             <w:r>
@@ -4831,11 +4577,6 @@
                 <w:rtl w:val="0"/>
               </w:rPr>
               <w:t xml:space="preserve">Monitoreo de recursos críticos (CPU, RAM, tráfico).</w:t>
-            </w:r>
-            <w:r>
-              <w:rPr>
-                <w:rtl w:val="0"/>
-              </w:rPr>
             </w:r>
           </w:p>
           <w:p>
@@ -4851,7 +4592,6 @@
                 <w:rFonts w:ascii="Calibri" w:cs="Calibri" w:eastAsia="Calibri" w:hAnsi="Calibri"/>
                 <w:sz w:val="20"/>
                 <w:szCs w:val="20"/>
-                <w:u w:val="none"/>
               </w:rPr>
             </w:pPr>
             <w:r>
@@ -4863,11 +4603,6 @@
               </w:rPr>
               <w:t xml:space="preserve">CDN para optimizar tiempos de carga y disponibilidad global.</w:t>
             </w:r>
-            <w:r>
-              <w:rPr>
-                <w:rtl w:val="0"/>
-              </w:rPr>
-            </w:r>
           </w:p>
           <w:p>
             <w:pPr>
@@ -4875,7 +4610,6 @@
               <w:jc w:val="both"/>
               <w:rPr>
                 <w:rFonts w:ascii="Calibri" w:cs="Calibri" w:eastAsia="Calibri" w:hAnsi="Calibri"/>
-                <w:color w:val="548dd4"/>
                 <w:sz w:val="20"/>
                 <w:szCs w:val="20"/>
               </w:rPr>
@@ -4919,7 +4653,6 @@
                 <w:rFonts w:ascii="Calibri" w:cs="Calibri" w:eastAsia="Calibri" w:hAnsi="Calibri"/>
                 <w:sz w:val="20"/>
                 <w:szCs w:val="20"/>
-                <w:u w:val="none"/>
               </w:rPr>
             </w:pPr>
             <w:r>
@@ -4929,12 +4662,7 @@
                 <w:szCs w:val="20"/>
                 <w:rtl w:val="0"/>
               </w:rPr>
-              <w:t xml:space="preserve">Cliente -&gt; WordPress -&gt; Plugins -&gt; API Externa -&gt; Base de datos.</w:t>
-            </w:r>
-            <w:r>
-              <w:rPr>
-                <w:rtl w:val="0"/>
-              </w:rPr>
+              <w:t xml:space="preserve">Cliente -&gt; WordPress -&gt; Plugins -&gt; API Externa -&gt; Base de datos (MariaDB).</w:t>
             </w:r>
           </w:p>
           <w:p>
@@ -4960,13 +4688,33 @@
                 <w:szCs w:val="20"/>
                 <w:rtl w:val="0"/>
               </w:rPr>
+              <w:t xml:space="preserve">Admin -&gt; React Vite -&gt; Spring Boot -&gt; API Externa -&gt; Base de datos (PostgreSQL).</w:t>
+            </w:r>
+          </w:p>
+          <w:p>
+            <w:pPr>
+              <w:numPr>
+                <w:ilvl w:val="0"/>
+                <w:numId w:val="7"/>
+              </w:numPr>
+              <w:spacing w:line="259" w:lineRule="auto"/>
+              <w:ind w:left="720" w:hanging="360"/>
+              <w:jc w:val="both"/>
+              <w:rPr>
+                <w:rFonts w:ascii="Calibri" w:cs="Calibri" w:eastAsia="Calibri" w:hAnsi="Calibri"/>
+                <w:sz w:val="20"/>
+                <w:szCs w:val="20"/>
+              </w:rPr>
+            </w:pPr>
+            <w:r>
+              <w:rPr>
+                <w:rFonts w:ascii="Calibri" w:cs="Calibri" w:eastAsia="Calibri" w:hAnsi="Calibri"/>
+                <w:sz w:val="20"/>
+                <w:szCs w:val="20"/>
+                <w:rtl w:val="0"/>
+              </w:rPr>
               <w:t xml:space="preserve">Integración modular que permite escalar funcionalidades sin comprometer la estabilidad.</w:t>
             </w:r>
-            <w:r>
-              <w:rPr>
-                <w:rtl w:val="0"/>
-              </w:rPr>
-            </w:r>
           </w:p>
           <w:p>
             <w:pPr>
@@ -4974,7 +4722,6 @@
               <w:jc w:val="both"/>
               <w:rPr>
                 <w:rFonts w:ascii="Calibri" w:cs="Calibri" w:eastAsia="Calibri" w:hAnsi="Calibri"/>
-                <w:color w:val="548dd4"/>
                 <w:sz w:val="20"/>
                 <w:szCs w:val="20"/>
               </w:rPr>
@@ -5018,7 +4765,6 @@
                 <w:rFonts w:ascii="Calibri" w:cs="Calibri" w:eastAsia="Calibri" w:hAnsi="Calibri"/>
                 <w:sz w:val="20"/>
                 <w:szCs w:val="20"/>
-                <w:u w:val="none"/>
               </w:rPr>
             </w:pPr>
             <w:r>
@@ -5028,12 +4774,32 @@
                 <w:szCs w:val="20"/>
                 <w:rtl w:val="0"/>
               </w:rPr>
-              <w:t xml:space="preserve">PHP, JavaScript, SQL.</w:t>
-            </w:r>
-            <w:r>
-              <w:rPr>
-                <w:rtl w:val="0"/>
-              </w:rPr>
+              <w:t xml:space="preserve">WordPress.</w:t>
+            </w:r>
+          </w:p>
+          <w:p>
+            <w:pPr>
+              <w:numPr>
+                <w:ilvl w:val="1"/>
+                <w:numId w:val="3"/>
+              </w:numPr>
+              <w:spacing w:line="259" w:lineRule="auto"/>
+              <w:ind w:left="1440" w:hanging="360"/>
+              <w:jc w:val="both"/>
+              <w:rPr>
+                <w:rFonts w:ascii="Calibri" w:cs="Calibri" w:eastAsia="Calibri" w:hAnsi="Calibri"/>
+                <w:sz w:val="20"/>
+                <w:szCs w:val="20"/>
+              </w:rPr>
+            </w:pPr>
+            <w:r>
+              <w:rPr>
+                <w:rFonts w:ascii="Calibri" w:cs="Calibri" w:eastAsia="Calibri" w:hAnsi="Calibri"/>
+                <w:sz w:val="20"/>
+                <w:szCs w:val="20"/>
+                <w:rtl w:val="0"/>
+              </w:rPr>
+              <w:t xml:space="preserve">PHP, JavaScript, SQL</w:t>
             </w:r>
           </w:p>
           <w:p>
@@ -5059,21 +4825,40 @@
                 <w:szCs w:val="20"/>
                 <w:rtl w:val="0"/>
               </w:rPr>
-              <w:t xml:space="preserve">Java, JSX</w:t>
-            </w:r>
-            <w:r>
-              <w:rPr>
-                <w:rtl w:val="0"/>
-              </w:rPr>
-            </w:r>
-          </w:p>
-          <w:p>
-            <w:pPr>
+              <w:t xml:space="preserve">Módulo facturación</w:t>
+            </w:r>
+          </w:p>
+          <w:p>
+            <w:pPr>
+              <w:numPr>
+                <w:ilvl w:val="1"/>
+                <w:numId w:val="3"/>
+              </w:numPr>
               <w:spacing w:line="259" w:lineRule="auto"/>
-              <w:jc w:val="both"/>
-              <w:rPr>
-                <w:rFonts w:ascii="Calibri" w:cs="Calibri" w:eastAsia="Calibri" w:hAnsi="Calibri"/>
-                <w:color w:val="548dd4"/>
+              <w:ind w:left="1440" w:hanging="360"/>
+              <w:jc w:val="both"/>
+              <w:rPr>
+                <w:rFonts w:ascii="Calibri" w:cs="Calibri" w:eastAsia="Calibri" w:hAnsi="Calibri"/>
+                <w:sz w:val="20"/>
+                <w:szCs w:val="20"/>
+              </w:rPr>
+            </w:pPr>
+            <w:r>
+              <w:rPr>
+                <w:rFonts w:ascii="Calibri" w:cs="Calibri" w:eastAsia="Calibri" w:hAnsi="Calibri"/>
+                <w:sz w:val="20"/>
+                <w:szCs w:val="20"/>
+                <w:rtl w:val="0"/>
+              </w:rPr>
+              <w:t xml:space="preserve">Java, JavaScript XML, SQL</w:t>
+            </w:r>
+          </w:p>
+          <w:p>
+            <w:pPr>
+              <w:spacing w:line="259" w:lineRule="auto"/>
+              <w:jc w:val="both"/>
+              <w:rPr>
+                <w:rFonts w:ascii="Calibri" w:cs="Calibri" w:eastAsia="Calibri" w:hAnsi="Calibri"/>
                 <w:sz w:val="20"/>
                 <w:szCs w:val="20"/>
               </w:rPr>
@@ -5117,7 +4902,6 @@
                 <w:rFonts w:ascii="Calibri" w:cs="Calibri" w:eastAsia="Calibri" w:hAnsi="Calibri"/>
                 <w:sz w:val="20"/>
                 <w:szCs w:val="20"/>
-                <w:u w:val="none"/>
               </w:rPr>
             </w:pPr>
             <w:r>
@@ -5128,11 +4912,6 @@
                 <w:rtl w:val="0"/>
               </w:rPr>
               <w:t xml:space="preserve">WordPress, WooCommerce, API REST Lioren.</w:t>
-            </w:r>
-            <w:r>
-              <w:rPr>
-                <w:rtl w:val="0"/>
-              </w:rPr>
             </w:r>
           </w:p>
           <w:p>
@@ -5148,7 +4927,6 @@
                 <w:rFonts w:ascii="Calibri" w:cs="Calibri" w:eastAsia="Calibri" w:hAnsi="Calibri"/>
                 <w:sz w:val="20"/>
                 <w:szCs w:val="20"/>
-                <w:u w:val="none"/>
               </w:rPr>
             </w:pPr>
             <w:r>
@@ -5158,12 +4936,7 @@
                 <w:szCs w:val="20"/>
                 <w:rtl w:val="0"/>
               </w:rPr>
-              <w:t xml:space="preserve">Springboot, React Vite</w:t>
-            </w:r>
-            <w:r>
-              <w:rPr>
-                <w:rtl w:val="0"/>
-              </w:rPr>
+              <w:t xml:space="preserve">Spring Boot, React Vite</w:t>
             </w:r>
           </w:p>
           <w:p>
@@ -5172,7 +4945,6 @@
               <w:jc w:val="both"/>
               <w:rPr>
                 <w:rFonts w:ascii="Calibri" w:cs="Calibri" w:eastAsia="Calibri" w:hAnsi="Calibri"/>
-                <w:color w:val="548dd4"/>
                 <w:sz w:val="20"/>
                 <w:szCs w:val="20"/>
               </w:rPr>
@@ -5216,7 +4988,6 @@
                 <w:rFonts w:ascii="Calibri" w:cs="Calibri" w:eastAsia="Calibri" w:hAnsi="Calibri"/>
                 <w:sz w:val="20"/>
                 <w:szCs w:val="20"/>
-                <w:u w:val="none"/>
               </w:rPr>
             </w:pPr>
             <w:r>
@@ -5227,11 +4998,6 @@
                 <w:rtl w:val="0"/>
               </w:rPr>
               <w:t xml:space="preserve">MySQL optimizada con índices y consultas parametrizadas.</w:t>
-            </w:r>
-            <w:r>
-              <w:rPr>
-                <w:rtl w:val="0"/>
-              </w:rPr>
             </w:r>
           </w:p>
           <w:p>
@@ -5247,7 +5013,6 @@
                 <w:rFonts w:ascii="Calibri" w:cs="Calibri" w:eastAsia="Calibri" w:hAnsi="Calibri"/>
                 <w:sz w:val="20"/>
                 <w:szCs w:val="20"/>
-                <w:u w:val="none"/>
               </w:rPr>
             </w:pPr>
             <w:r>
@@ -5259,11 +5024,6 @@
               </w:rPr>
               <w:t xml:space="preserve">Neon (PostgreSQL)</w:t>
             </w:r>
-            <w:r>
-              <w:rPr>
-                <w:rtl w:val="0"/>
-              </w:rPr>
-            </w:r>
           </w:p>
           <w:p>
             <w:pPr>
@@ -5271,7 +5031,6 @@
               <w:jc w:val="both"/>
               <w:rPr>
                 <w:rFonts w:ascii="Calibri" w:cs="Calibri" w:eastAsia="Calibri" w:hAnsi="Calibri"/>
-                <w:color w:val="548dd4"/>
                 <w:sz w:val="20"/>
                 <w:szCs w:val="20"/>
               </w:rPr>
@@ -5315,7 +5074,6 @@
                 <w:rFonts w:ascii="Calibri" w:cs="Calibri" w:eastAsia="Calibri" w:hAnsi="Calibri"/>
                 <w:sz w:val="20"/>
                 <w:szCs w:val="20"/>
-                <w:u w:val="none"/>
               </w:rPr>
             </w:pPr>
             <w:r>
@@ -5327,11 +5085,6 @@
               </w:rPr>
               <w:t xml:space="preserve">GitHub con control de versiones y CI/CD para despliegues automatizados.</w:t>
             </w:r>
-            <w:r>
-              <w:rPr>
-                <w:rtl w:val="0"/>
-              </w:rPr>
-            </w:r>
           </w:p>
           <w:p>
             <w:pPr>
@@ -5339,9 +5092,6 @@
               <w:jc w:val="both"/>
               <w:rPr>
                 <w:rFonts w:ascii="Calibri" w:cs="Calibri" w:eastAsia="Calibri" w:hAnsi="Calibri"/>
-                <w:i w:val="1"/>
-                <w:iCs w:val="1"/>
-                <w:color w:val="548dd4"/>
                 <w:sz w:val="20"/>
                 <w:szCs w:val="20"/>
               </w:rPr>
@@ -5385,7 +5135,6 @@
                 <w:rFonts w:ascii="Calibri" w:cs="Calibri" w:eastAsia="Calibri" w:hAnsi="Calibri"/>
                 <w:sz w:val="20"/>
                 <w:szCs w:val="20"/>
-                <w:u w:val="none"/>
               </w:rPr>
             </w:pPr>
             <w:r>
@@ -5396,11 +5145,6 @@
                 <w:rtl w:val="0"/>
               </w:rPr>
               <w:t xml:space="preserve">Plugins de caché para mejorar rendimiento.</w:t>
-            </w:r>
-            <w:r>
-              <w:rPr>
-                <w:rtl w:val="0"/>
-              </w:rPr>
             </w:r>
           </w:p>
           <w:p>
@@ -5416,7 +5160,6 @@
                 <w:rFonts w:ascii="Calibri" w:cs="Calibri" w:eastAsia="Calibri" w:hAnsi="Calibri"/>
                 <w:sz w:val="20"/>
                 <w:szCs w:val="20"/>
-                <w:u w:val="none"/>
               </w:rPr>
             </w:pPr>
             <w:r>
@@ -5426,12 +5169,7 @@
                 <w:szCs w:val="20"/>
                 <w:rtl w:val="0"/>
               </w:rPr>
-              <w:t xml:space="preserve">Herramientas de monitoreo (logs, alertas).</w:t>
-            </w:r>
-            <w:r>
-              <w:rPr>
-                <w:rtl w:val="0"/>
-              </w:rPr>
+              <w:t xml:space="preserve">Plugin de configuración de PC con restricciones de compatibilidad.</w:t>
             </w:r>
           </w:p>
           <w:p>
@@ -5447,7 +5185,6 @@
                 <w:rFonts w:ascii="Calibri" w:cs="Calibri" w:eastAsia="Calibri" w:hAnsi="Calibri"/>
                 <w:sz w:val="20"/>
                 <w:szCs w:val="20"/>
-                <w:u w:val="none"/>
               </w:rPr>
             </w:pPr>
             <w:r>
@@ -5457,12 +5194,108 @@
                 <w:szCs w:val="20"/>
                 <w:rtl w:val="0"/>
               </w:rPr>
+              <w:t xml:space="preserve">Plugin de filtro de productos NexTech.</w:t>
+            </w:r>
+          </w:p>
+          <w:p>
+            <w:pPr>
+              <w:numPr>
+                <w:ilvl w:val="0"/>
+                <w:numId w:val="5"/>
+              </w:numPr>
+              <w:spacing w:line="259" w:lineRule="auto"/>
+              <w:ind w:left="720" w:hanging="360"/>
+              <w:jc w:val="both"/>
+              <w:rPr>
+                <w:rFonts w:ascii="Calibri" w:cs="Calibri" w:eastAsia="Calibri" w:hAnsi="Calibri"/>
+                <w:sz w:val="20"/>
+                <w:szCs w:val="20"/>
+              </w:rPr>
+            </w:pPr>
+            <w:r>
+              <w:rPr>
+                <w:rFonts w:ascii="Calibri" w:cs="Calibri" w:eastAsia="Calibri" w:hAnsi="Calibri"/>
+                <w:sz w:val="20"/>
+                <w:szCs w:val="20"/>
+                <w:rtl w:val="0"/>
+              </w:rPr>
+              <w:t xml:space="preserve">Plugin para cotización de productos online NexTech.</w:t>
+            </w:r>
+          </w:p>
+          <w:p>
+            <w:pPr>
+              <w:numPr>
+                <w:ilvl w:val="0"/>
+                <w:numId w:val="5"/>
+              </w:numPr>
+              <w:spacing w:line="259" w:lineRule="auto"/>
+              <w:ind w:left="720" w:hanging="360"/>
+              <w:jc w:val="both"/>
+              <w:rPr>
+                <w:rFonts w:ascii="Calibri" w:cs="Calibri" w:eastAsia="Calibri" w:hAnsi="Calibri"/>
+                <w:sz w:val="20"/>
+                <w:szCs w:val="20"/>
+              </w:rPr>
+            </w:pPr>
+            <w:r>
+              <w:rPr>
+                <w:rFonts w:ascii="Calibri" w:cs="Calibri" w:eastAsia="Calibri" w:hAnsi="Calibri"/>
+                <w:sz w:val="20"/>
+                <w:szCs w:val="20"/>
+                <w:rtl w:val="0"/>
+              </w:rPr>
+              <w:t xml:space="preserve">Herramientas de monitoreo (logs, alertas).</w:t>
+            </w:r>
+          </w:p>
+          <w:p>
+            <w:pPr>
+              <w:numPr>
+                <w:ilvl w:val="0"/>
+                <w:numId w:val="5"/>
+              </w:numPr>
+              <w:spacing w:line="259" w:lineRule="auto"/>
+              <w:ind w:left="720" w:hanging="360"/>
+              <w:jc w:val="both"/>
+              <w:rPr>
+                <w:rFonts w:ascii="Calibri" w:cs="Calibri" w:eastAsia="Calibri" w:hAnsi="Calibri"/>
+                <w:sz w:val="20"/>
+                <w:szCs w:val="20"/>
+              </w:rPr>
+            </w:pPr>
+            <w:r>
+              <w:rPr>
+                <w:rFonts w:ascii="Calibri" w:cs="Calibri" w:eastAsia="Calibri" w:hAnsi="Calibri"/>
+                <w:sz w:val="20"/>
+                <w:szCs w:val="20"/>
+                <w:rtl w:val="0"/>
+              </w:rPr>
               <w:t xml:space="preserve">Integración de seguridad (roles de usuario, autenticación reforzada).</w:t>
             </w:r>
-            <w:r>
-              <w:rPr>
-                <w:rtl w:val="0"/>
-              </w:rPr>
+          </w:p>
+          <w:p>
+            <w:pPr>
+              <w:numPr>
+                <w:ilvl w:val="0"/>
+                <w:numId w:val="5"/>
+              </w:numPr>
+              <w:spacing w:line="259" w:lineRule="auto"/>
+              <w:ind w:left="720" w:hanging="360"/>
+              <w:jc w:val="both"/>
+              <w:rPr>
+                <w:rFonts w:ascii="Calibri" w:cs="Calibri" w:eastAsia="Calibri" w:hAnsi="Calibri"/>
+                <w:sz w:val="20"/>
+                <w:szCs w:val="20"/>
+                <w:u w:val="none"/>
+              </w:rPr>
+            </w:pPr>
+            <w:r>
+              <w:rPr>
+                <w:rFonts w:ascii="Calibri" w:cs="Calibri" w:eastAsia="Calibri" w:hAnsi="Calibri"/>
+                <w:sz w:val="20"/>
+                <w:szCs w:val="20"/>
+                <w:rtl w:val="0"/>
+              </w:rPr>
+              <w:t xml:space="preserve">Integración de API REST (Lioren Enterprises).</w:t>
             </w:r>
           </w:p>
           <w:p>
@@ -5485,21 +5318,6 @@
         </w:tc>
       </w:tr>
     </w:tbl>
-    <w:p>
-      <w:pPr>
-        <w:spacing w:line="360" w:lineRule="auto"/>
-        <w:jc w:val="both"/>
-        <w:rPr>
-          <w:rFonts w:ascii="Calibri" w:cs="Calibri" w:eastAsia="Calibri" w:hAnsi="Calibri"/>
-          <w:color w:val="000000"/>
-        </w:rPr>
-      </w:pPr>
-      <w:r>
-        <w:rPr>
-          <w:rtl w:val="0"/>
-        </w:rPr>
-      </w:r>
-    </w:p>
     <w:p>
       <w:pPr>
         <w:spacing w:line="360" w:lineRule="auto"/>
@@ -5523,19 +5341,8 @@
         </w:rPr>
       </w:pPr>
       <w:r>
-        <w:rPr>
-          <w:rtl w:val="0"/>
-        </w:rPr>
+        <w:br w:type="page"/>
       </w:r>
-    </w:p>
-    <w:p>
-      <w:pPr>
-        <w:spacing w:line="360" w:lineRule="auto"/>
-        <w:jc w:val="both"/>
-        <w:rPr>
-          <w:rFonts w:ascii="Calibri" w:cs="Calibri" w:eastAsia="Calibri" w:hAnsi="Calibri"/>
-        </w:rPr>
-      </w:pPr>
       <w:r>
         <w:rPr>
           <w:rtl w:val="0"/>
@@ -5548,133 +5355,6 @@
         <w:jc w:val="both"/>
         <w:rPr>
           <w:rFonts w:ascii="Calibri" w:cs="Calibri" w:eastAsia="Calibri" w:hAnsi="Calibri"/>
-        </w:rPr>
-      </w:pPr>
-      <w:r>
-        <w:rPr>
-          <w:rtl w:val="0"/>
-        </w:rPr>
-      </w:r>
-    </w:p>
-    <w:p>
-      <w:pPr>
-        <w:spacing w:line="360" w:lineRule="auto"/>
-        <w:jc w:val="both"/>
-        <w:rPr>
-          <w:rFonts w:ascii="Calibri" w:cs="Calibri" w:eastAsia="Calibri" w:hAnsi="Calibri"/>
-        </w:rPr>
-      </w:pPr>
-      <w:r>
-        <w:rPr>
-          <w:rtl w:val="0"/>
-        </w:rPr>
-      </w:r>
-    </w:p>
-    <w:p>
-      <w:pPr>
-        <w:spacing w:line="360" w:lineRule="auto"/>
-        <w:jc w:val="both"/>
-        <w:rPr>
-          <w:rFonts w:ascii="Calibri" w:cs="Calibri" w:eastAsia="Calibri" w:hAnsi="Calibri"/>
-        </w:rPr>
-      </w:pPr>
-      <w:r>
-        <w:rPr>
-          <w:rtl w:val="0"/>
-        </w:rPr>
-      </w:r>
-    </w:p>
-    <w:p>
-      <w:pPr>
-        <w:spacing w:line="360" w:lineRule="auto"/>
-        <w:jc w:val="both"/>
-        <w:rPr>
-          <w:rFonts w:ascii="Calibri" w:cs="Calibri" w:eastAsia="Calibri" w:hAnsi="Calibri"/>
-        </w:rPr>
-      </w:pPr>
-      <w:r>
-        <w:rPr>
-          <w:rtl w:val="0"/>
-        </w:rPr>
-      </w:r>
-    </w:p>
-    <w:p>
-      <w:pPr>
-        <w:spacing w:line="360" w:lineRule="auto"/>
-        <w:jc w:val="both"/>
-        <w:rPr>
-          <w:rFonts w:ascii="Calibri" w:cs="Calibri" w:eastAsia="Calibri" w:hAnsi="Calibri"/>
-        </w:rPr>
-      </w:pPr>
-      <w:r>
-        <w:rPr>
-          <w:rtl w:val="0"/>
-        </w:rPr>
-      </w:r>
-    </w:p>
-    <w:p>
-      <w:pPr>
-        <w:spacing w:line="360" w:lineRule="auto"/>
-        <w:jc w:val="both"/>
-        <w:rPr>
-          <w:rFonts w:ascii="Calibri" w:cs="Calibri" w:eastAsia="Calibri" w:hAnsi="Calibri"/>
-        </w:rPr>
-      </w:pPr>
-      <w:r>
-        <w:rPr>
-          <w:rtl w:val="0"/>
-        </w:rPr>
-      </w:r>
-    </w:p>
-    <w:p>
-      <w:pPr>
-        <w:spacing w:line="360" w:lineRule="auto"/>
-        <w:jc w:val="both"/>
-        <w:rPr>
-          <w:rFonts w:ascii="Calibri" w:cs="Calibri" w:eastAsia="Calibri" w:hAnsi="Calibri"/>
-        </w:rPr>
-      </w:pPr>
-      <w:r>
-        <w:rPr>
-          <w:rtl w:val="0"/>
-        </w:rPr>
-      </w:r>
-    </w:p>
-    <w:p>
-      <w:pPr>
-        <w:spacing w:line="360" w:lineRule="auto"/>
-        <w:jc w:val="both"/>
-        <w:rPr>
-          <w:rFonts w:ascii="Calibri" w:cs="Calibri" w:eastAsia="Calibri" w:hAnsi="Calibri"/>
-        </w:rPr>
-      </w:pPr>
-      <w:r>
-        <w:rPr>
-          <w:rtl w:val="0"/>
-        </w:rPr>
-      </w:r>
-    </w:p>
-    <w:p>
-      <w:pPr>
-        <w:spacing w:line="360" w:lineRule="auto"/>
-        <w:jc w:val="both"/>
-        <w:rPr>
-          <w:rFonts w:ascii="Calibri" w:cs="Calibri" w:eastAsia="Calibri" w:hAnsi="Calibri"/>
-        </w:rPr>
-      </w:pPr>
-      <w:r>
-        <w:rPr>
-          <w:rtl w:val="0"/>
-        </w:rPr>
-      </w:r>
-    </w:p>
-    <w:p>
-      <w:pPr>
-        <w:spacing w:line="360" w:lineRule="auto"/>
-        <w:jc w:val="both"/>
-        <w:rPr>
-          <w:rFonts w:ascii="Calibri" w:cs="Calibri" w:eastAsia="Calibri" w:hAnsi="Calibri"/>
-          <w:color w:val="000000"/>
         </w:rPr>
       </w:pPr>
       <w:r>
@@ -5858,7 +5538,7 @@
       <w:tr>
         <w:trPr>
           <w:cantSplit w:val="0"/>
-          <w:trHeight w:val="1649.44580078125" w:hRule="atLeast"/>
+          <w:trHeight w:val="1649" w:hRule="atLeast"/>
           <w:tblHeader w:val="0"/>
         </w:trPr>
         <w:tc>
@@ -6188,7 +5868,7 @@
       <w:tr>
         <w:trPr>
           <w:cantSplit w:val="0"/>
-          <w:trHeight w:val="369.85107421875" w:hRule="atLeast"/>
+          <w:trHeight w:val="369" w:hRule="atLeast"/>
           <w:tblHeader w:val="0"/>
         </w:trPr>
         <w:tc>
@@ -6709,7 +6389,6 @@
           <w:p>
             <w:pPr>
               <w:spacing w:line="259" w:lineRule="auto"/>
-              <w:jc w:val="left"/>
               <w:rPr>
                 <w:rFonts w:ascii="Calibri" w:cs="Calibri" w:eastAsia="Calibri" w:hAnsi="Calibri"/>
                 <w:color w:val="548dd4"/>
@@ -6960,7 +6639,6 @@
           <w:p>
             <w:pPr>
               <w:spacing w:line="259" w:lineRule="auto"/>
-              <w:jc w:val="left"/>
               <w:rPr>
                 <w:rFonts w:ascii="Calibri" w:cs="Calibri" w:eastAsia="Calibri" w:hAnsi="Calibri"/>
                 <w:sz w:val="18"/>
@@ -7205,7 +6883,6 @@
           <w:p>
             <w:pPr>
               <w:spacing w:line="259" w:lineRule="auto"/>
-              <w:jc w:val="left"/>
               <w:rPr>
                 <w:rFonts w:ascii="Calibri" w:cs="Calibri" w:eastAsia="Calibri" w:hAnsi="Calibri"/>
                 <w:sz w:val="18"/>
@@ -7450,7 +7127,6 @@
           <w:p>
             <w:pPr>
               <w:spacing w:line="259" w:lineRule="auto"/>
-              <w:jc w:val="left"/>
               <w:rPr>
                 <w:rFonts w:ascii="Calibri" w:cs="Calibri" w:eastAsia="Calibri" w:hAnsi="Calibri"/>
                 <w:sz w:val="18"/>
@@ -7695,7 +7371,6 @@
           <w:p>
             <w:pPr>
               <w:spacing w:line="259" w:lineRule="auto"/>
-              <w:jc w:val="left"/>
               <w:rPr>
                 <w:rFonts w:ascii="Calibri" w:cs="Calibri" w:eastAsia="Calibri" w:hAnsi="Calibri"/>
                 <w:sz w:val="18"/>
@@ -7950,7 +7625,6 @@
           <w:p>
             <w:pPr>
               <w:spacing w:line="259" w:lineRule="auto"/>
-              <w:jc w:val="left"/>
               <w:rPr>
                 <w:rFonts w:ascii="Calibri" w:cs="Calibri" w:eastAsia="Calibri" w:hAnsi="Calibri"/>
                 <w:sz w:val="18"/>
@@ -8053,7 +7727,7 @@
                 <w:szCs w:val="18"/>
                 <w:rtl w:val="0"/>
               </w:rPr>
-              <w:t xml:space="preserve">Se utiliza el ciclo de ingeniería de software para la automatización de órdenes de trabajo, y consolidación del sistema completo</w:t>
+              <w:t xml:space="preserve">Se utiliza el ciclo de ingeniería de software para el perfeccionamiento del trabajo, y consolidación de un sistema completo de alta calidad</w:t>
             </w:r>
           </w:p>
         </w:tc>
@@ -8216,7 +7890,6 @@
           <w:p>
             <w:pPr>
               <w:spacing w:line="259" w:lineRule="auto"/>
-              <w:jc w:val="left"/>
               <w:rPr>
                 <w:rFonts w:ascii="Calibri" w:cs="Calibri" w:eastAsia="Calibri" w:hAnsi="Calibri"/>
                 <w:sz w:val="18"/>
@@ -8477,7 +8150,6 @@
           <w:p>
             <w:pPr>
               <w:spacing w:line="259" w:lineRule="auto"/>
-              <w:jc w:val="left"/>
               <w:rPr>
                 <w:rFonts w:ascii="Calibri" w:cs="Calibri" w:eastAsia="Calibri" w:hAnsi="Calibri"/>
                 <w:sz w:val="18"/>
@@ -8743,9 +8415,11 @@
         <w:jc w:val="both"/>
         <w:rPr>
           <w:rFonts w:ascii="Calibri" w:cs="Calibri" w:eastAsia="Calibri" w:hAnsi="Calibri"/>
+          <w:b w:val="1"/>
+          <w:bCs w:val="1"/>
         </w:rPr>
       </w:pPr>
-      <w:bookmarkStart w:colFirst="0" w:colLast="0" w:name="_heading=h.2w51li2ow8ur" w:id="2"/>
+      <w:bookmarkStart w:colFirst="0" w:colLast="0" w:name="_heading=h.p3ysn0f52uvs" w:id="2"/>
       <w:bookmarkEnd w:id="2"/>
       <w:r>
         <w:rPr>
@@ -8779,17 +8453,9 @@
         </w:rPr>
         <w:t xml:space="preserve">El tiempo total de trabajo es de 18 semanas, ya que las actividades 1-2 y 3-4 se realizan durante la misma semana.</w:t>
       </w:r>
-    </w:p>
-    <w:p>
-      <w:pPr>
-        <w:spacing w:line="360" w:lineRule="auto"/>
-        <w:jc w:val="both"/>
-        <w:rPr>
-          <w:rFonts w:ascii="Calibri" w:cs="Calibri" w:eastAsia="Calibri" w:hAnsi="Calibri"/>
-        </w:rPr>
-      </w:pPr>
-      <w:bookmarkStart w:colFirst="0" w:colLast="0" w:name="_heading=h.g7wpvqudqa6p" w:id="4"/>
-      <w:bookmarkEnd w:id="4"/>
+      <w:r>
+        <w:br w:type="page"/>
+      </w:r>
       <w:r>
         <w:rPr>
           <w:rtl w:val="0"/>
@@ -8804,72 +8470,8 @@
           <w:rFonts w:ascii="Calibri" w:cs="Calibri" w:eastAsia="Calibri" w:hAnsi="Calibri"/>
         </w:rPr>
       </w:pPr>
-      <w:bookmarkStart w:colFirst="0" w:colLast="0" w:name="_heading=h.j2gcxng0tgv4" w:id="5"/>
-      <w:bookmarkEnd w:id="5"/>
-      <w:r>
-        <w:rPr>
-          <w:rtl w:val="0"/>
-        </w:rPr>
-      </w:r>
-    </w:p>
-    <w:p>
-      <w:pPr>
-        <w:spacing w:line="360" w:lineRule="auto"/>
-        <w:jc w:val="both"/>
-        <w:rPr>
-          <w:rFonts w:ascii="Calibri" w:cs="Calibri" w:eastAsia="Calibri" w:hAnsi="Calibri"/>
-        </w:rPr>
-      </w:pPr>
-      <w:bookmarkStart w:colFirst="0" w:colLast="0" w:name="_heading=h.ts8vg1gjzrld" w:id="6"/>
-      <w:bookmarkEnd w:id="6"/>
-      <w:r>
-        <w:rPr>
-          <w:rtl w:val="0"/>
-        </w:rPr>
-      </w:r>
-    </w:p>
-    <w:p>
-      <w:pPr>
-        <w:spacing w:line="360" w:lineRule="auto"/>
-        <w:jc w:val="both"/>
-        <w:rPr>
-          <w:rFonts w:ascii="Calibri" w:cs="Calibri" w:eastAsia="Calibri" w:hAnsi="Calibri"/>
-        </w:rPr>
-      </w:pPr>
-      <w:bookmarkStart w:colFirst="0" w:colLast="0" w:name="_heading=h.6m0g6f94yryk" w:id="7"/>
-      <w:bookmarkEnd w:id="7"/>
-      <w:r>
-        <w:rPr>
-          <w:rtl w:val="0"/>
-        </w:rPr>
-      </w:r>
-    </w:p>
-    <w:p>
-      <w:pPr>
-        <w:spacing w:line="360" w:lineRule="auto"/>
-        <w:jc w:val="both"/>
-        <w:rPr>
-          <w:rFonts w:ascii="Calibri" w:cs="Calibri" w:eastAsia="Calibri" w:hAnsi="Calibri"/>
-        </w:rPr>
-      </w:pPr>
-      <w:bookmarkStart w:colFirst="0" w:colLast="0" w:name="_heading=h.6zqeyv76u6jg" w:id="8"/>
-      <w:bookmarkEnd w:id="8"/>
-      <w:r>
-        <w:rPr>
-          <w:rtl w:val="0"/>
-        </w:rPr>
-      </w:r>
-    </w:p>
-    <w:p>
-      <w:pPr>
-        <w:spacing w:line="360" w:lineRule="auto"/>
-        <w:jc w:val="both"/>
-        <w:rPr>
-          <w:rFonts w:ascii="Calibri" w:cs="Calibri" w:eastAsia="Calibri" w:hAnsi="Calibri"/>
-        </w:rPr>
-      </w:pPr>
-      <w:bookmarkStart w:colFirst="0" w:colLast="0" w:name="_heading=h.kt1dxhpfv5of" w:id="9"/>
-      <w:bookmarkEnd w:id="9"/>
+      <w:bookmarkStart w:colFirst="0" w:colLast="0" w:name="_heading=h.808guhhi587" w:id="4"/>
+      <w:bookmarkEnd w:id="4"/>
       <w:r>
         <w:rPr>
           <w:rtl w:val="0"/>
@@ -8973,9 +8575,6 @@
           </w:tcPr>
           <w:p>
             <w:pPr>
-              <w:keepNext w:val="0"/>
-              <w:keepLines w:val="0"/>
-              <w:widowControl w:val="1"/>
               <w:pBdr>
                 <w:top w:space="0" w:sz="0" w:val="nil"/>
                 <w:left w:space="0" w:sz="0" w:val="nil"/>
@@ -8983,45 +8582,24 @@
                 <w:right w:space="0" w:sz="0" w:val="nil"/>
                 <w:between w:space="0" w:sz="0" w:val="nil"/>
               </w:pBdr>
-              <w:shd w:fill="auto" w:val="clear"/>
               <w:tabs>
                 <w:tab w:val="center" w:leader="none" w:pos="4419"/>
                 <w:tab w:val="right" w:leader="none" w:pos="8838"/>
               </w:tabs>
-              <w:spacing w:after="0" w:before="0" w:line="240" w:lineRule="auto"/>
-              <w:ind w:left="0" w:right="0" w:firstLine="0"/>
-              <w:jc w:val="both"/>
-              <w:rPr>
-                <w:rFonts w:ascii="Calibri" w:cs="Calibri" w:eastAsia="Calibri" w:hAnsi="Calibri"/>
-                <w:b w:val="0"/>
-                <w:bCs w:val="0"/>
-                <w:i w:val="0"/>
-                <w:iCs w:val="0"/>
-                <w:smallCaps w:val="0"/>
-                <w:strike w:val="0"/>
+              <w:jc w:val="both"/>
+              <w:rPr>
+                <w:rFonts w:ascii="Calibri" w:cs="Calibri" w:eastAsia="Calibri" w:hAnsi="Calibri"/>
                 <w:color w:val="1f4e79"/>
                 <w:sz w:val="22"/>
                 <w:szCs w:val="22"/>
-                <w:u w:val="none"/>
-                <w:shd w:fill="auto" w:val="clear"/>
-                <w:vertAlign w:val="baseline"/>
-              </w:rPr>
-            </w:pPr>
-            <w:r>
-              <w:rPr>
-                <w:rFonts w:ascii="Calibri" w:cs="Calibri" w:eastAsia="Calibri" w:hAnsi="Calibri"/>
-                <w:b w:val="0"/>
-                <w:bCs w:val="0"/>
-                <w:i w:val="0"/>
-                <w:iCs w:val="0"/>
-                <w:smallCaps w:val="0"/>
-                <w:strike w:val="0"/>
+              </w:rPr>
+            </w:pPr>
+            <w:r>
+              <w:rPr>
+                <w:rFonts w:ascii="Calibri" w:cs="Calibri" w:eastAsia="Calibri" w:hAnsi="Calibri"/>
                 <w:color w:val="1f4e79"/>
                 <w:sz w:val="22"/>
                 <w:szCs w:val="22"/>
-                <w:u w:val="none"/>
-                <w:shd w:fill="auto" w:val="clear"/>
-                <w:vertAlign w:val="baseline"/>
                 <w:rtl w:val="0"/>
               </w:rPr>
               <w:t xml:space="preserve">Declarar las evidencias a diseñar para el proyecto. Estas evidencias deben ser acordadas con el docente, dependiendo de la dimensión del proyecto. Todas las evidencias deben estar en formato .pdf, .xls, .xlsx, .doc o .docx, según corresponda y deben ser legibles para el docente.</w:t>
@@ -9097,9 +8675,6 @@
           </w:tcPr>
           <w:p>
             <w:pPr>
-              <w:keepNext w:val="0"/>
-              <w:keepLines w:val="0"/>
-              <w:widowControl w:val="1"/>
               <w:pBdr>
                 <w:top w:space="0" w:sz="0" w:val="nil"/>
                 <w:left w:space="0" w:sz="0" w:val="nil"/>
@@ -9107,28 +8682,16 @@
                 <w:right w:space="0" w:sz="0" w:val="nil"/>
                 <w:between w:space="0" w:sz="0" w:val="nil"/>
               </w:pBdr>
-              <w:shd w:fill="auto" w:val="clear"/>
               <w:tabs>
                 <w:tab w:val="center" w:leader="none" w:pos="4419"/>
                 <w:tab w:val="right" w:leader="none" w:pos="8838"/>
               </w:tabs>
-              <w:spacing w:after="0" w:before="0" w:line="240" w:lineRule="auto"/>
-              <w:ind w:left="0" w:right="0" w:firstLine="0"/>
               <w:jc w:val="center"/>
               <w:rPr>
                 <w:rFonts w:ascii="Calibri" w:cs="Calibri" w:eastAsia="Calibri" w:hAnsi="Calibri"/>
-                <w:b w:val="0"/>
-                <w:bCs w:val="0"/>
-                <w:i w:val="0"/>
-                <w:iCs w:val="0"/>
-                <w:smallCaps w:val="0"/>
-                <w:strike w:val="0"/>
                 <w:color w:val="1f4e79"/>
                 <w:sz w:val="22"/>
                 <w:szCs w:val="22"/>
-                <w:u w:val="none"/>
-                <w:shd w:fill="auto" w:val="clear"/>
-                <w:vertAlign w:val="baseline"/>
               </w:rPr>
             </w:pPr>
             <w:r>
@@ -9136,16 +8699,9 @@
                 <w:rFonts w:ascii="Calibri" w:cs="Calibri" w:eastAsia="Calibri" w:hAnsi="Calibri"/>
                 <w:b w:val="1"/>
                 <w:bCs w:val="1"/>
-                <w:i w:val="0"/>
-                <w:iCs w:val="0"/>
-                <w:smallCaps w:val="0"/>
-                <w:strike w:val="0"/>
                 <w:color w:val="1f4e79"/>
                 <w:sz w:val="22"/>
                 <w:szCs w:val="22"/>
-                <w:u w:val="none"/>
-                <w:shd w:fill="auto" w:val="clear"/>
-                <w:vertAlign w:val="baseline"/>
                 <w:rtl w:val="0"/>
               </w:rPr>
               <w:t xml:space="preserve">Nro.</w:t>
@@ -9173,9 +8729,6 @@
           </w:tcPr>
           <w:p>
             <w:pPr>
-              <w:keepNext w:val="0"/>
-              <w:keepLines w:val="0"/>
-              <w:widowControl w:val="1"/>
               <w:pBdr>
                 <w:top w:space="0" w:sz="0" w:val="nil"/>
                 <w:left w:space="0" w:sz="0" w:val="nil"/>
@@ -9183,28 +8736,17 @@
                 <w:right w:space="0" w:sz="0" w:val="nil"/>
                 <w:between w:space="0" w:sz="0" w:val="nil"/>
               </w:pBdr>
-              <w:shd w:fill="auto" w:val="clear"/>
               <w:tabs>
                 <w:tab w:val="center" w:leader="none" w:pos="4419"/>
                 <w:tab w:val="right" w:leader="none" w:pos="8838"/>
               </w:tabs>
-              <w:spacing w:after="0" w:before="240" w:line="240" w:lineRule="auto"/>
-              <w:ind w:left="0" w:right="0" w:firstLine="0"/>
+              <w:spacing w:before="240" w:lineRule="auto"/>
               <w:jc w:val="center"/>
               <w:rPr>
                 <w:rFonts w:ascii="Calibri" w:cs="Calibri" w:eastAsia="Calibri" w:hAnsi="Calibri"/>
-                <w:b w:val="0"/>
-                <w:bCs w:val="0"/>
-                <w:i w:val="0"/>
-                <w:iCs w:val="0"/>
-                <w:smallCaps w:val="0"/>
-                <w:strike w:val="0"/>
                 <w:color w:val="1f4e79"/>
                 <w:sz w:val="22"/>
                 <w:szCs w:val="22"/>
-                <w:u w:val="none"/>
-                <w:shd w:fill="auto" w:val="clear"/>
-                <w:vertAlign w:val="baseline"/>
               </w:rPr>
             </w:pPr>
             <w:r>
@@ -9212,16 +8754,9 @@
                 <w:rFonts w:ascii="Calibri" w:cs="Calibri" w:eastAsia="Calibri" w:hAnsi="Calibri"/>
                 <w:b w:val="1"/>
                 <w:bCs w:val="1"/>
-                <w:i w:val="0"/>
-                <w:iCs w:val="0"/>
-                <w:smallCaps w:val="0"/>
-                <w:strike w:val="0"/>
                 <w:color w:val="1f4e79"/>
                 <w:sz w:val="22"/>
                 <w:szCs w:val="22"/>
-                <w:u w:val="none"/>
-                <w:shd w:fill="auto" w:val="clear"/>
-                <w:vertAlign w:val="baseline"/>
                 <w:rtl w:val="0"/>
               </w:rPr>
               <w:t xml:space="preserve">Nombre de evidencia</w:t>
@@ -9269,9 +8804,6 @@
           </w:tcPr>
           <w:p>
             <w:pPr>
-              <w:keepNext w:val="0"/>
-              <w:keepLines w:val="0"/>
-              <w:widowControl w:val="1"/>
               <w:pBdr>
                 <w:top w:space="0" w:sz="0" w:val="nil"/>
                 <w:left w:space="0" w:sz="0" w:val="nil"/>
@@ -9279,28 +8811,16 @@
                 <w:right w:space="0" w:sz="0" w:val="nil"/>
                 <w:between w:space="0" w:sz="0" w:val="nil"/>
               </w:pBdr>
-              <w:shd w:fill="auto" w:val="clear"/>
               <w:tabs>
                 <w:tab w:val="center" w:leader="none" w:pos="4419"/>
                 <w:tab w:val="right" w:leader="none" w:pos="8838"/>
               </w:tabs>
-              <w:spacing w:after="0" w:before="0" w:line="240" w:lineRule="auto"/>
-              <w:ind w:left="0" w:right="0" w:firstLine="0"/>
               <w:jc w:val="center"/>
               <w:rPr>
                 <w:rFonts w:ascii="Calibri" w:cs="Calibri" w:eastAsia="Calibri" w:hAnsi="Calibri"/>
-                <w:b w:val="0"/>
-                <w:bCs w:val="0"/>
-                <w:i w:val="0"/>
-                <w:iCs w:val="0"/>
-                <w:smallCaps w:val="0"/>
-                <w:strike w:val="0"/>
                 <w:color w:val="1f4e79"/>
                 <w:sz w:val="22"/>
                 <w:szCs w:val="22"/>
-                <w:u w:val="none"/>
-                <w:shd w:fill="auto" w:val="clear"/>
-                <w:vertAlign w:val="baseline"/>
               </w:rPr>
             </w:pPr>
             <w:r>
@@ -9308,16 +8828,9 @@
                 <w:rFonts w:ascii="Calibri" w:cs="Calibri" w:eastAsia="Calibri" w:hAnsi="Calibri"/>
                 <w:b w:val="1"/>
                 <w:bCs w:val="1"/>
-                <w:i w:val="0"/>
-                <w:iCs w:val="0"/>
-                <w:smallCaps w:val="0"/>
-                <w:strike w:val="0"/>
                 <w:color w:val="1f4e79"/>
                 <w:sz w:val="22"/>
                 <w:szCs w:val="22"/>
-                <w:u w:val="none"/>
-                <w:shd w:fill="auto" w:val="clear"/>
-                <w:vertAlign w:val="baseline"/>
                 <w:rtl w:val="0"/>
               </w:rPr>
               <w:t xml:space="preserve">Descripción</w:t>
@@ -9344,9 +8857,6 @@
           </w:tcPr>
           <w:p>
             <w:pPr>
-              <w:keepNext w:val="0"/>
-              <w:keepLines w:val="0"/>
-              <w:widowControl w:val="1"/>
               <w:pBdr>
                 <w:top w:space="0" w:sz="0" w:val="nil"/>
                 <w:left w:space="0" w:sz="0" w:val="nil"/>
@@ -9354,28 +8864,16 @@
                 <w:right w:space="0" w:sz="0" w:val="nil"/>
                 <w:between w:space="0" w:sz="0" w:val="nil"/>
               </w:pBdr>
-              <w:shd w:fill="auto" w:val="clear"/>
               <w:tabs>
                 <w:tab w:val="center" w:leader="none" w:pos="4419"/>
                 <w:tab w:val="right" w:leader="none" w:pos="8838"/>
               </w:tabs>
-              <w:spacing w:after="0" w:before="0" w:line="240" w:lineRule="auto"/>
-              <w:ind w:left="0" w:right="0" w:firstLine="0"/>
               <w:jc w:val="center"/>
               <w:rPr>
                 <w:rFonts w:ascii="Calibri" w:cs="Calibri" w:eastAsia="Calibri" w:hAnsi="Calibri"/>
-                <w:b w:val="0"/>
-                <w:bCs w:val="0"/>
-                <w:i w:val="0"/>
-                <w:iCs w:val="0"/>
-                <w:smallCaps w:val="0"/>
-                <w:strike w:val="0"/>
                 <w:color w:val="1f4e79"/>
                 <w:sz w:val="22"/>
                 <w:szCs w:val="22"/>
-                <w:u w:val="none"/>
-                <w:shd w:fill="auto" w:val="clear"/>
-                <w:vertAlign w:val="baseline"/>
               </w:rPr>
             </w:pPr>
             <w:r>
@@ -9383,16 +8881,9 @@
                 <w:rFonts w:ascii="Calibri" w:cs="Calibri" w:eastAsia="Calibri" w:hAnsi="Calibri"/>
                 <w:b w:val="1"/>
                 <w:bCs w:val="1"/>
-                <w:i w:val="0"/>
-                <w:iCs w:val="0"/>
-                <w:smallCaps w:val="0"/>
-                <w:strike w:val="0"/>
                 <w:color w:val="1f4e79"/>
                 <w:sz w:val="22"/>
                 <w:szCs w:val="22"/>
-                <w:u w:val="none"/>
-                <w:shd w:fill="auto" w:val="clear"/>
-                <w:vertAlign w:val="baseline"/>
                 <w:rtl w:val="0"/>
               </w:rPr>
               <w:t xml:space="preserve">Link para acceder (repositorio)</w:t>
@@ -9426,9 +8917,6 @@
           </w:tcPr>
           <w:p>
             <w:pPr>
-              <w:keepNext w:val="0"/>
-              <w:keepLines w:val="0"/>
-              <w:widowControl w:val="1"/>
               <w:pBdr>
                 <w:top w:space="0" w:sz="0" w:val="nil"/>
                 <w:left w:space="0" w:sz="0" w:val="nil"/>
@@ -9436,25 +8924,15 @@
                 <w:right w:space="0" w:sz="0" w:val="nil"/>
                 <w:between w:space="0" w:sz="0" w:val="nil"/>
               </w:pBdr>
-              <w:shd w:fill="auto" w:val="clear"/>
               <w:tabs>
                 <w:tab w:val="center" w:leader="none" w:pos="4419"/>
                 <w:tab w:val="right" w:leader="none" w:pos="8838"/>
               </w:tabs>
-              <w:spacing w:after="0" w:before="0" w:line="240" w:lineRule="auto"/>
-              <w:ind w:left="0" w:right="0" w:firstLine="0"/>
               <w:jc w:val="center"/>
               <w:rPr>
                 <w:rFonts w:ascii="Calibri" w:cs="Calibri" w:eastAsia="Calibri" w:hAnsi="Calibri"/>
-                <w:b w:val="0"/>
-                <w:bCs w:val="0"/>
-                <w:smallCaps w:val="0"/>
-                <w:strike w:val="0"/>
-                <w:sz w:val="18"/>
-                <w:szCs w:val="18"/>
-                <w:u w:val="none"/>
-                <w:shd w:fill="auto" w:val="clear"/>
-                <w:vertAlign w:val="baseline"/>
+                <w:sz w:val="18"/>
+                <w:szCs w:val="18"/>
               </w:rPr>
             </w:pPr>
             <w:r>
@@ -9466,31 +8944,23 @@
               </w:rPr>
               <w:t xml:space="preserve">1</w:t>
             </w:r>
-            <w:r>
-              <w:rPr>
-                <w:rtl w:val="0"/>
-              </w:rPr>
-            </w:r>
-          </w:p>
-        </w:tc>
-        <w:tc>
-          <w:tcPr>
-            <w:tcBorders>
-              <w:top w:color="bfbfbf" w:space="0" w:sz="6" w:val="single"/>
-              <w:left w:color="bfbfbf" w:space="0" w:sz="6" w:val="single"/>
-              <w:bottom w:color="bfbfbf" w:space="0" w:sz="6" w:val="single"/>
-              <w:right w:color="bfbfbf" w:space="0" w:sz="6" w:val="single"/>
-            </w:tcBorders>
-            <w:tcMar>
-              <w:left w:w="105.0" w:type="dxa"/>
-              <w:right w:w="105.0" w:type="dxa"/>
-            </w:tcMar>
-          </w:tcPr>
-          <w:p>
-            <w:pPr>
-              <w:keepNext w:val="0"/>
-              <w:keepLines w:val="0"/>
-              <w:widowControl w:val="1"/>
+          </w:p>
+        </w:tc>
+        <w:tc>
+          <w:tcPr>
+            <w:tcBorders>
+              <w:top w:color="bfbfbf" w:space="0" w:sz="6" w:val="single"/>
+              <w:left w:color="bfbfbf" w:space="0" w:sz="6" w:val="single"/>
+              <w:bottom w:color="bfbfbf" w:space="0" w:sz="6" w:val="single"/>
+              <w:right w:color="bfbfbf" w:space="0" w:sz="6" w:val="single"/>
+            </w:tcBorders>
+            <w:tcMar>
+              <w:left w:w="105.0" w:type="dxa"/>
+              <w:right w:w="105.0" w:type="dxa"/>
+            </w:tcMar>
+          </w:tcPr>
+          <w:p>
+            <w:pPr>
               <w:pBdr>
                 <w:top w:space="0" w:sz="0" w:val="nil"/>
                 <w:left w:space="0" w:sz="0" w:val="nil"/>
@@ -9498,25 +8968,15 @@
                 <w:right w:space="0" w:sz="0" w:val="nil"/>
                 <w:between w:space="0" w:sz="0" w:val="nil"/>
               </w:pBdr>
-              <w:shd w:fill="auto" w:val="clear"/>
               <w:tabs>
                 <w:tab w:val="center" w:leader="none" w:pos="4419"/>
                 <w:tab w:val="right" w:leader="none" w:pos="8838"/>
               </w:tabs>
-              <w:spacing w:after="0" w:before="0" w:line="240" w:lineRule="auto"/>
-              <w:ind w:left="0" w:right="0" w:firstLine="0"/>
-              <w:jc w:val="both"/>
-              <w:rPr>
-                <w:rFonts w:ascii="Calibri" w:cs="Calibri" w:eastAsia="Calibri" w:hAnsi="Calibri"/>
-                <w:b w:val="0"/>
-                <w:bCs w:val="0"/>
-                <w:smallCaps w:val="0"/>
-                <w:strike w:val="0"/>
-                <w:sz w:val="18"/>
-                <w:szCs w:val="18"/>
-                <w:u w:val="none"/>
-                <w:shd w:fill="auto" w:val="clear"/>
-                <w:vertAlign w:val="baseline"/>
+              <w:jc w:val="both"/>
+              <w:rPr>
+                <w:rFonts w:ascii="Calibri" w:cs="Calibri" w:eastAsia="Calibri" w:hAnsi="Calibri"/>
+                <w:sz w:val="18"/>
+                <w:szCs w:val="18"/>
               </w:rPr>
             </w:pPr>
             <w:r>
@@ -9528,31 +8988,23 @@
               </w:rPr>
               <w:t xml:space="preserve">Matriz de Riesgo</w:t>
             </w:r>
-            <w:r>
-              <w:rPr>
-                <w:rtl w:val="0"/>
-              </w:rPr>
-            </w:r>
-          </w:p>
-        </w:tc>
-        <w:tc>
-          <w:tcPr>
-            <w:tcBorders>
-              <w:top w:color="bfbfbf" w:space="0" w:sz="6" w:val="single"/>
-              <w:left w:color="bfbfbf" w:space="0" w:sz="6" w:val="single"/>
-              <w:bottom w:color="bfbfbf" w:space="0" w:sz="6" w:val="single"/>
-              <w:right w:color="bfbfbf" w:space="0" w:sz="6" w:val="single"/>
-            </w:tcBorders>
-            <w:tcMar>
-              <w:left w:w="105.0" w:type="dxa"/>
-              <w:right w:w="105.0" w:type="dxa"/>
-            </w:tcMar>
-          </w:tcPr>
-          <w:p>
-            <w:pPr>
-              <w:keepNext w:val="0"/>
-              <w:keepLines w:val="0"/>
-              <w:widowControl w:val="1"/>
+          </w:p>
+        </w:tc>
+        <w:tc>
+          <w:tcPr>
+            <w:tcBorders>
+              <w:top w:color="bfbfbf" w:space="0" w:sz="6" w:val="single"/>
+              <w:left w:color="bfbfbf" w:space="0" w:sz="6" w:val="single"/>
+              <w:bottom w:color="bfbfbf" w:space="0" w:sz="6" w:val="single"/>
+              <w:right w:color="bfbfbf" w:space="0" w:sz="6" w:val="single"/>
+            </w:tcBorders>
+            <w:tcMar>
+              <w:left w:w="105.0" w:type="dxa"/>
+              <w:right w:w="105.0" w:type="dxa"/>
+            </w:tcMar>
+          </w:tcPr>
+          <w:p>
+            <w:pPr>
               <w:pBdr>
                 <w:top w:space="0" w:sz="0" w:val="nil"/>
                 <w:left w:space="0" w:sz="0" w:val="nil"/>
@@ -9560,25 +9012,15 @@
                 <w:right w:space="0" w:sz="0" w:val="nil"/>
                 <w:between w:space="0" w:sz="0" w:val="nil"/>
               </w:pBdr>
-              <w:shd w:fill="auto" w:val="clear"/>
               <w:tabs>
                 <w:tab w:val="center" w:leader="none" w:pos="4419"/>
                 <w:tab w:val="right" w:leader="none" w:pos="8838"/>
               </w:tabs>
-              <w:spacing w:after="0" w:before="0" w:line="240" w:lineRule="auto"/>
-              <w:ind w:left="0" w:right="0" w:firstLine="0"/>
-              <w:jc w:val="both"/>
-              <w:rPr>
-                <w:rFonts w:ascii="Calibri" w:cs="Calibri" w:eastAsia="Calibri" w:hAnsi="Calibri"/>
-                <w:b w:val="0"/>
-                <w:bCs w:val="0"/>
-                <w:smallCaps w:val="0"/>
-                <w:strike w:val="0"/>
-                <w:sz w:val="18"/>
-                <w:szCs w:val="18"/>
-                <w:u w:val="none"/>
-                <w:shd w:fill="auto" w:val="clear"/>
-                <w:vertAlign w:val="baseline"/>
+              <w:jc w:val="both"/>
+              <w:rPr>
+                <w:rFonts w:ascii="Calibri" w:cs="Calibri" w:eastAsia="Calibri" w:hAnsi="Calibri"/>
+                <w:sz w:val="18"/>
+                <w:szCs w:val="18"/>
               </w:rPr>
             </w:pPr>
             <w:r>
@@ -9589,11 +9031,6 @@
                 <w:rtl w:val="0"/>
               </w:rPr>
               <w:t xml:space="preserve">Documento que identifica, evalúa y propone estrategias para gestionar los riesgos del proyecto.</w:t>
-            </w:r>
-            <w:r>
-              <w:rPr>
-                <w:rtl w:val="0"/>
-              </w:rPr>
             </w:r>
           </w:p>
         </w:tc>
@@ -9666,9 +9103,6 @@
           </w:tcPr>
           <w:p>
             <w:pPr>
-              <w:keepNext w:val="0"/>
-              <w:keepLines w:val="0"/>
-              <w:widowControl w:val="1"/>
               <w:pBdr>
                 <w:top w:space="0" w:sz="0" w:val="nil"/>
                 <w:left w:space="0" w:sz="0" w:val="nil"/>
@@ -9676,25 +9110,15 @@
                 <w:right w:space="0" w:sz="0" w:val="nil"/>
                 <w:between w:space="0" w:sz="0" w:val="nil"/>
               </w:pBdr>
-              <w:shd w:fill="auto" w:val="clear"/>
               <w:tabs>
                 <w:tab w:val="center" w:leader="none" w:pos="4419"/>
                 <w:tab w:val="right" w:leader="none" w:pos="8838"/>
               </w:tabs>
-              <w:spacing w:after="0" w:before="0" w:line="240" w:lineRule="auto"/>
-              <w:ind w:left="0" w:right="0" w:firstLine="0"/>
               <w:jc w:val="center"/>
               <w:rPr>
                 <w:rFonts w:ascii="Calibri" w:cs="Calibri" w:eastAsia="Calibri" w:hAnsi="Calibri"/>
-                <w:b w:val="0"/>
-                <w:bCs w:val="0"/>
-                <w:smallCaps w:val="0"/>
-                <w:strike w:val="0"/>
-                <w:sz w:val="18"/>
-                <w:szCs w:val="18"/>
-                <w:u w:val="none"/>
-                <w:shd w:fill="auto" w:val="clear"/>
-                <w:vertAlign w:val="baseline"/>
+                <w:sz w:val="18"/>
+                <w:szCs w:val="18"/>
               </w:rPr>
             </w:pPr>
             <w:r>
@@ -9705,11 +9129,6 @@
                 <w:rtl w:val="0"/>
               </w:rPr>
               <w:t xml:space="preserve">2</w:t>
-            </w:r>
-            <w:r>
-              <w:rPr>
-                <w:rtl w:val="0"/>
-              </w:rPr>
             </w:r>
           </w:p>
         </w:tc>
@@ -9856,9 +9275,6 @@
           </w:tcPr>
           <w:p>
             <w:pPr>
-              <w:keepNext w:val="0"/>
-              <w:keepLines w:val="0"/>
-              <w:widowControl w:val="1"/>
               <w:pBdr>
                 <w:top w:space="0" w:sz="0" w:val="nil"/>
                 <w:left w:space="0" w:sz="0" w:val="nil"/>
@@ -9866,25 +9282,15 @@
                 <w:right w:space="0" w:sz="0" w:val="nil"/>
                 <w:between w:space="0" w:sz="0" w:val="nil"/>
               </w:pBdr>
-              <w:shd w:fill="auto" w:val="clear"/>
               <w:tabs>
                 <w:tab w:val="center" w:leader="none" w:pos="4419"/>
                 <w:tab w:val="right" w:leader="none" w:pos="8838"/>
               </w:tabs>
-              <w:spacing w:after="0" w:before="0" w:line="240" w:lineRule="auto"/>
-              <w:ind w:left="0" w:right="0" w:firstLine="0"/>
               <w:jc w:val="center"/>
               <w:rPr>
                 <w:rFonts w:ascii="Calibri" w:cs="Calibri" w:eastAsia="Calibri" w:hAnsi="Calibri"/>
-                <w:b w:val="0"/>
-                <w:bCs w:val="0"/>
-                <w:smallCaps w:val="0"/>
-                <w:strike w:val="0"/>
-                <w:sz w:val="18"/>
-                <w:szCs w:val="18"/>
-                <w:u w:val="none"/>
-                <w:shd w:fill="auto" w:val="clear"/>
-                <w:vertAlign w:val="baseline"/>
+                <w:sz w:val="18"/>
+                <w:szCs w:val="18"/>
               </w:rPr>
             </w:pPr>
             <w:r>
@@ -9895,11 +9301,6 @@
                 <w:rtl w:val="0"/>
               </w:rPr>
               <w:t xml:space="preserve">3</w:t>
-            </w:r>
-            <w:r>
-              <w:rPr>
-                <w:rtl w:val="0"/>
-              </w:rPr>
             </w:r>
           </w:p>
           <w:p>
@@ -10066,9 +9467,6 @@
           </w:tcPr>
           <w:p>
             <w:pPr>
-              <w:keepNext w:val="0"/>
-              <w:keepLines w:val="0"/>
-              <w:widowControl w:val="1"/>
               <w:pBdr>
                 <w:top w:space="0" w:sz="0" w:val="nil"/>
                 <w:left w:space="0" w:sz="0" w:val="nil"/>
@@ -10076,25 +9474,15 @@
                 <w:right w:space="0" w:sz="0" w:val="nil"/>
                 <w:between w:space="0" w:sz="0" w:val="nil"/>
               </w:pBdr>
-              <w:shd w:fill="auto" w:val="clear"/>
               <w:tabs>
                 <w:tab w:val="center" w:leader="none" w:pos="4419"/>
                 <w:tab w:val="right" w:leader="none" w:pos="8838"/>
               </w:tabs>
-              <w:spacing w:after="0" w:before="0" w:line="240" w:lineRule="auto"/>
-              <w:ind w:left="0" w:right="0" w:firstLine="0"/>
               <w:jc w:val="center"/>
               <w:rPr>
                 <w:rFonts w:ascii="Calibri" w:cs="Calibri" w:eastAsia="Calibri" w:hAnsi="Calibri"/>
-                <w:b w:val="0"/>
-                <w:bCs w:val="0"/>
-                <w:smallCaps w:val="0"/>
-                <w:strike w:val="0"/>
-                <w:sz w:val="18"/>
-                <w:szCs w:val="18"/>
-                <w:u w:val="none"/>
-                <w:shd w:fill="auto" w:val="clear"/>
-                <w:vertAlign w:val="baseline"/>
+                <w:sz w:val="18"/>
+                <w:szCs w:val="18"/>
               </w:rPr>
             </w:pPr>
             <w:r>
@@ -10105,11 +9493,6 @@
                 <w:rtl w:val="0"/>
               </w:rPr>
               <w:t xml:space="preserve">4</w:t>
-            </w:r>
-            <w:r>
-              <w:rPr>
-                <w:rtl w:val="0"/>
-              </w:rPr>
             </w:r>
           </w:p>
         </w:tc>
@@ -10224,7 +9607,7 @@
                   <w:u w:val="single"/>
                   <w:rtl w:val="0"/>
                 </w:rPr>
-                <w:t xml:space="preserve">arquitectura_v3_nextech.png</w:t>
+                <w:t xml:space="preserve">NexTech - Arquitectura de Sistemas.png</w:t>
               </w:r>
             </w:hyperlink>
             <w:r>
@@ -10256,9 +9639,6 @@
           </w:tcPr>
           <w:p>
             <w:pPr>
-              <w:keepNext w:val="0"/>
-              <w:keepLines w:val="0"/>
-              <w:widowControl w:val="1"/>
               <w:pBdr>
                 <w:top w:space="0" w:sz="0" w:val="nil"/>
                 <w:left w:space="0" w:sz="0" w:val="nil"/>
@@ -10266,13 +9646,10 @@
                 <w:right w:space="0" w:sz="0" w:val="nil"/>
                 <w:between w:space="0" w:sz="0" w:val="nil"/>
               </w:pBdr>
-              <w:shd w:fill="auto" w:val="clear"/>
               <w:tabs>
                 <w:tab w:val="center" w:leader="none" w:pos="4419"/>
                 <w:tab w:val="right" w:leader="none" w:pos="8838"/>
               </w:tabs>
-              <w:spacing w:after="0" w:before="0" w:line="240" w:lineRule="auto"/>
-              <w:ind w:left="0" w:right="0" w:firstLine="0"/>
               <w:jc w:val="center"/>
               <w:rPr>
                 <w:rFonts w:ascii="Calibri" w:cs="Calibri" w:eastAsia="Calibri" w:hAnsi="Calibri"/>
@@ -10433,9 +9810,6 @@
           </w:tcPr>
           <w:p>
             <w:pPr>
-              <w:keepNext w:val="0"/>
-              <w:keepLines w:val="0"/>
-              <w:widowControl w:val="1"/>
               <w:pBdr>
                 <w:top w:space="0" w:sz="0" w:val="nil"/>
                 <w:left w:space="0" w:sz="0" w:val="nil"/>
@@ -10443,24 +9817,15 @@
                 <w:right w:space="0" w:sz="0" w:val="nil"/>
                 <w:between w:space="0" w:sz="0" w:val="nil"/>
               </w:pBdr>
-              <w:shd w:fill="auto" w:val="clear"/>
               <w:tabs>
                 <w:tab w:val="center" w:leader="none" w:pos="4419"/>
                 <w:tab w:val="right" w:leader="none" w:pos="8838"/>
               </w:tabs>
-              <w:spacing w:after="0" w:before="0" w:line="240" w:lineRule="auto"/>
-              <w:ind w:left="0" w:right="0" w:firstLine="0"/>
               <w:jc w:val="center"/>
               <w:rPr>
                 <w:rFonts w:ascii="Calibri" w:cs="Calibri" w:eastAsia="Calibri" w:hAnsi="Calibri"/>
-                <w:b w:val="0"/>
-                <w:bCs w:val="0"/>
-                <w:smallCaps w:val="0"/>
-                <w:strike w:val="0"/>
-                <w:sz w:val="18"/>
-                <w:szCs w:val="18"/>
-                <w:u w:val="none"/>
-                <w:vertAlign w:val="baseline"/>
+                <w:sz w:val="18"/>
+                <w:szCs w:val="18"/>
               </w:rPr>
             </w:pPr>
             <w:r>
@@ -10471,11 +9836,6 @@
                 <w:rtl w:val="0"/>
               </w:rPr>
               <w:t xml:space="preserve">6</w:t>
-            </w:r>
-            <w:r>
-              <w:rPr>
-                <w:rtl w:val="0"/>
-              </w:rPr>
             </w:r>
           </w:p>
         </w:tc>
@@ -10589,7 +9949,7 @@
                   <w:u w:val="single"/>
                   <w:rtl w:val="0"/>
                 </w:rPr>
-                <w:t xml:space="preserve">NexTech_Product_Backlog_Sprint_3.xlsx</w:t>
+                <w:t xml:space="preserve">PMOInformatica Plantilla de Product Backlog.xlsx</w:t>
               </w:r>
             </w:hyperlink>
             <w:r>
@@ -10621,9 +9981,6 @@
           </w:tcPr>
           <w:p>
             <w:pPr>
-              <w:keepNext w:val="0"/>
-              <w:keepLines w:val="0"/>
-              <w:widowControl w:val="1"/>
               <w:pBdr>
                 <w:top w:space="0" w:sz="0" w:val="nil"/>
                 <w:left w:space="0" w:sz="0" w:val="nil"/>
@@ -10631,24 +9988,15 @@
                 <w:right w:space="0" w:sz="0" w:val="nil"/>
                 <w:between w:space="0" w:sz="0" w:val="nil"/>
               </w:pBdr>
-              <w:shd w:fill="auto" w:val="clear"/>
               <w:tabs>
                 <w:tab w:val="center" w:leader="none" w:pos="4419"/>
                 <w:tab w:val="right" w:leader="none" w:pos="8838"/>
               </w:tabs>
-              <w:spacing w:after="0" w:before="0" w:line="240" w:lineRule="auto"/>
-              <w:ind w:left="0" w:right="0" w:firstLine="0"/>
               <w:jc w:val="center"/>
               <w:rPr>
                 <w:rFonts w:ascii="Calibri" w:cs="Calibri" w:eastAsia="Calibri" w:hAnsi="Calibri"/>
-                <w:b w:val="0"/>
-                <w:bCs w:val="0"/>
-                <w:smallCaps w:val="0"/>
-                <w:strike w:val="0"/>
-                <w:sz w:val="18"/>
-                <w:szCs w:val="18"/>
-                <w:u w:val="none"/>
-                <w:vertAlign w:val="baseline"/>
+                <w:sz w:val="18"/>
+                <w:szCs w:val="18"/>
               </w:rPr>
             </w:pPr>
             <w:r>
@@ -10659,11 +10007,6 @@
                 <w:rtl w:val="0"/>
               </w:rPr>
               <w:t xml:space="preserve">7</w:t>
-            </w:r>
-            <w:r>
-              <w:rPr>
-                <w:rtl w:val="0"/>
-              </w:rPr>
             </w:r>
           </w:p>
         </w:tc>
@@ -10777,7 +10120,7 @@
                   <w:u w:val="single"/>
                   <w:rtl w:val="0"/>
                 </w:rPr>
-                <w:t xml:space="preserve">NexTech_Product_Backlog_Sprint_3.xlsx</w:t>
+                <w:t xml:space="preserve">PMOInformatica Plantilla de Product Backlog.xlsx</w:t>
               </w:r>
             </w:hyperlink>
             <w:r>
@@ -10809,9 +10152,6 @@
           </w:tcPr>
           <w:p>
             <w:pPr>
-              <w:keepNext w:val="0"/>
-              <w:keepLines w:val="0"/>
-              <w:widowControl w:val="1"/>
               <w:pBdr>
                 <w:top w:space="0" w:sz="0" w:val="nil"/>
                 <w:left w:space="0" w:sz="0" w:val="nil"/>
@@ -10819,24 +10159,15 @@
                 <w:right w:space="0" w:sz="0" w:val="nil"/>
                 <w:between w:space="0" w:sz="0" w:val="nil"/>
               </w:pBdr>
-              <w:shd w:fill="auto" w:val="clear"/>
               <w:tabs>
                 <w:tab w:val="center" w:leader="none" w:pos="4419"/>
                 <w:tab w:val="right" w:leader="none" w:pos="8838"/>
               </w:tabs>
-              <w:spacing w:after="0" w:before="0" w:line="240" w:lineRule="auto"/>
-              <w:ind w:left="0" w:right="0" w:firstLine="0"/>
               <w:jc w:val="center"/>
               <w:rPr>
                 <w:rFonts w:ascii="Calibri" w:cs="Calibri" w:eastAsia="Calibri" w:hAnsi="Calibri"/>
-                <w:b w:val="0"/>
-                <w:bCs w:val="0"/>
-                <w:smallCaps w:val="0"/>
-                <w:strike w:val="0"/>
-                <w:sz w:val="18"/>
-                <w:szCs w:val="18"/>
-                <w:u w:val="none"/>
-                <w:vertAlign w:val="baseline"/>
+                <w:sz w:val="18"/>
+                <w:szCs w:val="18"/>
               </w:rPr>
             </w:pPr>
             <w:r>
@@ -10847,11 +10178,6 @@
                 <w:rtl w:val="0"/>
               </w:rPr>
               <w:t xml:space="preserve">8</w:t>
-            </w:r>
-            <w:r>
-              <w:rPr>
-                <w:rtl w:val="0"/>
-              </w:rPr>
             </w:r>
           </w:p>
         </w:tc>
@@ -10997,9 +10323,6 @@
           </w:tcPr>
           <w:p>
             <w:pPr>
-              <w:keepNext w:val="0"/>
-              <w:keepLines w:val="0"/>
-              <w:widowControl w:val="1"/>
               <w:pBdr>
                 <w:top w:space="0" w:sz="0" w:val="nil"/>
                 <w:left w:space="0" w:sz="0" w:val="nil"/>
@@ -11007,24 +10330,15 @@
                 <w:right w:space="0" w:sz="0" w:val="nil"/>
                 <w:between w:space="0" w:sz="0" w:val="nil"/>
               </w:pBdr>
-              <w:shd w:fill="auto" w:val="clear"/>
               <w:tabs>
                 <w:tab w:val="center" w:leader="none" w:pos="4419"/>
                 <w:tab w:val="right" w:leader="none" w:pos="8838"/>
               </w:tabs>
-              <w:spacing w:after="0" w:before="0" w:line="240" w:lineRule="auto"/>
-              <w:ind w:left="0" w:right="0" w:firstLine="0"/>
               <w:jc w:val="center"/>
               <w:rPr>
                 <w:rFonts w:ascii="Calibri" w:cs="Calibri" w:eastAsia="Calibri" w:hAnsi="Calibri"/>
-                <w:b w:val="0"/>
-                <w:bCs w:val="0"/>
-                <w:smallCaps w:val="0"/>
-                <w:strike w:val="0"/>
-                <w:sz w:val="18"/>
-                <w:szCs w:val="18"/>
-                <w:u w:val="none"/>
-                <w:vertAlign w:val="baseline"/>
+                <w:sz w:val="18"/>
+                <w:szCs w:val="18"/>
               </w:rPr>
             </w:pPr>
             <w:r>
@@ -11035,11 +10349,6 @@
                 <w:rtl w:val="0"/>
               </w:rPr>
               <w:t xml:space="preserve">9</w:t>
-            </w:r>
-            <w:r>
-              <w:rPr>
-                <w:rtl w:val="0"/>
-              </w:rPr>
             </w:r>
           </w:p>
         </w:tc>
@@ -11076,7 +10385,7 @@
                 <w:szCs w:val="18"/>
                 <w:rtl w:val="0"/>
               </w:rPr>
-              <w:t xml:space="preserve">Evidencias prueba</w:t>
+              <w:t xml:space="preserve">Plan de pruebas</w:t>
             </w:r>
           </w:p>
         </w:tc>
@@ -11113,7 +10422,7 @@
                 <w:szCs w:val="18"/>
                 <w:rtl w:val="0"/>
               </w:rPr>
-              <w:t xml:space="preserve">Capturas, registros o reportes que documentan los casos de prueba ejecutados y sus resultados.</w:t>
+              <w:t xml:space="preserve">Lineamiento a seguir para la aplicación de pruebas funcionales a los sistemas afectados.</w:t>
             </w:r>
           </w:p>
         </w:tc>
@@ -11153,7 +10462,71 @@
                   <w:u w:val="single"/>
                   <w:rtl w:val="0"/>
                 </w:rPr>
-                <w:t xml:space="preserve">Evidencias-NexTech-Sprint2-Final.docx</w:t>
+                <w:t xml:space="preserve">3.1.2 Plan Pruebas Funcionales v1.0.docx</w:t>
+              </w:r>
+            </w:hyperlink>
+            <w:r>
+              <w:rPr>
+                <w:rtl w:val="0"/>
+              </w:rPr>
+            </w:r>
+          </w:p>
+          <w:p>
+            <w:pPr>
+              <w:tabs>
+                <w:tab w:val="center" w:leader="none" w:pos="4419"/>
+                <w:tab w:val="right" w:leader="none" w:pos="8838"/>
+              </w:tabs>
+              <w:jc w:val="both"/>
+              <w:rPr>
+                <w:rFonts w:ascii="Calibri" w:cs="Calibri" w:eastAsia="Calibri" w:hAnsi="Calibri"/>
+                <w:sz w:val="18"/>
+                <w:szCs w:val="18"/>
+              </w:rPr>
+            </w:pPr>
+            <w:hyperlink r:id="rId20">
+              <w:r>
+                <w:rPr>
+                  <w:rFonts w:ascii="Calibri" w:cs="Calibri" w:eastAsia="Calibri" w:hAnsi="Calibri"/>
+                  <w:color w:val="0000ee"/>
+                  <w:sz w:val="18"/>
+                  <w:szCs w:val="18"/>
+                  <w:u w:val="single"/>
+                  <w:rtl w:val="0"/>
+                </w:rPr>
+                <w:t xml:space="preserve">3.1.2 Plan Pruebas Funcionales v2.0.docx</w:t>
+              </w:r>
+            </w:hyperlink>
+            <w:r>
+              <w:rPr>
+                <w:rtl w:val="0"/>
+              </w:rPr>
+            </w:r>
+          </w:p>
+          <w:p>
+            <w:pPr>
+              <w:tabs>
+                <w:tab w:val="center" w:leader="none" w:pos="4419"/>
+                <w:tab w:val="right" w:leader="none" w:pos="8838"/>
+              </w:tabs>
+              <w:jc w:val="both"/>
+              <w:rPr>
+                <w:rFonts w:ascii="Calibri" w:cs="Calibri" w:eastAsia="Calibri" w:hAnsi="Calibri"/>
+                <w:sz w:val="18"/>
+                <w:szCs w:val="18"/>
+              </w:rPr>
+            </w:pPr>
+            <w:hyperlink r:id="rId21">
+              <w:r>
+                <w:rPr>
+                  <w:rFonts w:ascii="Calibri" w:cs="Calibri" w:eastAsia="Calibri" w:hAnsi="Calibri"/>
+                  <w:color w:val="0000ee"/>
+                  <w:sz w:val="18"/>
+                  <w:szCs w:val="18"/>
+                  <w:u w:val="single"/>
+                  <w:rtl w:val="0"/>
+                </w:rPr>
+                <w:t xml:space="preserve">3.1.2 Plan Pruebas Funcionales v3.0 + Planilla Casos de Prueba v3.0.docx</w:t>
               </w:r>
             </w:hyperlink>
             <w:r>
@@ -11185,9 +10558,6 @@
           </w:tcPr>
           <w:p>
             <w:pPr>
-              <w:keepNext w:val="0"/>
-              <w:keepLines w:val="0"/>
-              <w:widowControl w:val="1"/>
               <w:pBdr>
                 <w:top w:space="0" w:sz="0" w:val="nil"/>
                 <w:left w:space="0" w:sz="0" w:val="nil"/>
@@ -11195,13 +10565,10 @@
                 <w:right w:space="0" w:sz="0" w:val="nil"/>
                 <w:between w:space="0" w:sz="0" w:val="nil"/>
               </w:pBdr>
-              <w:shd w:fill="auto" w:val="clear"/>
               <w:tabs>
                 <w:tab w:val="center" w:leader="none" w:pos="4419"/>
                 <w:tab w:val="right" w:leader="none" w:pos="8838"/>
               </w:tabs>
-              <w:spacing w:after="0" w:before="0" w:line="240" w:lineRule="auto"/>
-              <w:ind w:left="0" w:right="0" w:firstLine="0"/>
               <w:jc w:val="center"/>
               <w:rPr>
                 <w:rFonts w:ascii="Calibri" w:cs="Calibri" w:eastAsia="Calibri" w:hAnsi="Calibri"/>
@@ -11253,7 +10620,7 @@
                 <w:szCs w:val="18"/>
                 <w:rtl w:val="0"/>
               </w:rPr>
-              <w:t xml:space="preserve">Código fuente</w:t>
+              <w:t xml:space="preserve">Evidencias prueba</w:t>
             </w:r>
           </w:p>
         </w:tc>
@@ -11290,7 +10657,7 @@
                 <w:szCs w:val="18"/>
                 <w:rtl w:val="0"/>
               </w:rPr>
-              <w:t xml:space="preserve">Repositorio de archivos y scripts que conforman la implementación del sistema.</w:t>
+              <w:t xml:space="preserve">Capturas, registros o reportes que documentan los casos de prueba ejecutados y sus resultados.</w:t>
             </w:r>
           </w:p>
         </w:tc>
@@ -11320,7 +10687,242 @@
                 <w:szCs w:val="18"/>
               </w:rPr>
             </w:pPr>
-            <w:hyperlink r:id="rId20">
+            <w:hyperlink r:id="rId22">
+              <w:r>
+                <w:rPr>
+                  <w:rFonts w:ascii="Calibri" w:cs="Calibri" w:eastAsia="Calibri" w:hAnsi="Calibri"/>
+                  <w:color w:val="0000ee"/>
+                  <w:sz w:val="18"/>
+                  <w:szCs w:val="18"/>
+                  <w:u w:val="single"/>
+                  <w:rtl w:val="0"/>
+                </w:rPr>
+                <w:t xml:space="preserve">3.1.3 Planilla Casos de Prueba v1.0.docx</w:t>
+              </w:r>
+            </w:hyperlink>
+            <w:r>
+              <w:rPr>
+                <w:rtl w:val="0"/>
+              </w:rPr>
+            </w:r>
+          </w:p>
+          <w:p>
+            <w:pPr>
+              <w:tabs>
+                <w:tab w:val="center" w:leader="none" w:pos="4419"/>
+                <w:tab w:val="right" w:leader="none" w:pos="8838"/>
+              </w:tabs>
+              <w:jc w:val="both"/>
+              <w:rPr>
+                <w:rFonts w:ascii="Calibri" w:cs="Calibri" w:eastAsia="Calibri" w:hAnsi="Calibri"/>
+                <w:sz w:val="18"/>
+                <w:szCs w:val="18"/>
+              </w:rPr>
+            </w:pPr>
+            <w:hyperlink r:id="rId23">
+              <w:r>
+                <w:rPr>
+                  <w:rFonts w:ascii="Calibri" w:cs="Calibri" w:eastAsia="Calibri" w:hAnsi="Calibri"/>
+                  <w:color w:val="0000ee"/>
+                  <w:sz w:val="18"/>
+                  <w:szCs w:val="18"/>
+                  <w:u w:val="single"/>
+                  <w:rtl w:val="0"/>
+                </w:rPr>
+                <w:t xml:space="preserve">3.1.3 Planilla Casos de Prueba v2.0.docx</w:t>
+              </w:r>
+            </w:hyperlink>
+            <w:r>
+              <w:rPr>
+                <w:rtl w:val="0"/>
+              </w:rPr>
+            </w:r>
+          </w:p>
+          <w:p>
+            <w:pPr>
+              <w:tabs>
+                <w:tab w:val="center" w:leader="none" w:pos="4419"/>
+                <w:tab w:val="right" w:leader="none" w:pos="8838"/>
+              </w:tabs>
+              <w:jc w:val="both"/>
+              <w:rPr>
+                <w:rFonts w:ascii="Calibri" w:cs="Calibri" w:eastAsia="Calibri" w:hAnsi="Calibri"/>
+                <w:sz w:val="18"/>
+                <w:szCs w:val="18"/>
+              </w:rPr>
+            </w:pPr>
+            <w:hyperlink r:id="rId24">
+              <w:r>
+                <w:rPr>
+                  <w:rFonts w:ascii="Calibri" w:cs="Calibri" w:eastAsia="Calibri" w:hAnsi="Calibri"/>
+                  <w:color w:val="0000ee"/>
+                  <w:sz w:val="18"/>
+                  <w:szCs w:val="18"/>
+                  <w:u w:val="single"/>
+                  <w:rtl w:val="0"/>
+                </w:rPr>
+                <w:t xml:space="preserve">3.1.2 Plan Pruebas Funcionales v3.0 + Planilla Casos de Prueba v3.0.docx</w:t>
+              </w:r>
+            </w:hyperlink>
+            <w:r>
+              <w:rPr>
+                <w:rtl w:val="0"/>
+              </w:rPr>
+            </w:r>
+          </w:p>
+        </w:tc>
+      </w:tr>
+      <w:tr>
+        <w:trPr>
+          <w:cantSplit w:val="0"/>
+          <w:trHeight w:val="360" w:hRule="atLeast"/>
+          <w:tblHeader w:val="0"/>
+        </w:trPr>
+        <w:tc>
+          <w:tcPr>
+            <w:tcBorders>
+              <w:top w:color="bfbfbf" w:space="0" w:sz="6" w:val="single"/>
+              <w:left w:color="bfbfbf" w:space="0" w:sz="6" w:val="single"/>
+              <w:bottom w:color="bfbfbf" w:space="0" w:sz="6" w:val="single"/>
+              <w:right w:color="bfbfbf" w:space="0" w:sz="6" w:val="single"/>
+            </w:tcBorders>
+            <w:tcMar>
+              <w:left w:w="105.0" w:type="dxa"/>
+              <w:right w:w="105.0" w:type="dxa"/>
+            </w:tcMar>
+          </w:tcPr>
+          <w:p>
+            <w:pPr>
+              <w:pBdr>
+                <w:top w:space="0" w:sz="0" w:val="nil"/>
+                <w:left w:space="0" w:sz="0" w:val="nil"/>
+                <w:bottom w:space="0" w:sz="0" w:val="nil"/>
+                <w:right w:space="0" w:sz="0" w:val="nil"/>
+                <w:between w:space="0" w:sz="0" w:val="nil"/>
+              </w:pBdr>
+              <w:tabs>
+                <w:tab w:val="center" w:leader="none" w:pos="4419"/>
+                <w:tab w:val="right" w:leader="none" w:pos="8838"/>
+              </w:tabs>
+              <w:jc w:val="center"/>
+              <w:rPr>
+                <w:rFonts w:ascii="Calibri" w:cs="Calibri" w:eastAsia="Calibri" w:hAnsi="Calibri"/>
+                <w:sz w:val="18"/>
+                <w:szCs w:val="18"/>
+              </w:rPr>
+            </w:pPr>
+            <w:r>
+              <w:rPr>
+                <w:rFonts w:ascii="Calibri" w:cs="Calibri" w:eastAsia="Calibri" w:hAnsi="Calibri"/>
+                <w:sz w:val="18"/>
+                <w:szCs w:val="18"/>
+                <w:rtl w:val="0"/>
+              </w:rPr>
+              <w:t xml:space="preserve">11</w:t>
+            </w:r>
+          </w:p>
+        </w:tc>
+        <w:tc>
+          <w:tcPr>
+            <w:tcBorders>
+              <w:top w:color="bfbfbf" w:space="0" w:sz="6" w:val="single"/>
+              <w:left w:color="bfbfbf" w:space="0" w:sz="6" w:val="single"/>
+              <w:bottom w:color="bfbfbf" w:space="0" w:sz="6" w:val="single"/>
+              <w:right w:color="bfbfbf" w:space="0" w:sz="6" w:val="single"/>
+            </w:tcBorders>
+            <w:tcMar>
+              <w:left w:w="105.0" w:type="dxa"/>
+              <w:right w:w="105.0" w:type="dxa"/>
+            </w:tcMar>
+          </w:tcPr>
+          <w:p>
+            <w:pPr>
+              <w:tabs>
+                <w:tab w:val="center" w:leader="none" w:pos="4419"/>
+                <w:tab w:val="right" w:leader="none" w:pos="8838"/>
+              </w:tabs>
+              <w:jc w:val="both"/>
+              <w:rPr>
+                <w:rFonts w:ascii="Calibri" w:cs="Calibri" w:eastAsia="Calibri" w:hAnsi="Calibri"/>
+                <w:sz w:val="18"/>
+                <w:szCs w:val="18"/>
+              </w:rPr>
+            </w:pPr>
+            <w:r>
+              <w:rPr>
+                <w:rFonts w:ascii="Calibri" w:cs="Calibri" w:eastAsia="Calibri" w:hAnsi="Calibri"/>
+                <w:sz w:val="18"/>
+                <w:szCs w:val="18"/>
+                <w:rtl w:val="0"/>
+              </w:rPr>
+              <w:t xml:space="preserve">Código fuente</w:t>
+            </w:r>
+          </w:p>
+        </w:tc>
+        <w:tc>
+          <w:tcPr>
+            <w:tcBorders>
+              <w:top w:color="bfbfbf" w:space="0" w:sz="6" w:val="single"/>
+              <w:left w:color="bfbfbf" w:space="0" w:sz="6" w:val="single"/>
+              <w:bottom w:color="bfbfbf" w:space="0" w:sz="6" w:val="single"/>
+              <w:right w:color="bfbfbf" w:space="0" w:sz="6" w:val="single"/>
+            </w:tcBorders>
+            <w:tcMar>
+              <w:left w:w="105.0" w:type="dxa"/>
+              <w:right w:w="105.0" w:type="dxa"/>
+            </w:tcMar>
+          </w:tcPr>
+          <w:p>
+            <w:pPr>
+              <w:tabs>
+                <w:tab w:val="center" w:leader="none" w:pos="4419"/>
+                <w:tab w:val="right" w:leader="none" w:pos="8838"/>
+              </w:tabs>
+              <w:jc w:val="both"/>
+              <w:rPr>
+                <w:rFonts w:ascii="Calibri" w:cs="Calibri" w:eastAsia="Calibri" w:hAnsi="Calibri"/>
+                <w:sz w:val="18"/>
+                <w:szCs w:val="18"/>
+              </w:rPr>
+            </w:pPr>
+            <w:r>
+              <w:rPr>
+                <w:rFonts w:ascii="Calibri" w:cs="Calibri" w:eastAsia="Calibri" w:hAnsi="Calibri"/>
+                <w:sz w:val="18"/>
+                <w:szCs w:val="18"/>
+                <w:rtl w:val="0"/>
+              </w:rPr>
+              <w:t xml:space="preserve">Repositorio de archivos y scripts que conforman la implementación del sistema.</w:t>
+            </w:r>
+          </w:p>
+        </w:tc>
+        <w:tc>
+          <w:tcPr>
+            <w:tcBorders>
+              <w:top w:color="bfbfbf" w:space="0" w:sz="6" w:val="single"/>
+              <w:left w:color="bfbfbf" w:space="0" w:sz="6" w:val="single"/>
+              <w:bottom w:color="bfbfbf" w:space="0" w:sz="6" w:val="single"/>
+              <w:right w:color="bfbfbf" w:space="0" w:sz="6" w:val="single"/>
+            </w:tcBorders>
+            <w:tcMar>
+              <w:left w:w="105.0" w:type="dxa"/>
+              <w:right w:w="105.0" w:type="dxa"/>
+            </w:tcMar>
+          </w:tcPr>
+          <w:p>
+            <w:pPr>
+              <w:tabs>
+                <w:tab w:val="center" w:leader="none" w:pos="4419"/>
+                <w:tab w:val="right" w:leader="none" w:pos="8838"/>
+              </w:tabs>
+              <w:jc w:val="both"/>
+              <w:rPr>
+                <w:rFonts w:ascii="Calibri" w:cs="Calibri" w:eastAsia="Calibri" w:hAnsi="Calibri"/>
+                <w:sz w:val="18"/>
+                <w:szCs w:val="18"/>
+              </w:rPr>
+            </w:pPr>
+            <w:hyperlink r:id="rId25">
               <w:r>
                 <w:rPr>
                   <w:rFonts w:ascii="Calibri" w:cs="Calibri" w:eastAsia="Calibri" w:hAnsi="Calibri"/>
@@ -11352,7 +10954,7 @@
                 <w:szCs w:val="18"/>
               </w:rPr>
             </w:pPr>
-            <w:hyperlink r:id="rId21">
+            <w:hyperlink r:id="rId26">
               <w:r>
                 <w:rPr>
                   <w:rFonts w:ascii="Calibri" w:cs="Calibri" w:eastAsia="Calibri" w:hAnsi="Calibri"/>
@@ -11384,7 +10986,7 @@
                 <w:szCs w:val="18"/>
               </w:rPr>
             </w:pPr>
-            <w:hyperlink r:id="rId22">
+            <w:hyperlink r:id="rId27">
               <w:r>
                 <w:rPr>
                   <w:rFonts w:ascii="Calibri" w:cs="Calibri" w:eastAsia="Calibri" w:hAnsi="Calibri"/>
@@ -11426,9 +11028,6 @@
           </w:tcPr>
           <w:p>
             <w:pPr>
-              <w:keepNext w:val="0"/>
-              <w:keepLines w:val="0"/>
-              <w:widowControl w:val="1"/>
               <w:pBdr>
                 <w:top w:space="0" w:sz="0" w:val="nil"/>
                 <w:left w:space="0" w:sz="0" w:val="nil"/>
@@ -11436,13 +11035,10 @@
                 <w:right w:space="0" w:sz="0" w:val="nil"/>
                 <w:between w:space="0" w:sz="0" w:val="nil"/>
               </w:pBdr>
-              <w:shd w:fill="auto" w:val="clear"/>
               <w:tabs>
                 <w:tab w:val="center" w:leader="none" w:pos="4419"/>
                 <w:tab w:val="right" w:leader="none" w:pos="8838"/>
               </w:tabs>
-              <w:spacing w:after="0" w:before="0" w:line="240" w:lineRule="auto"/>
-              <w:ind w:left="0" w:right="0" w:firstLine="0"/>
               <w:jc w:val="center"/>
               <w:rPr>
                 <w:rFonts w:ascii="Calibri" w:cs="Calibri" w:eastAsia="Calibri" w:hAnsi="Calibri"/>
@@ -11457,7 +11053,7 @@
                 <w:szCs w:val="18"/>
                 <w:rtl w:val="0"/>
               </w:rPr>
-              <w:t xml:space="preserve">11</w:t>
+              <w:t xml:space="preserve">12</w:t>
             </w:r>
           </w:p>
         </w:tc>
@@ -11561,7 +11157,7 @@
                 <w:szCs w:val="18"/>
               </w:rPr>
             </w:pPr>
-            <w:hyperlink r:id="rId23">
+            <w:hyperlink r:id="rId28">
               <w:r>
                 <w:rPr>
                   <w:rFonts w:ascii="Calibri" w:cs="Calibri" w:eastAsia="Calibri" w:hAnsi="Calibri"/>
@@ -11571,7 +11167,39 @@
                   <w:u w:val="single"/>
                   <w:rtl w:val="0"/>
                 </w:rPr>
-                <w:t xml:space="preserve">NexTech — Modelo de Base de Datos.pdf</w:t>
+                <w:t xml:space="preserve">NexTech — Modelo de Base de Datos WordPress.pdf</w:t>
+              </w:r>
+            </w:hyperlink>
+            <w:r>
+              <w:rPr>
+                <w:rtl w:val="0"/>
+              </w:rPr>
+            </w:r>
+          </w:p>
+          <w:p>
+            <w:pPr>
+              <w:tabs>
+                <w:tab w:val="center" w:leader="none" w:pos="4419"/>
+                <w:tab w:val="right" w:leader="none" w:pos="8838"/>
+              </w:tabs>
+              <w:jc w:val="both"/>
+              <w:rPr>
+                <w:rFonts w:ascii="Calibri" w:cs="Calibri" w:eastAsia="Calibri" w:hAnsi="Calibri"/>
+                <w:sz w:val="18"/>
+                <w:szCs w:val="18"/>
+              </w:rPr>
+            </w:pPr>
+            <w:hyperlink r:id="rId29">
+              <w:r>
+                <w:rPr>
+                  <w:rFonts w:ascii="Calibri" w:cs="Calibri" w:eastAsia="Calibri" w:hAnsi="Calibri"/>
+                  <w:color w:val="0000ee"/>
+                  <w:sz w:val="18"/>
+                  <w:szCs w:val="18"/>
+                  <w:u w:val="single"/>
+                  <w:rtl w:val="0"/>
+                </w:rPr>
+                <w:t xml:space="preserve">NexTech - Modelo de Base de Datos Módulo Facturación.png</w:t>
               </w:r>
             </w:hyperlink>
             <w:r>
@@ -11603,9 +11231,6 @@
           </w:tcPr>
           <w:p>
             <w:pPr>
-              <w:keepNext w:val="0"/>
-              <w:keepLines w:val="0"/>
-              <w:widowControl w:val="1"/>
               <w:pBdr>
                 <w:top w:space="0" w:sz="0" w:val="nil"/>
                 <w:left w:space="0" w:sz="0" w:val="nil"/>
@@ -11613,39 +11238,25 @@
                 <w:right w:space="0" w:sz="0" w:val="nil"/>
                 <w:between w:space="0" w:sz="0" w:val="nil"/>
               </w:pBdr>
-              <w:shd w:fill="auto" w:val="clear"/>
               <w:tabs>
                 <w:tab w:val="center" w:leader="none" w:pos="4419"/>
                 <w:tab w:val="right" w:leader="none" w:pos="8838"/>
               </w:tabs>
-              <w:spacing w:after="0" w:before="0" w:line="240" w:lineRule="auto"/>
-              <w:ind w:left="0" w:right="0" w:firstLine="0"/>
               <w:jc w:val="center"/>
               <w:rPr>
                 <w:rFonts w:ascii="Calibri" w:cs="Calibri" w:eastAsia="Calibri" w:hAnsi="Calibri"/>
-                <w:b w:val="0"/>
-                <w:bCs w:val="0"/>
-                <w:smallCaps w:val="0"/>
-                <w:strike w:val="0"/>
-                <w:sz w:val="18"/>
-                <w:szCs w:val="18"/>
-                <w:u w:val="none"/>
-                <w:vertAlign w:val="baseline"/>
-              </w:rPr>
-            </w:pPr>
-            <w:r>
-              <w:rPr>
-                <w:rFonts w:ascii="Calibri" w:cs="Calibri" w:eastAsia="Calibri" w:hAnsi="Calibri"/>
-                <w:sz w:val="18"/>
-                <w:szCs w:val="18"/>
-                <w:rtl w:val="0"/>
-              </w:rPr>
-              <w:t xml:space="preserve">12</w:t>
-            </w:r>
-            <w:r>
-              <w:rPr>
-                <w:rtl w:val="0"/>
-              </w:rPr>
+                <w:sz w:val="18"/>
+                <w:szCs w:val="18"/>
+              </w:rPr>
+            </w:pPr>
+            <w:r>
+              <w:rPr>
+                <w:rFonts w:ascii="Calibri" w:cs="Calibri" w:eastAsia="Calibri" w:hAnsi="Calibri"/>
+                <w:sz w:val="18"/>
+                <w:szCs w:val="18"/>
+                <w:rtl w:val="0"/>
+              </w:rPr>
+              <w:t xml:space="preserve">13</w:t>
             </w:r>
           </w:p>
         </w:tc>
@@ -11749,6 +11360,115 @@
                 <w:szCs w:val="18"/>
               </w:rPr>
             </w:pPr>
+            <w:hyperlink r:id="rId30">
+              <w:r>
+                <w:rPr>
+                  <w:rFonts w:ascii="Calibri" w:cs="Calibri" w:eastAsia="Calibri" w:hAnsi="Calibri"/>
+                  <w:color w:val="0000ee"/>
+                  <w:sz w:val="18"/>
+                  <w:szCs w:val="18"/>
+                  <w:u w:val="single"/>
+                  <w:rtl w:val="0"/>
+                </w:rPr>
+                <w:t xml:space="preserve">Documento Definition of Done - Sprint 1.docx</w:t>
+              </w:r>
+            </w:hyperlink>
+            <w:r>
+              <w:rPr>
+                <w:rtl w:val="0"/>
+              </w:rPr>
+            </w:r>
+          </w:p>
+          <w:p>
+            <w:pPr>
+              <w:tabs>
+                <w:tab w:val="center" w:leader="none" w:pos="4419"/>
+                <w:tab w:val="right" w:leader="none" w:pos="8838"/>
+              </w:tabs>
+              <w:jc w:val="both"/>
+              <w:rPr>
+                <w:rFonts w:ascii="Calibri" w:cs="Calibri" w:eastAsia="Calibri" w:hAnsi="Calibri"/>
+                <w:sz w:val="18"/>
+                <w:szCs w:val="18"/>
+              </w:rPr>
+            </w:pPr>
+            <w:hyperlink r:id="rId31">
+              <w:r>
+                <w:rPr>
+                  <w:rFonts w:ascii="Calibri" w:cs="Calibri" w:eastAsia="Calibri" w:hAnsi="Calibri"/>
+                  <w:color w:val="0000ee"/>
+                  <w:sz w:val="18"/>
+                  <w:szCs w:val="18"/>
+                  <w:u w:val="single"/>
+                  <w:rtl w:val="0"/>
+                </w:rPr>
+                <w:t xml:space="preserve">Documento Definition of Done - Sprint 2.docx</w:t>
+              </w:r>
+            </w:hyperlink>
+            <w:r>
+              <w:rPr>
+                <w:rtl w:val="0"/>
+              </w:rPr>
+            </w:r>
+          </w:p>
+          <w:p>
+            <w:pPr>
+              <w:tabs>
+                <w:tab w:val="center" w:leader="none" w:pos="4419"/>
+                <w:tab w:val="right" w:leader="none" w:pos="8838"/>
+              </w:tabs>
+              <w:jc w:val="both"/>
+              <w:rPr>
+                <w:rFonts w:ascii="Calibri" w:cs="Calibri" w:eastAsia="Calibri" w:hAnsi="Calibri"/>
+                <w:sz w:val="18"/>
+                <w:szCs w:val="18"/>
+              </w:rPr>
+            </w:pPr>
+            <w:hyperlink r:id="rId32">
+              <w:r>
+                <w:rPr>
+                  <w:rFonts w:ascii="Calibri" w:cs="Calibri" w:eastAsia="Calibri" w:hAnsi="Calibri"/>
+                  <w:color w:val="0000ee"/>
+                  <w:sz w:val="18"/>
+                  <w:szCs w:val="18"/>
+                  <w:u w:val="single"/>
+                  <w:rtl w:val="0"/>
+                </w:rPr>
+                <w:t xml:space="preserve">Documento Definition of Done - Sprint 3.docx</w:t>
+              </w:r>
+            </w:hyperlink>
+            <w:r>
+              <w:rPr>
+                <w:rtl w:val="0"/>
+              </w:rPr>
+            </w:r>
+          </w:p>
+          <w:p>
+            <w:pPr>
+              <w:tabs>
+                <w:tab w:val="center" w:leader="none" w:pos="4419"/>
+                <w:tab w:val="right" w:leader="none" w:pos="8838"/>
+              </w:tabs>
+              <w:jc w:val="both"/>
+              <w:rPr>
+                <w:rFonts w:ascii="Calibri" w:cs="Calibri" w:eastAsia="Calibri" w:hAnsi="Calibri"/>
+                <w:sz w:val="18"/>
+                <w:szCs w:val="18"/>
+              </w:rPr>
+            </w:pPr>
+            <w:hyperlink r:id="rId33">
+              <w:r>
+                <w:rPr>
+                  <w:rFonts w:ascii="Calibri" w:cs="Calibri" w:eastAsia="Calibri" w:hAnsi="Calibri"/>
+                  <w:color w:val="0000ee"/>
+                  <w:sz w:val="18"/>
+                  <w:szCs w:val="18"/>
+                  <w:u w:val="single"/>
+                  <w:rtl w:val="0"/>
+                </w:rPr>
+                <w:t xml:space="preserve">NexTech - Acta de Cierre.docx</w:t>
+              </w:r>
+            </w:hyperlink>
             <w:r>
               <w:rPr>
                 <w:rtl w:val="0"/>
@@ -11886,9 +11606,6 @@
           </w:tcPr>
           <w:p>
             <w:pPr>
-              <w:keepNext w:val="0"/>
-              <w:keepLines w:val="0"/>
-              <w:widowControl w:val="1"/>
               <w:pBdr>
                 <w:top w:space="0" w:sz="0" w:val="nil"/>
                 <w:left w:space="0" w:sz="0" w:val="nil"/>
@@ -11896,45 +11613,24 @@
                 <w:right w:space="0" w:sz="0" w:val="nil"/>
                 <w:between w:space="0" w:sz="0" w:val="nil"/>
               </w:pBdr>
-              <w:shd w:fill="auto" w:val="clear"/>
               <w:tabs>
                 <w:tab w:val="center" w:leader="none" w:pos="4419"/>
                 <w:tab w:val="right" w:leader="none" w:pos="8838"/>
               </w:tabs>
-              <w:spacing w:after="0" w:before="0" w:line="240" w:lineRule="auto"/>
-              <w:ind w:left="0" w:right="0" w:firstLine="0"/>
-              <w:jc w:val="both"/>
-              <w:rPr>
-                <w:rFonts w:ascii="Calibri" w:cs="Calibri" w:eastAsia="Calibri" w:hAnsi="Calibri"/>
-                <w:b w:val="0"/>
-                <w:bCs w:val="0"/>
-                <w:i w:val="0"/>
-                <w:iCs w:val="0"/>
-                <w:smallCaps w:val="0"/>
-                <w:strike w:val="0"/>
+              <w:jc w:val="both"/>
+              <w:rPr>
+                <w:rFonts w:ascii="Calibri" w:cs="Calibri" w:eastAsia="Calibri" w:hAnsi="Calibri"/>
                 <w:color w:val="1f4e79"/>
                 <w:sz w:val="22"/>
                 <w:szCs w:val="22"/>
-                <w:u w:val="none"/>
-                <w:shd w:fill="auto" w:val="clear"/>
-                <w:vertAlign w:val="baseline"/>
-              </w:rPr>
-            </w:pPr>
-            <w:r>
-              <w:rPr>
-                <w:rFonts w:ascii="Calibri" w:cs="Calibri" w:eastAsia="Calibri" w:hAnsi="Calibri"/>
-                <w:b w:val="0"/>
-                <w:bCs w:val="0"/>
-                <w:i w:val="0"/>
-                <w:iCs w:val="0"/>
-                <w:smallCaps w:val="0"/>
-                <w:strike w:val="0"/>
+              </w:rPr>
+            </w:pPr>
+            <w:r>
+              <w:rPr>
+                <w:rFonts w:ascii="Calibri" w:cs="Calibri" w:eastAsia="Calibri" w:hAnsi="Calibri"/>
                 <w:color w:val="1f4e79"/>
                 <w:sz w:val="22"/>
                 <w:szCs w:val="22"/>
-                <w:u w:val="none"/>
-                <w:shd w:fill="auto" w:val="clear"/>
-                <w:vertAlign w:val="baseline"/>
                 <w:rtl w:val="0"/>
               </w:rPr>
               <w:t xml:space="preserve">Describir todas las tareas a realizar durante el semestre, considerando los hitos de entregas en cada una de las fases. </w:t>
@@ -17847,14 +17543,22 @@
               <w:jc w:val="center"/>
               <w:rPr>
                 <w:rFonts w:ascii="Calibri" w:cs="Calibri" w:eastAsia="Calibri" w:hAnsi="Calibri"/>
-                <w:sz w:val="16"/>
-                <w:szCs w:val="16"/>
-              </w:rPr>
-            </w:pPr>
-            <w:r>
-              <w:rPr>
-                <w:rtl w:val="0"/>
-              </w:rPr>
+                <w:b w:val="1"/>
+                <w:bCs w:val="1"/>
+                <w:sz w:val="16"/>
+                <w:szCs w:val="16"/>
+              </w:rPr>
+            </w:pPr>
+            <w:r>
+              <w:rPr>
+                <w:rFonts w:ascii="Calibri" w:cs="Calibri" w:eastAsia="Calibri" w:hAnsi="Calibri"/>
+                <w:b w:val="1"/>
+                <w:bCs w:val="1"/>
+                <w:sz w:val="16"/>
+                <w:szCs w:val="16"/>
+                <w:rtl w:val="0"/>
+              </w:rPr>
+              <w:t xml:space="preserve">X</w:t>
             </w:r>
           </w:p>
         </w:tc>
@@ -18472,17 +18176,25 @@
           <w:p>
             <w:pPr>
               <w:spacing w:line="360" w:lineRule="auto"/>
-              <w:jc w:val="both"/>
-              <w:rPr>
-                <w:rFonts w:ascii="Calibri" w:cs="Calibri" w:eastAsia="Calibri" w:hAnsi="Calibri"/>
-                <w:sz w:val="16"/>
-                <w:szCs w:val="16"/>
-              </w:rPr>
-            </w:pPr>
-            <w:r>
-              <w:rPr>
-                <w:rtl w:val="0"/>
-              </w:rPr>
+              <w:jc w:val="center"/>
+              <w:rPr>
+                <w:rFonts w:ascii="Calibri" w:cs="Calibri" w:eastAsia="Calibri" w:hAnsi="Calibri"/>
+                <w:b w:val="1"/>
+                <w:bCs w:val="1"/>
+                <w:sz w:val="16"/>
+                <w:szCs w:val="16"/>
+              </w:rPr>
+            </w:pPr>
+            <w:r>
+              <w:rPr>
+                <w:rFonts w:ascii="Calibri" w:cs="Calibri" w:eastAsia="Calibri" w:hAnsi="Calibri"/>
+                <w:b w:val="1"/>
+                <w:bCs w:val="1"/>
+                <w:sz w:val="16"/>
+                <w:szCs w:val="16"/>
+                <w:rtl w:val="0"/>
+              </w:rPr>
+              <w:t xml:space="preserve">X</w:t>
             </w:r>
           </w:p>
         </w:tc>
@@ -19227,9 +18939,6 @@
           </w:tcPr>
           <w:p>
             <w:pPr>
-              <w:keepNext w:val="0"/>
-              <w:keepLines w:val="0"/>
-              <w:widowControl w:val="1"/>
               <w:pBdr>
                 <w:top w:space="0" w:sz="0" w:val="nil"/>
                 <w:left w:space="0" w:sz="0" w:val="nil"/>
@@ -19237,45 +18946,23 @@
                 <w:right w:space="0" w:sz="0" w:val="nil"/>
                 <w:between w:space="0" w:sz="0" w:val="nil"/>
               </w:pBdr>
-              <w:shd w:fill="auto" w:val="clear"/>
               <w:tabs>
                 <w:tab w:val="center" w:leader="none" w:pos="4419"/>
                 <w:tab w:val="right" w:leader="none" w:pos="8838"/>
               </w:tabs>
-              <w:spacing w:after="0" w:before="0" w:line="240" w:lineRule="auto"/>
-              <w:ind w:left="0" w:right="0" w:firstLine="0"/>
-              <w:jc w:val="left"/>
-              <w:rPr>
-                <w:rFonts w:ascii="Calibri" w:cs="Calibri" w:eastAsia="Calibri" w:hAnsi="Calibri"/>
-                <w:b w:val="0"/>
-                <w:bCs w:val="0"/>
-                <w:i w:val="0"/>
-                <w:iCs w:val="0"/>
-                <w:smallCaps w:val="0"/>
-                <w:strike w:val="0"/>
+              <w:rPr>
+                <w:rFonts w:ascii="Calibri" w:cs="Calibri" w:eastAsia="Calibri" w:hAnsi="Calibri"/>
                 <w:color w:val="1f4e79"/>
                 <w:sz w:val="22"/>
                 <w:szCs w:val="22"/>
-                <w:u w:val="none"/>
-                <w:shd w:fill="auto" w:val="clear"/>
-                <w:vertAlign w:val="baseline"/>
-              </w:rPr>
-            </w:pPr>
-            <w:r>
-              <w:rPr>
-                <w:rFonts w:ascii="Calibri" w:cs="Calibri" w:eastAsia="Calibri" w:hAnsi="Calibri"/>
-                <w:b w:val="0"/>
-                <w:bCs w:val="0"/>
-                <w:i w:val="0"/>
-                <w:iCs w:val="0"/>
-                <w:smallCaps w:val="0"/>
-                <w:strike w:val="0"/>
+              </w:rPr>
+            </w:pPr>
+            <w:r>
+              <w:rPr>
+                <w:rFonts w:ascii="Calibri" w:cs="Calibri" w:eastAsia="Calibri" w:hAnsi="Calibri"/>
                 <w:color w:val="1f4e79"/>
                 <w:sz w:val="22"/>
                 <w:szCs w:val="22"/>
-                <w:u w:val="none"/>
-                <w:shd w:fill="auto" w:val="clear"/>
-                <w:vertAlign w:val="baseline"/>
                 <w:rtl w:val="0"/>
               </w:rPr>
               <w:t xml:space="preserve">Detallar antecedentes adicionales que enriquezcan el presente proyecto o proporcionar evidencia adicional solicitada por el docente para respaldar el presente proyecto.</w:t>
@@ -19308,9 +18995,6 @@
               <w:spacing w:line="259" w:lineRule="auto"/>
               <w:rPr>
                 <w:rFonts w:ascii="Calibri" w:cs="Calibri" w:eastAsia="Calibri" w:hAnsi="Calibri"/>
-                <w:i w:val="1"/>
-                <w:iCs w:val="1"/>
-                <w:color w:val="548dd4"/>
                 <w:sz w:val="20"/>
                 <w:szCs w:val="20"/>
               </w:rPr>
@@ -19324,24 +19008,741 @@
               </w:rPr>
               <w:t xml:space="preserve">Se utilizará un repositorio GitHub para control de versiones y documentación, aplicando la integración continua (CI/CD) para despliegues en máquina virtual. Además, se realizan reuniones semanales de seguimiento con el Scrum Master y PO, registrando cada sprint con actas de reunión y reportes de avance. Por último, se contempla la posibilidad de incluir plugins de seguridad y monitoreo para reforzar la estabilidad del sistema.</w:t>
             </w:r>
-            <w:r>
-              <w:rPr>
-                <w:rtl w:val="0"/>
-              </w:rPr>
-            </w:r>
           </w:p>
           <w:p>
             <w:pPr>
               <w:spacing w:line="259" w:lineRule="auto"/>
               <w:rPr>
                 <w:rFonts w:ascii="Calibri" w:cs="Calibri" w:eastAsia="Calibri" w:hAnsi="Calibri"/>
-                <w:i w:val="1"/>
-                <w:iCs w:val="1"/>
-                <w:color w:val="548dd4"/>
                 <w:sz w:val="20"/>
                 <w:szCs w:val="20"/>
               </w:rPr>
             </w:pPr>
+            <w:r>
+              <w:rPr>
+                <w:rtl w:val="0"/>
+              </w:rPr>
+            </w:r>
+          </w:p>
+          <w:p>
+            <w:pPr>
+              <w:spacing w:line="259" w:lineRule="auto"/>
+              <w:rPr>
+                <w:rFonts w:ascii="Calibri" w:cs="Calibri" w:eastAsia="Calibri" w:hAnsi="Calibri"/>
+                <w:sz w:val="20"/>
+                <w:szCs w:val="20"/>
+              </w:rPr>
+            </w:pPr>
+            <w:r>
+              <w:rPr>
+                <w:rtl w:val="0"/>
+              </w:rPr>
+            </w:r>
+          </w:p>
+          <w:p>
+            <w:pPr>
+              <w:spacing w:after="200" w:line="276" w:lineRule="auto"/>
+              <w:jc w:val="center"/>
+              <w:rPr>
+                <w:rFonts w:ascii="Calibri" w:cs="Calibri" w:eastAsia="Calibri" w:hAnsi="Calibri"/>
+                <w:sz w:val="22"/>
+                <w:szCs w:val="22"/>
+              </w:rPr>
+            </w:pPr>
+            <w:r>
+              <w:rPr>
+                <w:rFonts w:ascii="Calibri" w:cs="Calibri" w:eastAsia="Calibri" w:hAnsi="Calibri"/>
+                <w:sz w:val="22"/>
+                <w:szCs w:val="22"/>
+              </w:rPr>
+              <w:drawing>
+                <wp:inline distB="0" distT="0" distL="0" distR="0">
+                  <wp:extent cx="2519597" cy="4033272"/>
+                  <wp:effectExtent b="0" l="0" r="0" t="0"/>
+                  <wp:docPr id="14" name="image13.png"/>
+                  <a:graphic>
+                    <a:graphicData uri="http://schemas.openxmlformats.org/drawingml/2006/picture">
+                      <pic:pic>
+                        <pic:nvPicPr>
+                          <pic:cNvPr id="0" name="image13.png"/>
+                          <pic:cNvPicPr preferRelativeResize="0"/>
+                        </pic:nvPicPr>
+                        <pic:blipFill>
+                          <a:blip r:embed="rId34"/>
+                          <a:srcRect b="0" l="0" r="0" t="0"/>
+                          <a:stretch>
+                            <a:fillRect/>
+                          </a:stretch>
+                        </pic:blipFill>
+                        <pic:spPr>
+                          <a:xfrm>
+                            <a:off x="0" y="0"/>
+                            <a:ext cx="2519597" cy="4033272"/>
+                          </a:xfrm>
+                          <a:prstGeom prst="rect"/>
+                          <a:ln/>
+                        </pic:spPr>
+                      </pic:pic>
+                    </a:graphicData>
+                  </a:graphic>
+                </wp:inline>
+              </w:drawing>
+            </w:r>
+            <w:r>
+              <w:rPr>
+                <w:rtl w:val="0"/>
+              </w:rPr>
+            </w:r>
+          </w:p>
+          <w:p>
+            <w:pPr>
+              <w:spacing w:after="200" w:line="276" w:lineRule="auto"/>
+              <w:jc w:val="center"/>
+              <w:rPr>
+                <w:rFonts w:ascii="Calibri" w:cs="Calibri" w:eastAsia="Calibri" w:hAnsi="Calibri"/>
+                <w:sz w:val="22"/>
+                <w:szCs w:val="22"/>
+              </w:rPr>
+            </w:pPr>
+            <w:r>
+              <w:rPr>
+                <w:rFonts w:ascii="Calibri" w:cs="Calibri" w:eastAsia="Calibri" w:hAnsi="Calibri"/>
+                <w:sz w:val="22"/>
+                <w:szCs w:val="22"/>
+              </w:rPr>
+              <w:drawing>
+                <wp:inline distB="0" distT="0" distL="0" distR="0">
+                  <wp:extent cx="2553653" cy="4820378"/>
+                  <wp:effectExtent b="0" l="0" r="0" t="0"/>
+                  <wp:docPr id="22" name="image15.png"/>
+                  <a:graphic>
+                    <a:graphicData uri="http://schemas.openxmlformats.org/drawingml/2006/picture">
+                      <pic:pic>
+                        <pic:nvPicPr>
+                          <pic:cNvPr id="0" name="image15.png"/>
+                          <pic:cNvPicPr preferRelativeResize="0"/>
+                        </pic:nvPicPr>
+                        <pic:blipFill>
+                          <a:blip r:embed="rId35"/>
+                          <a:srcRect b="0" l="0" r="0" t="0"/>
+                          <a:stretch>
+                            <a:fillRect/>
+                          </a:stretch>
+                        </pic:blipFill>
+                        <pic:spPr>
+                          <a:xfrm>
+                            <a:off x="0" y="0"/>
+                            <a:ext cx="2553653" cy="4820378"/>
+                          </a:xfrm>
+                          <a:prstGeom prst="rect"/>
+                          <a:ln/>
+                        </pic:spPr>
+                      </pic:pic>
+                    </a:graphicData>
+                  </a:graphic>
+                </wp:inline>
+              </w:drawing>
+            </w:r>
+            <w:r>
+              <w:rPr>
+                <w:rtl w:val="0"/>
+              </w:rPr>
+            </w:r>
+          </w:p>
+          <w:p>
+            <w:pPr>
+              <w:spacing w:after="200" w:line="276" w:lineRule="auto"/>
+              <w:jc w:val="center"/>
+              <w:rPr>
+                <w:rFonts w:ascii="Calibri" w:cs="Calibri" w:eastAsia="Calibri" w:hAnsi="Calibri"/>
+                <w:sz w:val="22"/>
+                <w:szCs w:val="22"/>
+              </w:rPr>
+            </w:pPr>
+            <w:r>
+              <w:rPr>
+                <w:rFonts w:ascii="Calibri" w:cs="Calibri" w:eastAsia="Calibri" w:hAnsi="Calibri"/>
+                <w:sz w:val="22"/>
+                <w:szCs w:val="22"/>
+              </w:rPr>
+              <w:drawing>
+                <wp:inline distB="0" distT="0" distL="0" distR="0">
+                  <wp:extent cx="5344478" cy="2761785"/>
+                  <wp:effectExtent b="0" l="0" r="0" t="0"/>
+                  <wp:docPr id="12" name="image17.png"/>
+                  <a:graphic>
+                    <a:graphicData uri="http://schemas.openxmlformats.org/drawingml/2006/picture">
+                      <pic:pic>
+                        <pic:nvPicPr>
+                          <pic:cNvPr id="0" name="image17.png"/>
+                          <pic:cNvPicPr preferRelativeResize="0"/>
+                        </pic:nvPicPr>
+                        <pic:blipFill>
+                          <a:blip r:embed="rId36"/>
+                          <a:srcRect b="0" l="0" r="0" t="0"/>
+                          <a:stretch>
+                            <a:fillRect/>
+                          </a:stretch>
+                        </pic:blipFill>
+                        <pic:spPr>
+                          <a:xfrm>
+                            <a:off x="0" y="0"/>
+                            <a:ext cx="5344478" cy="2761785"/>
+                          </a:xfrm>
+                          <a:prstGeom prst="rect"/>
+                          <a:ln/>
+                        </pic:spPr>
+                      </pic:pic>
+                    </a:graphicData>
+                  </a:graphic>
+                </wp:inline>
+              </w:drawing>
+            </w:r>
+            <w:r>
+              <w:rPr>
+                <w:rtl w:val="0"/>
+              </w:rPr>
+            </w:r>
+          </w:p>
+          <w:p>
+            <w:pPr>
+              <w:spacing w:after="200" w:line="276" w:lineRule="auto"/>
+              <w:jc w:val="center"/>
+              <w:rPr>
+                <w:rFonts w:ascii="Calibri" w:cs="Calibri" w:eastAsia="Calibri" w:hAnsi="Calibri"/>
+                <w:sz w:val="22"/>
+                <w:szCs w:val="22"/>
+              </w:rPr>
+            </w:pPr>
+            <w:r>
+              <w:rPr>
+                <w:rFonts w:ascii="Calibri" w:cs="Calibri" w:eastAsia="Calibri" w:hAnsi="Calibri"/>
+                <w:sz w:val="22"/>
+                <w:szCs w:val="22"/>
+              </w:rPr>
+              <w:drawing>
+                <wp:inline distB="0" distT="0" distL="0" distR="0">
+                  <wp:extent cx="5249228" cy="2508890"/>
+                  <wp:effectExtent b="0" l="0" r="0" t="0"/>
+                  <wp:docPr id="7" name="image6.png"/>
+                  <a:graphic>
+                    <a:graphicData uri="http://schemas.openxmlformats.org/drawingml/2006/picture">
+                      <pic:pic>
+                        <pic:nvPicPr>
+                          <pic:cNvPr id="0" name="image6.png"/>
+                          <pic:cNvPicPr preferRelativeResize="0"/>
+                        </pic:nvPicPr>
+                        <pic:blipFill>
+                          <a:blip r:embed="rId37"/>
+                          <a:srcRect b="0" l="0" r="0" t="0"/>
+                          <a:stretch>
+                            <a:fillRect/>
+                          </a:stretch>
+                        </pic:blipFill>
+                        <pic:spPr>
+                          <a:xfrm>
+                            <a:off x="0" y="0"/>
+                            <a:ext cx="5249228" cy="2508890"/>
+                          </a:xfrm>
+                          <a:prstGeom prst="rect"/>
+                          <a:ln/>
+                        </pic:spPr>
+                      </pic:pic>
+                    </a:graphicData>
+                  </a:graphic>
+                </wp:inline>
+              </w:drawing>
+            </w:r>
+            <w:r>
+              <w:rPr>
+                <w:rtl w:val="0"/>
+              </w:rPr>
+            </w:r>
+          </w:p>
+          <w:p>
+            <w:pPr>
+              <w:spacing w:after="200" w:line="276" w:lineRule="auto"/>
+              <w:jc w:val="center"/>
+              <w:rPr>
+                <w:rFonts w:ascii="Calibri" w:cs="Calibri" w:eastAsia="Calibri" w:hAnsi="Calibri"/>
+                <w:sz w:val="22"/>
+                <w:szCs w:val="22"/>
+              </w:rPr>
+            </w:pPr>
+            <w:r>
+              <w:rPr>
+                <w:rFonts w:ascii="Calibri" w:cs="Calibri" w:eastAsia="Calibri" w:hAnsi="Calibri"/>
+                <w:sz w:val="22"/>
+                <w:szCs w:val="22"/>
+              </w:rPr>
+              <w:drawing>
+                <wp:inline distB="0" distT="0" distL="0" distR="0">
+                  <wp:extent cx="4830128" cy="3741648"/>
+                  <wp:effectExtent b="0" l="0" r="0" t="0"/>
+                  <wp:docPr id="15" name="image3.png"/>
+                  <a:graphic>
+                    <a:graphicData uri="http://schemas.openxmlformats.org/drawingml/2006/picture">
+                      <pic:pic>
+                        <pic:nvPicPr>
+                          <pic:cNvPr id="0" name="image3.png"/>
+                          <pic:cNvPicPr preferRelativeResize="0"/>
+                        </pic:nvPicPr>
+                        <pic:blipFill>
+                          <a:blip r:embed="rId38"/>
+                          <a:srcRect b="0" l="0" r="0" t="0"/>
+                          <a:stretch>
+                            <a:fillRect/>
+                          </a:stretch>
+                        </pic:blipFill>
+                        <pic:spPr>
+                          <a:xfrm>
+                            <a:off x="0" y="0"/>
+                            <a:ext cx="4830128" cy="3741648"/>
+                          </a:xfrm>
+                          <a:prstGeom prst="rect"/>
+                          <a:ln/>
+                        </pic:spPr>
+                      </pic:pic>
+                    </a:graphicData>
+                  </a:graphic>
+                </wp:inline>
+              </w:drawing>
+            </w:r>
+            <w:r>
+              <w:rPr>
+                <w:rtl w:val="0"/>
+              </w:rPr>
+            </w:r>
+          </w:p>
+          <w:p>
+            <w:pPr>
+              <w:spacing w:after="200" w:line="276" w:lineRule="auto"/>
+              <w:jc w:val="center"/>
+              <w:rPr>
+                <w:rFonts w:ascii="Calibri" w:cs="Calibri" w:eastAsia="Calibri" w:hAnsi="Calibri"/>
+                <w:sz w:val="22"/>
+                <w:szCs w:val="22"/>
+              </w:rPr>
+            </w:pPr>
+            <w:r>
+              <w:rPr>
+                <w:rFonts w:ascii="Calibri" w:cs="Calibri" w:eastAsia="Calibri" w:hAnsi="Calibri"/>
+                <w:sz w:val="22"/>
+                <w:szCs w:val="22"/>
+              </w:rPr>
+              <w:drawing>
+                <wp:inline distB="0" distT="0" distL="0" distR="0">
+                  <wp:extent cx="4887278" cy="2312649"/>
+                  <wp:effectExtent b="0" l="0" r="0" t="0"/>
+                  <wp:docPr id="13" name="image21.png"/>
+                  <a:graphic>
+                    <a:graphicData uri="http://schemas.openxmlformats.org/drawingml/2006/picture">
+                      <pic:pic>
+                        <pic:nvPicPr>
+                          <pic:cNvPr id="0" name="image21.png"/>
+                          <pic:cNvPicPr preferRelativeResize="0"/>
+                        </pic:nvPicPr>
+                        <pic:blipFill>
+                          <a:blip r:embed="rId39"/>
+                          <a:srcRect b="0" l="0" r="0" t="0"/>
+                          <a:stretch>
+                            <a:fillRect/>
+                          </a:stretch>
+                        </pic:blipFill>
+                        <pic:spPr>
+                          <a:xfrm>
+                            <a:off x="0" y="0"/>
+                            <a:ext cx="4887278" cy="2312649"/>
+                          </a:xfrm>
+                          <a:prstGeom prst="rect"/>
+                          <a:ln/>
+                        </pic:spPr>
+                      </pic:pic>
+                    </a:graphicData>
+                  </a:graphic>
+                </wp:inline>
+              </w:drawing>
+            </w:r>
+            <w:r>
+              <w:rPr>
+                <w:rtl w:val="0"/>
+              </w:rPr>
+            </w:r>
+          </w:p>
+          <w:p>
+            <w:pPr>
+              <w:spacing w:after="200" w:line="276" w:lineRule="auto"/>
+              <w:jc w:val="center"/>
+              <w:rPr>
+                <w:rFonts w:ascii="Calibri" w:cs="Calibri" w:eastAsia="Calibri" w:hAnsi="Calibri"/>
+                <w:sz w:val="22"/>
+                <w:szCs w:val="22"/>
+              </w:rPr>
+            </w:pPr>
+            <w:r>
+              <w:rPr>
+                <w:rFonts w:ascii="Calibri" w:cs="Calibri" w:eastAsia="Calibri" w:hAnsi="Calibri"/>
+                <w:sz w:val="22"/>
+                <w:szCs w:val="22"/>
+              </w:rPr>
+              <w:drawing>
+                <wp:inline distB="114300" distT="114300" distL="114300" distR="114300">
+                  <wp:extent cx="4701540" cy="2979464"/>
+                  <wp:effectExtent b="0" l="0" r="0" t="0"/>
+                  <wp:docPr id="11" name="image14.png"/>
+                  <a:graphic>
+                    <a:graphicData uri="http://schemas.openxmlformats.org/drawingml/2006/picture">
+                      <pic:pic>
+                        <pic:nvPicPr>
+                          <pic:cNvPr id="0" name="image14.png"/>
+                          <pic:cNvPicPr preferRelativeResize="0"/>
+                        </pic:nvPicPr>
+                        <pic:blipFill>
+                          <a:blip r:embed="rId40"/>
+                          <a:srcRect b="0" l="0" r="0" t="0"/>
+                          <a:stretch>
+                            <a:fillRect/>
+                          </a:stretch>
+                        </pic:blipFill>
+                        <pic:spPr>
+                          <a:xfrm>
+                            <a:off x="0" y="0"/>
+                            <a:ext cx="4701540" cy="2979464"/>
+                          </a:xfrm>
+                          <a:prstGeom prst="rect"/>
+                          <a:ln/>
+                        </pic:spPr>
+                      </pic:pic>
+                    </a:graphicData>
+                  </a:graphic>
+                </wp:inline>
+              </w:drawing>
+            </w:r>
+            <w:r>
+              <w:rPr>
+                <w:rtl w:val="0"/>
+              </w:rPr>
+            </w:r>
+          </w:p>
+          <w:p>
+            <w:pPr>
+              <w:spacing w:after="200" w:line="276" w:lineRule="auto"/>
+              <w:jc w:val="center"/>
+              <w:rPr>
+                <w:rFonts w:ascii="Calibri" w:cs="Calibri" w:eastAsia="Calibri" w:hAnsi="Calibri"/>
+                <w:sz w:val="22"/>
+                <w:szCs w:val="22"/>
+              </w:rPr>
+            </w:pPr>
+            <w:r>
+              <w:rPr>
+                <w:rFonts w:ascii="Calibri" w:cs="Calibri" w:eastAsia="Calibri" w:hAnsi="Calibri"/>
+                <w:sz w:val="22"/>
+                <w:szCs w:val="22"/>
+              </w:rPr>
+              <w:drawing>
+                <wp:inline distB="114300" distT="114300" distL="114300" distR="114300">
+                  <wp:extent cx="3368040" cy="3764849"/>
+                  <wp:effectExtent b="0" l="0" r="0" t="0"/>
+                  <wp:docPr id="16" name="image18.png"/>
+                  <a:graphic>
+                    <a:graphicData uri="http://schemas.openxmlformats.org/drawingml/2006/picture">
+                      <pic:pic>
+                        <pic:nvPicPr>
+                          <pic:cNvPr id="0" name="image18.png"/>
+                          <pic:cNvPicPr preferRelativeResize="0"/>
+                        </pic:nvPicPr>
+                        <pic:blipFill>
+                          <a:blip r:embed="rId41"/>
+                          <a:srcRect b="0" l="0" r="0" t="0"/>
+                          <a:stretch>
+                            <a:fillRect/>
+                          </a:stretch>
+                        </pic:blipFill>
+                        <pic:spPr>
+                          <a:xfrm>
+                            <a:off x="0" y="0"/>
+                            <a:ext cx="3368040" cy="3764849"/>
+                          </a:xfrm>
+                          <a:prstGeom prst="rect"/>
+                          <a:ln/>
+                        </pic:spPr>
+                      </pic:pic>
+                    </a:graphicData>
+                  </a:graphic>
+                </wp:inline>
+              </w:drawing>
+            </w:r>
+            <w:r>
+              <w:rPr>
+                <w:rtl w:val="0"/>
+              </w:rPr>
+            </w:r>
+          </w:p>
+          <w:p>
+            <w:pPr>
+              <w:spacing w:after="200" w:before="120" w:lineRule="auto"/>
+              <w:rPr>
+                <w:rFonts w:ascii="Calibri" w:cs="Calibri" w:eastAsia="Calibri" w:hAnsi="Calibri"/>
+                <w:sz w:val="22"/>
+                <w:szCs w:val="22"/>
+              </w:rPr>
+            </w:pPr>
+            <w:r>
+              <w:rPr>
+                <w:rFonts w:ascii="Calibri" w:cs="Calibri" w:eastAsia="Calibri" w:hAnsi="Calibri"/>
+                <w:sz w:val="22"/>
+                <w:szCs w:val="22"/>
+              </w:rPr>
+              <w:drawing>
+                <wp:inline distB="0" distT="0" distL="0" distR="0">
+                  <wp:extent cx="5476875" cy="3022600"/>
+                  <wp:effectExtent b="0" l="0" r="0" t="0"/>
+                  <wp:docPr id="6" name="image8.png"/>
+                  <a:graphic>
+                    <a:graphicData uri="http://schemas.openxmlformats.org/drawingml/2006/picture">
+                      <pic:pic>
+                        <pic:nvPicPr>
+                          <pic:cNvPr id="0" name="image8.png"/>
+                          <pic:cNvPicPr preferRelativeResize="0"/>
+                        </pic:nvPicPr>
+                        <pic:blipFill>
+                          <a:blip r:embed="rId42"/>
+                          <a:srcRect b="0" l="0" r="0" t="0"/>
+                          <a:stretch>
+                            <a:fillRect/>
+                          </a:stretch>
+                        </pic:blipFill>
+                        <pic:spPr>
+                          <a:xfrm>
+                            <a:off x="0" y="0"/>
+                            <a:ext cx="5476875" cy="3022600"/>
+                          </a:xfrm>
+                          <a:prstGeom prst="rect"/>
+                          <a:ln/>
+                        </pic:spPr>
+                      </pic:pic>
+                    </a:graphicData>
+                  </a:graphic>
+                </wp:inline>
+              </w:drawing>
+            </w:r>
+            <w:r>
+              <w:rPr>
+                <w:rtl w:val="0"/>
+              </w:rPr>
+            </w:r>
+          </w:p>
+          <w:p>
+            <w:pPr>
+              <w:spacing w:after="200" w:before="120" w:lineRule="auto"/>
+              <w:rPr>
+                <w:rFonts w:ascii="Calibri" w:cs="Calibri" w:eastAsia="Calibri" w:hAnsi="Calibri"/>
+                <w:sz w:val="22"/>
+                <w:szCs w:val="22"/>
+              </w:rPr>
+            </w:pPr>
+            <w:r>
+              <w:rPr>
+                <w:rFonts w:ascii="Calibri" w:cs="Calibri" w:eastAsia="Calibri" w:hAnsi="Calibri"/>
+                <w:sz w:val="22"/>
+                <w:szCs w:val="22"/>
+              </w:rPr>
+              <w:drawing>
+                <wp:inline distB="0" distT="0" distL="0" distR="0">
+                  <wp:extent cx="5476875" cy="3022600"/>
+                  <wp:effectExtent b="0" l="0" r="0" t="0"/>
+                  <wp:docPr id="9" name="image22.png"/>
+                  <a:graphic>
+                    <a:graphicData uri="http://schemas.openxmlformats.org/drawingml/2006/picture">
+                      <pic:pic>
+                        <pic:nvPicPr>
+                          <pic:cNvPr id="0" name="image22.png"/>
+                          <pic:cNvPicPr preferRelativeResize="0"/>
+                        </pic:nvPicPr>
+                        <pic:blipFill>
+                          <a:blip r:embed="rId43"/>
+                          <a:srcRect b="0" l="0" r="0" t="0"/>
+                          <a:stretch>
+                            <a:fillRect/>
+                          </a:stretch>
+                        </pic:blipFill>
+                        <pic:spPr>
+                          <a:xfrm>
+                            <a:off x="0" y="0"/>
+                            <a:ext cx="5476875" cy="3022600"/>
+                          </a:xfrm>
+                          <a:prstGeom prst="rect"/>
+                          <a:ln/>
+                        </pic:spPr>
+                      </pic:pic>
+                    </a:graphicData>
+                  </a:graphic>
+                </wp:inline>
+              </w:drawing>
+            </w:r>
+            <w:r>
+              <w:rPr>
+                <w:rtl w:val="0"/>
+              </w:rPr>
+            </w:r>
+          </w:p>
+          <w:p>
+            <w:pPr>
+              <w:spacing w:after="200" w:before="120" w:lineRule="auto"/>
+              <w:rPr>
+                <w:rFonts w:ascii="Calibri" w:cs="Calibri" w:eastAsia="Calibri" w:hAnsi="Calibri"/>
+                <w:sz w:val="22"/>
+                <w:szCs w:val="22"/>
+              </w:rPr>
+            </w:pPr>
+            <w:r>
+              <w:rPr>
+                <w:rFonts w:ascii="Calibri" w:cs="Calibri" w:eastAsia="Calibri" w:hAnsi="Calibri"/>
+                <w:sz w:val="22"/>
+                <w:szCs w:val="22"/>
+              </w:rPr>
+              <w:drawing>
+                <wp:inline distB="0" distT="0" distL="0" distR="0">
+                  <wp:extent cx="5476875" cy="3022600"/>
+                  <wp:effectExtent b="0" l="0" r="0" t="0"/>
+                  <wp:docPr id="10" name="image20.png"/>
+                  <a:graphic>
+                    <a:graphicData uri="http://schemas.openxmlformats.org/drawingml/2006/picture">
+                      <pic:pic>
+                        <pic:nvPicPr>
+                          <pic:cNvPr id="0" name="image20.png"/>
+                          <pic:cNvPicPr preferRelativeResize="0"/>
+                        </pic:nvPicPr>
+                        <pic:blipFill>
+                          <a:blip r:embed="rId44"/>
+                          <a:srcRect b="0" l="0" r="0" t="0"/>
+                          <a:stretch>
+                            <a:fillRect/>
+                          </a:stretch>
+                        </pic:blipFill>
+                        <pic:spPr>
+                          <a:xfrm>
+                            <a:off x="0" y="0"/>
+                            <a:ext cx="5476875" cy="3022600"/>
+                          </a:xfrm>
+                          <a:prstGeom prst="rect"/>
+                          <a:ln/>
+                        </pic:spPr>
+                      </pic:pic>
+                    </a:graphicData>
+                  </a:graphic>
+                </wp:inline>
+              </w:drawing>
+            </w:r>
+            <w:r>
+              <w:rPr>
+                <w:rtl w:val="0"/>
+              </w:rPr>
+            </w:r>
+          </w:p>
+          <w:p>
+            <w:pPr>
+              <w:spacing w:after="200" w:before="120" w:lineRule="auto"/>
+              <w:rPr>
+                <w:rFonts w:ascii="Calibri" w:cs="Calibri" w:eastAsia="Calibri" w:hAnsi="Calibri"/>
+                <w:sz w:val="22"/>
+                <w:szCs w:val="22"/>
+              </w:rPr>
+            </w:pPr>
+            <w:r>
+              <w:rPr>
+                <w:rFonts w:ascii="Calibri" w:cs="Calibri" w:eastAsia="Calibri" w:hAnsi="Calibri"/>
+                <w:sz w:val="22"/>
+                <w:szCs w:val="22"/>
+              </w:rPr>
+              <w:drawing>
+                <wp:inline distB="0" distT="0" distL="0" distR="0">
+                  <wp:extent cx="5476875" cy="3022600"/>
+                  <wp:effectExtent b="0" l="0" r="0" t="0"/>
+                  <wp:docPr id="8" name="image19.png"/>
+                  <a:graphic>
+                    <a:graphicData uri="http://schemas.openxmlformats.org/drawingml/2006/picture">
+                      <pic:pic>
+                        <pic:nvPicPr>
+                          <pic:cNvPr id="0" name="image19.png"/>
+                          <pic:cNvPicPr preferRelativeResize="0"/>
+                        </pic:nvPicPr>
+                        <pic:blipFill>
+                          <a:blip r:embed="rId45"/>
+                          <a:srcRect b="0" l="0" r="0" t="0"/>
+                          <a:stretch>
+                            <a:fillRect/>
+                          </a:stretch>
+                        </pic:blipFill>
+                        <pic:spPr>
+                          <a:xfrm>
+                            <a:off x="0" y="0"/>
+                            <a:ext cx="5476875" cy="3022600"/>
+                          </a:xfrm>
+                          <a:prstGeom prst="rect"/>
+                          <a:ln/>
+                        </pic:spPr>
+                      </pic:pic>
+                    </a:graphicData>
+                  </a:graphic>
+                </wp:inline>
+              </w:drawing>
+            </w:r>
+            <w:r>
+              <w:rPr>
+                <w:rtl w:val="0"/>
+              </w:rPr>
+            </w:r>
+          </w:p>
+          <w:p>
+            <w:pPr>
+              <w:spacing w:after="200" w:before="120" w:lineRule="auto"/>
+              <w:rPr>
+                <w:rFonts w:ascii="Calibri" w:cs="Calibri" w:eastAsia="Calibri" w:hAnsi="Calibri"/>
+                <w:sz w:val="22"/>
+                <w:szCs w:val="22"/>
+              </w:rPr>
+            </w:pPr>
+            <w:r>
+              <w:rPr>
+                <w:rFonts w:ascii="Calibri" w:cs="Calibri" w:eastAsia="Calibri" w:hAnsi="Calibri"/>
+                <w:sz w:val="22"/>
+                <w:szCs w:val="22"/>
+              </w:rPr>
+              <w:drawing>
+                <wp:inline distB="0" distT="0" distL="0" distR="0">
+                  <wp:extent cx="5476875" cy="3022600"/>
+                  <wp:effectExtent b="0" l="0" r="0" t="0"/>
+                  <wp:docPr id="5" name="image16.png"/>
+                  <a:graphic>
+                    <a:graphicData uri="http://schemas.openxmlformats.org/drawingml/2006/picture">
+                      <pic:pic>
+                        <pic:nvPicPr>
+                          <pic:cNvPr id="0" name="image16.png"/>
+                          <pic:cNvPicPr preferRelativeResize="0"/>
+                        </pic:nvPicPr>
+                        <pic:blipFill>
+                          <a:blip r:embed="rId46"/>
+                          <a:srcRect b="0" l="0" r="0" t="0"/>
+                          <a:stretch>
+                            <a:fillRect/>
+                          </a:stretch>
+                        </pic:blipFill>
+                        <pic:spPr>
+                          <a:xfrm>
+                            <a:off x="0" y="0"/>
+                            <a:ext cx="5476875" cy="3022600"/>
+                          </a:xfrm>
+                          <a:prstGeom prst="rect"/>
+                          <a:ln/>
+                        </pic:spPr>
+                      </pic:pic>
+                    </a:graphicData>
+                  </a:graphic>
+                </wp:inline>
+              </w:drawing>
+            </w:r>
             <w:r>
               <w:rPr>
                 <w:rtl w:val="0"/>
@@ -19366,8 +19767,8 @@
       </w:r>
     </w:p>
     <w:sectPr>
-      <w:headerReference r:id="rId24" w:type="default"/>
-      <w:footerReference r:id="rId25" w:type="default"/>
+      <w:headerReference r:id="rId47" w:type="default"/>
+      <w:footerReference r:id="rId48" w:type="default"/>
       <w:pgSz w:h="18720" w:w="12240" w:orient="portrait"/>
       <w:pgMar w:bottom="1417" w:top="1417" w:left="1701" w:right="1701" w:header="708" w:footer="1202"/>
       <w:pgNumType w:start="1"/>
@@ -19380,8 +19781,6 @@
 <w:ftr xmlns:mc="http://schemas.openxmlformats.org/markup-compatibility/2006" xmlns:o="urn:schemas-microsoft-com:office:office" xmlns:r="http://schemas.openxmlformats.org/officeDocument/2006/relationships" xmlns:m="http://schemas.openxmlformats.org/officeDocument/2006/math" xmlns:v="urn:schemas-microsoft-com:vml" xmlns:wp="http://schemas.openxmlformats.org/drawingml/2006/wordprocessingDrawing" xmlns:w10="urn:schemas-microsoft-com:office:word" xmlns:w="http://schemas.openxmlformats.org/wordprocessingml/2006/main" xmlns:wne="http://schemas.microsoft.com/office/word/2006/wordml" xmlns:sl="http://schemas.openxmlformats.org/schemaLibrary/2006/main" xmlns:a="http://schemas.openxmlformats.org/drawingml/2006/main" xmlns:pic="http://schemas.openxmlformats.org/drawingml/2006/picture" xmlns:c="http://schemas.openxmlformats.org/drawingml/2006/chart" xmlns:lc="http://schemas.openxmlformats.org/drawingml/2006/lockedCanvas" xmlns:dgm="http://schemas.openxmlformats.org/drawingml/2006/diagram" xmlns:wps="http://schemas.microsoft.com/office/word/2010/wordprocessingShape" xmlns:wpg="http://schemas.microsoft.com/office/word/2010/wordprocessingGroup" xmlns:w14="http://schemas.microsoft.com/office/word/2010/wordml" xmlns:w15="http://schemas.microsoft.com/office/word/2012/wordml" xmlns:w16="http://schemas.microsoft.com/office/word/2018/wordml" xmlns:w16cex="http://schemas.microsoft.com/office/word/2018/wordml/cex" xmlns:w16cid="http://schemas.microsoft.com/office/word/2016/wordml/cid" xmlns="http://schemas.microsoft.com/office/tasks/2019/documenttasks" xmlns:cr="http://schemas.microsoft.com/office/comments/2020/reactions">
   <w:p>
     <w:pPr>
-      <w:keepNext w:val="0"/>
-      <w:keepLines w:val="0"/>
       <w:widowControl w:val="0"/>
       <w:pBdr>
         <w:top w:space="0" w:sz="0" w:val="nil"/>
@@ -19390,27 +19789,14 @@
         <w:right w:space="0" w:sz="0" w:val="nil"/>
         <w:between w:space="0" w:sz="0" w:val="nil"/>
       </w:pBdr>
-      <w:shd w:fill="auto" w:val="clear"/>
       <w:tabs>
         <w:tab w:val="left" w:leader="none" w:pos="4395"/>
       </w:tabs>
-      <w:spacing w:after="0" w:before="0" w:line="14.399999999999999" w:lineRule="auto"/>
-      <w:ind w:left="0" w:right="0" w:firstLine="0"/>
-      <w:jc w:val="left"/>
+      <w:spacing w:line="14.399999999999999" w:lineRule="auto"/>
       <w:rPr>
-        <w:rFonts w:ascii="Times New Roman" w:cs="Times New Roman" w:eastAsia="Times New Roman" w:hAnsi="Times New Roman"/>
-        <w:b w:val="0"/>
-        <w:bCs w:val="0"/>
-        <w:i w:val="0"/>
-        <w:iCs w:val="0"/>
-        <w:smallCaps w:val="0"/>
-        <w:strike w:val="0"/>
         <w:color w:val="000000"/>
         <w:sz w:val="20"/>
         <w:szCs w:val="20"/>
-        <w:u w:val="none"/>
-        <w:shd w:fill="auto" w:val="clear"/>
-        <w:vertAlign w:val="baseline"/>
       </w:rPr>
     </w:pPr>
     <w:r>
@@ -19425,20 +19811,20 @@
             <wp:anchor allowOverlap="1" behindDoc="1" distB="0" distT="0" distL="0" distR="0" hidden="0" layoutInCell="1" locked="0" relativeHeight="0" simplePos="0">
               <wp:simplePos x="0" y="0"/>
               <wp:positionH relativeFrom="column">
-                <wp:posOffset>2564131</wp:posOffset>
+                <wp:posOffset>2559369</wp:posOffset>
               </wp:positionH>
               <wp:positionV relativeFrom="paragraph">
-                <wp:posOffset>11384916</wp:posOffset>
+                <wp:posOffset>11380154</wp:posOffset>
               </wp:positionV>
-              <wp:extent cx="198120" cy="185420"/>
+              <wp:extent cx="207645" cy="194945"/>
               <wp:effectExtent b="0" l="0" r="0" t="0"/>
               <wp:wrapNone/>
-              <wp:docPr id="4" name=""/>
+              <wp:docPr id="3" name=""/>
               <a:graphic>
                 <a:graphicData uri="http://schemas.microsoft.com/office/word/2010/wordprocessingShape">
                   <wps:wsp>
                     <wps:cNvSpPr/>
-                    <wps:cNvPr id="5" name="Shape 5"/>
+                    <wps:cNvPr id="4" name="Shape 4"/>
                     <wps:spPr>
                       <a:xfrm>
                         <a:off x="5256465" y="3696815"/>
@@ -19457,7 +19843,7 @@
                         <w:p>
                           <w:pPr>
                             <w:spacing w:after="0" w:before="12.000000476837158" w:line="240"/>
-                            <w:ind w:left="40" w:right="0" w:firstLine="80"/>
+                            <w:ind w:left="40" w:right="0" w:firstLine="120"/>
                             <w:jc w:val="left"/>
                             <w:textDirection w:val="btLr"/>
                           </w:pPr>
@@ -19491,20 +19877,20 @@
             <wp:anchor allowOverlap="1" behindDoc="1" distB="0" distT="0" distL="0" distR="0" hidden="0" layoutInCell="1" locked="0" relativeHeight="0" simplePos="0">
               <wp:simplePos x="0" y="0"/>
               <wp:positionH relativeFrom="column">
-                <wp:posOffset>2564131</wp:posOffset>
+                <wp:posOffset>2559369</wp:posOffset>
               </wp:positionH>
               <wp:positionV relativeFrom="paragraph">
-                <wp:posOffset>11384916</wp:posOffset>
+                <wp:posOffset>11380154</wp:posOffset>
               </wp:positionV>
-              <wp:extent cx="198120" cy="185420"/>
+              <wp:extent cx="207645" cy="194945"/>
               <wp:effectExtent b="0" l="0" r="0" t="0"/>
               <wp:wrapNone/>
-              <wp:docPr id="4" name="image9.png"/>
+              <wp:docPr id="3" name="image11.png"/>
               <a:graphic>
                 <a:graphicData uri="http://schemas.openxmlformats.org/drawingml/2006/picture">
                   <pic:pic>
                     <pic:nvPicPr>
-                      <pic:cNvPr id="0" name="image9.png"/>
+                      <pic:cNvPr id="0" name="image11.png"/>
                       <pic:cNvPicPr preferRelativeResize="0"/>
                     </pic:nvPicPr>
                     <pic:blipFill>
@@ -19517,7 +19903,7 @@
                     <pic:spPr>
                       <a:xfrm>
                         <a:off x="0" y="0"/>
-                        <a:ext cx="198120" cy="185420"/>
+                        <a:ext cx="207645" cy="194945"/>
                       </a:xfrm>
                       <a:prstGeom prst="rect"/>
                       <a:ln/>
@@ -19538,9 +19924,6 @@
 <w:hdr xmlns:mc="http://schemas.openxmlformats.org/markup-compatibility/2006" xmlns:o="urn:schemas-microsoft-com:office:office" xmlns:r="http://schemas.openxmlformats.org/officeDocument/2006/relationships" xmlns:m="http://schemas.openxmlformats.org/officeDocument/2006/math" xmlns:v="urn:schemas-microsoft-com:vml" xmlns:wp="http://schemas.openxmlformats.org/drawingml/2006/wordprocessingDrawing" xmlns:w10="urn:schemas-microsoft-com:office:word" xmlns:w="http://schemas.openxmlformats.org/wordprocessingml/2006/main" xmlns:wne="http://schemas.microsoft.com/office/word/2006/wordml" xmlns:sl="http://schemas.openxmlformats.org/schemaLibrary/2006/main" xmlns:a="http://schemas.openxmlformats.org/drawingml/2006/main" xmlns:pic="http://schemas.openxmlformats.org/drawingml/2006/picture" xmlns:c="http://schemas.openxmlformats.org/drawingml/2006/chart" xmlns:lc="http://schemas.openxmlformats.org/drawingml/2006/lockedCanvas" xmlns:dgm="http://schemas.openxmlformats.org/drawingml/2006/diagram" xmlns:wps="http://schemas.microsoft.com/office/word/2010/wordprocessingShape" xmlns:wpg="http://schemas.microsoft.com/office/word/2010/wordprocessingGroup" xmlns:w14="http://schemas.microsoft.com/office/word/2010/wordml" xmlns:w15="http://schemas.microsoft.com/office/word/2012/wordml" xmlns:w16="http://schemas.microsoft.com/office/word/2018/wordml" xmlns:w16cex="http://schemas.microsoft.com/office/word/2018/wordml/cex" xmlns:w16cid="http://schemas.microsoft.com/office/word/2016/wordml/cid" xmlns="http://schemas.microsoft.com/office/tasks/2019/documenttasks" xmlns:cr="http://schemas.microsoft.com/office/comments/2020/reactions">
   <w:p>
     <w:pPr>
-      <w:keepNext w:val="0"/>
-      <w:keepLines w:val="0"/>
-      <w:widowControl w:val="1"/>
       <w:pBdr>
         <w:top w:space="0" w:sz="0" w:val="nil"/>
         <w:left w:space="0" w:sz="0" w:val="nil"/>
@@ -19548,29 +19931,13 @@
         <w:right w:space="0" w:sz="0" w:val="nil"/>
         <w:between w:space="0" w:sz="0" w:val="nil"/>
       </w:pBdr>
-      <w:shd w:fill="auto" w:val="clear"/>
       <w:tabs>
         <w:tab w:val="center" w:leader="none" w:pos="4419"/>
         <w:tab w:val="right" w:leader="none" w:pos="8838"/>
         <w:tab w:val="left" w:leader="none" w:pos="4335"/>
       </w:tabs>
-      <w:spacing w:after="0" w:before="0" w:line="240" w:lineRule="auto"/>
-      <w:ind w:left="0" w:right="0" w:firstLine="0"/>
-      <w:jc w:val="left"/>
       <w:rPr>
-        <w:rFonts w:ascii="Times New Roman" w:cs="Times New Roman" w:eastAsia="Times New Roman" w:hAnsi="Times New Roman"/>
-        <w:b w:val="0"/>
-        <w:bCs w:val="0"/>
-        <w:i w:val="0"/>
-        <w:iCs w:val="0"/>
-        <w:smallCaps w:val="0"/>
-        <w:strike w:val="0"/>
         <w:color w:val="000000"/>
-        <w:sz w:val="24"/>
-        <w:szCs w:val="24"/>
-        <w:u w:val="none"/>
-        <w:shd w:fill="auto" w:val="clear"/>
-        <w:vertAlign w:val="baseline"/>
       </w:rPr>
     </w:pPr>
     <w:r>
@@ -19581,9 +19948,6 @@
   </w:p>
   <w:p>
     <w:pPr>
-      <w:keepNext w:val="0"/>
-      <w:keepLines w:val="0"/>
-      <w:widowControl w:val="1"/>
       <w:pBdr>
         <w:top w:space="0" w:sz="0" w:val="nil"/>
         <w:left w:space="0" w:sz="0" w:val="nil"/>
@@ -19591,76 +19955,37 @@
         <w:right w:space="0" w:sz="0" w:val="nil"/>
         <w:between w:space="0" w:sz="0" w:val="nil"/>
       </w:pBdr>
-      <w:shd w:fill="auto" w:val="clear"/>
       <w:tabs>
         <w:tab w:val="center" w:leader="none" w:pos="4419"/>
         <w:tab w:val="right" w:leader="none" w:pos="8838"/>
         <w:tab w:val="left" w:leader="none" w:pos="4335"/>
       </w:tabs>
-      <w:spacing w:after="0" w:before="0" w:line="240" w:lineRule="auto"/>
-      <w:ind w:left="-284" w:right="0" w:firstLine="0"/>
-      <w:jc w:val="left"/>
+      <w:ind w:left="-284" w:firstLine="0"/>
       <w:rPr>
-        <w:rFonts w:ascii="Times New Roman" w:cs="Times New Roman" w:eastAsia="Times New Roman" w:hAnsi="Times New Roman"/>
-        <w:b w:val="0"/>
-        <w:bCs w:val="0"/>
-        <w:i w:val="0"/>
-        <w:iCs w:val="0"/>
-        <w:smallCaps w:val="0"/>
-        <w:strike w:val="0"/>
         <w:color w:val="000000"/>
-        <w:sz w:val="24"/>
-        <w:szCs w:val="24"/>
-        <w:u w:val="none"/>
-        <w:shd w:fill="auto" w:val="clear"/>
-        <w:vertAlign w:val="baseline"/>
       </w:rPr>
     </w:pPr>
     <w:r>
       <w:rPr>
-        <w:rFonts w:ascii="Times New Roman" w:cs="Times New Roman" w:eastAsia="Times New Roman" w:hAnsi="Times New Roman"/>
-        <w:b w:val="0"/>
-        <w:bCs w:val="0"/>
-        <w:i w:val="0"/>
-        <w:iCs w:val="0"/>
-        <w:smallCaps w:val="0"/>
-        <w:strike w:val="0"/>
         <w:color w:val="000000"/>
-        <w:sz w:val="24"/>
-        <w:szCs w:val="24"/>
-        <w:u w:val="none"/>
-        <w:shd w:fill="auto" w:val="clear"/>
-        <w:vertAlign w:val="baseline"/>
         <w:rtl w:val="0"/>
       </w:rPr>
       <w:t xml:space="preserve">   </w:t>
     </w:r>
     <w:r>
       <w:rPr>
-        <w:rFonts w:ascii="Times New Roman" w:cs="Times New Roman" w:eastAsia="Times New Roman" w:hAnsi="Times New Roman"/>
-        <w:b w:val="0"/>
-        <w:bCs w:val="0"/>
-        <w:i w:val="0"/>
-        <w:iCs w:val="0"/>
-        <w:smallCaps w:val="0"/>
-        <w:strike w:val="0"/>
         <w:color w:val="000000"/>
-        <w:sz w:val="24"/>
-        <w:szCs w:val="24"/>
-        <w:u w:val="none"/>
-        <w:shd w:fill="auto" w:val="clear"/>
-        <w:vertAlign w:val="baseline"/>
       </w:rPr>
       <w:drawing>
         <wp:inline distB="0" distT="0" distL="0" distR="0">
           <wp:extent cx="1869144" cy="498662"/>
           <wp:effectExtent b="0" l="0" r="0" t="0"/>
-          <wp:docPr descr="Texto&#10;&#10;Descripción generada automáticamente con confianza media" id="7" name="image4.jpg"/>
+          <wp:docPr descr="Texto&#10;&#10;Descripción generada automáticamente con confianza media" id="20" name="image7.jpg"/>
           <a:graphic>
             <a:graphicData uri="http://schemas.openxmlformats.org/drawingml/2006/picture">
               <pic:pic>
                 <pic:nvPicPr>
-                  <pic:cNvPr descr="Texto&#10;&#10;Descripción generada automáticamente con confianza media" id="0" name="image4.jpg"/>
+                  <pic:cNvPr descr="Texto&#10;&#10;Descripción generada automáticamente con confianza media" id="0" name="image7.jpg"/>
                   <pic:cNvPicPr preferRelativeResize="0"/>
                 </pic:nvPicPr>
                 <pic:blipFill>
@@ -19686,19 +20011,7 @@
     </w:r>
     <w:r>
       <w:rPr>
-        <w:rFonts w:ascii="Times New Roman" w:cs="Times New Roman" w:eastAsia="Times New Roman" w:hAnsi="Times New Roman"/>
-        <w:b w:val="0"/>
-        <w:bCs w:val="0"/>
-        <w:i w:val="0"/>
-        <w:iCs w:val="0"/>
-        <w:smallCaps w:val="0"/>
-        <w:strike w:val="0"/>
         <w:color w:val="000000"/>
-        <w:sz w:val="24"/>
-        <w:szCs w:val="24"/>
-        <w:u w:val="none"/>
-        <w:shd w:fill="auto" w:val="clear"/>
-        <w:vertAlign w:val="baseline"/>
         <w:rtl w:val="0"/>
       </w:rPr>
       <w:t xml:space="preserve">                                           </w:t>
@@ -19717,7 +20030,7 @@
           <wp:extent cx="1873250" cy="373380"/>
           <wp:effectExtent b="0" l="0" r="0" t="0"/>
           <wp:wrapSquare wrapText="bothSides" distB="0" distT="0" distL="114300" distR="114300"/>
-          <wp:docPr id="8" name="image1.png"/>
+          <wp:docPr id="21" name="image1.png"/>
           <a:graphic>
             <a:graphicData uri="http://schemas.openxmlformats.org/drawingml/2006/picture">
               <pic:pic>
@@ -20776,7 +21089,6 @@
     <w:pPr>
       <w:keepNext w:val="1"/>
       <w:keepLines w:val="1"/>
-      <w:pageBreakBefore w:val="0"/>
       <w:spacing w:after="120" w:before="480" w:lineRule="auto"/>
     </w:pPr>
     <w:rPr>
@@ -21382,7 +21694,7 @@
 
 <file path=customXML/item1.xml><?xml version="1.0" encoding="utf-8"?>
 <go:gDocsCustomXmlDataStorage xmlns:go="http://customooxmlschemas.google.com/" xmlns:r="http://schemas.openxmlformats.org/officeDocument/2006/relationships" uri="GoogleDocsCustomDataVersion2">
-  <go:docsCustomData xmlns:go="http://customooxmlschemas.google.com/" roundtripDataSignature="AMtx7mjHTOCXmsW10Eqy7iELKOQVltnOKg==">CgMxLjAyDmguOXF4cHdmdDVsMjZzMg5oLjVzbWZqbGdhYmlvYjIOaC4ydzUxbGkyb3c4dXIyDmgubjNveXZqNm9obXUwMg5oLmc3d3B2cXVkcWE2cDIOaC5qMmdjeG5nMHRndjQyDmgudHM4dmcxZ2p6cmxkMg5oLjZtMGc2Zjk0eXJ5azIOaC42enFleXY3NnU2amcyDmgua3QxZHhocGZ2NW9mOAByITFmdVAxLVNLN2Y5Um5UNm5fZlM5MGhOTUYwQUpRdUVYYQ==</go:docsCustomData>
+  <go:docsCustomData xmlns:go="http://customooxmlschemas.google.com/" roundtripDataSignature="AMtx7mjAlKUpeOTGtz220r2gvDCZkekB1w==">CgMxLjAyDmguOXF4cHdmdDVsMjZzMg5oLjVzbWZqbGdhYmlvYjIOaC5wM3lzbjBmNTJ1dnMyDmgubjNveXZqNm9obXUwMg1oLjgwOGd1aGhpNTg3OABqMQoUc3VnZ2VzdC5oeHlxeHMxNmpkM3cSGUFMRVggRURVQVJETyBDQUlDQSBaQU1PUkFqMQoUc3VnZ2VzdC5wZzVvdmpqaGFhYXASGUFMRVggRURVQVJETyBDQUlDQSBaQU1PUkFyITE2cVVlTDhyUWdfOWtoWHpQNUw3WEx4NFFhZUhGNHY1Wg==</go:docsCustomData>
 </go:gDocsCustomXmlDataStorage>
 </file>
 
